--- a/ConversionInforme.docx
+++ b/ConversionInforme.docx
@@ -6,11 +6,9 @@
       <w:pPr>
         <w:spacing w:before="100" w:beforeAutospacing="1" w:after="100" w:afterAutospacing="1"/>
         <w:outlineLvl w:val="1"/>
-        <w:rPr>
-          <w:rFonts w:eastAsia="Times New Roman" w:cs="Times New Roman"/>
-          <w:lang w:val="es-CL" w:eastAsia="es-MX"/>
-        </w:rPr>
-      </w:pPr>
+      </w:pPr>
+      <w:bookmarkStart w:id="0" w:name="_Hlk233791290"/>
+      <w:bookmarkEnd w:id="0"/>
       <w:r>
         <w:rPr>
           <w:spacing w:val="11"/>
@@ -26,10 +24,6 @@
         <w:tab/>
       </w:r>
       <w:r>
-        <w:rPr>
-          <w:rFonts w:eastAsia="Times New Roman" w:cs="Times New Roman"/>
-          <w:lang w:val="es-CL" w:eastAsia="es-MX"/>
-        </w:rPr>
         <w:t>Diego Castro Satt</w:t>
       </w:r>
     </w:p>
@@ -246,14 +240,16 @@
         <w:jc w:val="center"/>
         <w:rPr>
           <w:i/>
-          <w:sz w:val="20"/>
+          <w:sz w:val="21"/>
+          <w:szCs w:val="21"/>
         </w:rPr>
       </w:pPr>
       <w:r>
         <w:rPr>
           <w:i/>
           <w:w w:val="105"/>
-          <w:sz w:val="20"/>
+          <w:sz w:val="21"/>
+          <w:szCs w:val="21"/>
         </w:rPr>
         <w:t xml:space="preserve"> </w:t>
       </w:r>
@@ -267,14 +263,16 @@
         <w:rPr>
           <w:b/>
           <w:bCs/>
-          <w:szCs w:val="28"/>
+          <w:sz w:val="21"/>
+          <w:szCs w:val="21"/>
         </w:rPr>
       </w:pPr>
       <w:r>
         <w:rPr>
           <w:b/>
           <w:bCs/>
-          <w:szCs w:val="28"/>
+          <w:sz w:val="21"/>
+          <w:szCs w:val="21"/>
         </w:rPr>
         <w:t>Descripción</w:t>
       </w:r>
@@ -285,45 +283,37 @@
           <w:tab w:val="left" w:pos="1513"/>
         </w:tabs>
         <w:spacing w:line="242" w:lineRule="exact"/>
-      </w:pPr>
-      <w:r>
-        <w:rPr>
-          <w:szCs w:val="28"/>
-        </w:rPr>
-        <w:t xml:space="preserve">El proyecto consiste en el desarrollo de un </w:t>
-      </w:r>
-      <w:proofErr w:type="spellStart"/>
-      <w:r>
-        <w:rPr>
-          <w:szCs w:val="28"/>
-        </w:rPr>
-        <w:t>minisoftware</w:t>
-      </w:r>
-      <w:proofErr w:type="spellEnd"/>
-      <w:r>
-        <w:rPr>
-          <w:szCs w:val="28"/>
-        </w:rPr>
-        <w:t xml:space="preserve"> para la conversión de unidades, implementado usando HTML, CSS y </w:t>
-      </w:r>
-      <w:proofErr w:type="spellStart"/>
-      <w:r>
-        <w:rPr>
-          <w:szCs w:val="28"/>
-        </w:rPr>
-        <w:t>JavaSript</w:t>
-      </w:r>
-      <w:proofErr w:type="spellEnd"/>
-      <w:r>
-        <w:rPr>
-          <w:szCs w:val="28"/>
-        </w:rPr>
-        <w:t xml:space="preserve">. La aplicación permite ingresar un valor numérico, seleccionar la unidad origen (lo que deseamos convertir) y la unidad destino (a lo que queremos convertir), para después ser </w:t>
-      </w:r>
-      <w:r>
-        <w:t>calculado y mostrado el resultado de la conversión. El sistema incorpora distintas categorías de conversión, entre las que se pueden observar están, la longitud, masa, volumen, temperatura,</w:t>
-      </w:r>
-      <w:r>
+        <w:rPr>
+          <w:sz w:val="21"/>
+          <w:szCs w:val="21"/>
+        </w:rPr>
+      </w:pPr>
+      <w:r>
+        <w:rPr>
+          <w:sz w:val="21"/>
+          <w:szCs w:val="21"/>
+        </w:rPr>
+        <w:t>El proyecto consiste en el desarrollo de un mini</w:t>
+      </w:r>
+      <w:r>
+        <w:rPr>
+          <w:sz w:val="21"/>
+          <w:szCs w:val="21"/>
+        </w:rPr>
+        <w:t xml:space="preserve"> </w:t>
+      </w:r>
+      <w:r>
+        <w:rPr>
+          <w:sz w:val="21"/>
+          <w:szCs w:val="21"/>
+        </w:rPr>
+        <w:t>software para la conversión de unidades, implementado usando HTML, CSS y JavaSript. La aplicación permite ingresar un valor numérico, seleccionar la unidad origen (lo que deseamos convertir) y la unidad destino (a lo que queremos convertir), para después ser calculado y mostrado el resultado de la conversión. El sistema incorpora distintas categorías de conversión, entre las que se pueden observar están, la longitud, masa, volumen, temperatura,</w:t>
+      </w:r>
+      <w:r>
+        <w:rPr>
+          <w:sz w:val="21"/>
+          <w:szCs w:val="21"/>
+        </w:rPr>
         <w:t xml:space="preserve"> tiempo, ángulo, datos, frecuencia, fuerza, entre otros. Durante el desarrollo se utilizó Git como sistema de control de versiones y GitHub como repositorio remoto, aplicando un desarrollo mediante commits, ramas de trabajo, integración de cambios y pruebas, con el objetivo de mantener un historial organizado y facilitar la evolución del software.</w:t>
       </w:r>
     </w:p>
@@ -333,6 +323,10 @@
           <w:tab w:val="left" w:pos="1513"/>
         </w:tabs>
         <w:spacing w:line="242" w:lineRule="exact"/>
+        <w:rPr>
+          <w:sz w:val="21"/>
+          <w:szCs w:val="21"/>
+        </w:rPr>
       </w:pPr>
     </w:p>
     <w:p>
@@ -344,19 +338,22 @@
         <w:rPr>
           <w:b/>
           <w:bCs/>
+          <w:sz w:val="21"/>
+          <w:szCs w:val="21"/>
         </w:rPr>
       </w:pPr>
       <w:r>
         <w:rPr>
           <w:b/>
           <w:bCs/>
+          <w:sz w:val="21"/>
+          <w:szCs w:val="21"/>
         </w:rPr>
         <w:t>Estructura</w:t>
       </w:r>
     </w:p>
     <w:p>
       <w:pPr>
-        <w:widowControl/>
         <w:tabs>
           <w:tab w:val="left" w:pos="916"/>
           <w:tab w:val="left" w:pos="1832"/>
@@ -375,21 +372,15 @@
           <w:tab w:val="left" w:pos="13740"/>
           <w:tab w:val="left" w:pos="14656"/>
         </w:tabs>
-        <w:autoSpaceDE/>
-        <w:autoSpaceDN/>
-        <w:rPr>
-          <w:rFonts w:eastAsia="Times New Roman"/>
-          <w:sz w:val="21"/>
-          <w:szCs w:val="21"/>
-          <w:lang w:val="es-CL" w:eastAsia="es-MX"/>
-        </w:rPr>
-      </w:pPr>
-      <w:r>
-        <w:rPr>
-          <w:rFonts w:eastAsia="Times New Roman"/>
-          <w:sz w:val="21"/>
-          <w:szCs w:val="21"/>
-          <w:lang w:val="es-CL" w:eastAsia="es-MX"/>
+        <w:rPr>
+          <w:sz w:val="21"/>
+          <w:szCs w:val="21"/>
+        </w:rPr>
+      </w:pPr>
+      <w:r>
+        <w:rPr>
+          <w:sz w:val="21"/>
+          <w:szCs w:val="21"/>
         </w:rPr>
         <w:t>El proyecto está organizado en carpetas y archivos principales para separar la lógica, la interfaz y las pruebas.</w:t>
       </w:r>
@@ -397,7 +388,6 @@
     <w:p>
       <w:pPr>
         <w:pStyle w:val="Prrafodelista"/>
-        <w:widowControl/>
         <w:numPr>
           <w:ilvl w:val="0"/>
           <w:numId w:val="2"/>
@@ -420,46 +410,21 @@
           <w:tab w:val="left" w:pos="13740"/>
           <w:tab w:val="left" w:pos="14656"/>
         </w:tabs>
-        <w:autoSpaceDE/>
-        <w:autoSpaceDN/>
-        <w:rPr>
-          <w:rFonts w:eastAsia="Times New Roman"/>
-          <w:sz w:val="21"/>
-          <w:szCs w:val="21"/>
-          <w:lang w:val="es-CL" w:eastAsia="es-MX"/>
-        </w:rPr>
-      </w:pPr>
-      <w:r>
-        <w:rPr>
-          <w:rFonts w:eastAsia="Times New Roman"/>
-          <w:sz w:val="21"/>
-          <w:szCs w:val="21"/>
-          <w:lang w:val="es-CL" w:eastAsia="es-MX"/>
-        </w:rPr>
-        <w:t>conversor.html:</w:t>
-      </w:r>
-      <w:r>
-        <w:rPr>
-          <w:rFonts w:eastAsia="Times New Roman"/>
-          <w:sz w:val="21"/>
-          <w:szCs w:val="21"/>
-          <w:lang w:val="es-CL" w:eastAsia="es-MX"/>
-        </w:rPr>
-        <w:t xml:space="preserve"> Es el</w:t>
-      </w:r>
-      <w:r>
-        <w:rPr>
-          <w:rFonts w:eastAsia="Times New Roman"/>
-          <w:sz w:val="21"/>
-          <w:szCs w:val="21"/>
-          <w:lang w:val="es-CL" w:eastAsia="es-MX"/>
-        </w:rPr>
-        <w:t xml:space="preserve"> archivo principal de la interfaz. Contiene la estructura del conversor y conecta los archivos CSS y JavaScript.</w:t>
-      </w:r>
-    </w:p>
-    <w:p>
-      <w:pPr>
-        <w:widowControl/>
+        <w:rPr>
+          <w:sz w:val="21"/>
+          <w:szCs w:val="21"/>
+        </w:rPr>
+      </w:pPr>
+      <w:r>
+        <w:rPr>
+          <w:sz w:val="21"/>
+          <w:szCs w:val="21"/>
+        </w:rPr>
+        <w:t>conversor.html: Es el archivo principal de la interfaz. Contiene la estructura del conversor y conecta los archivos CSS y JavaScript.</w:t>
+      </w:r>
+    </w:p>
+    <w:p>
+      <w:pPr>
         <w:tabs>
           <w:tab w:val="left" w:pos="916"/>
           <w:tab w:val="left" w:pos="1832"/>
@@ -478,20 +443,15 @@
           <w:tab w:val="left" w:pos="13740"/>
           <w:tab w:val="left" w:pos="14656"/>
         </w:tabs>
-        <w:autoSpaceDE/>
-        <w:autoSpaceDN/>
-        <w:rPr>
-          <w:rFonts w:eastAsia="Times New Roman"/>
-          <w:sz w:val="21"/>
-          <w:szCs w:val="21"/>
-          <w:lang w:val="es-CL" w:eastAsia="es-MX"/>
+        <w:rPr>
+          <w:sz w:val="21"/>
+          <w:szCs w:val="21"/>
         </w:rPr>
       </w:pPr>
     </w:p>
     <w:p>
       <w:pPr>
         <w:pStyle w:val="Prrafodelista"/>
-        <w:widowControl/>
         <w:numPr>
           <w:ilvl w:val="0"/>
           <w:numId w:val="2"/>
@@ -514,46 +474,21 @@
           <w:tab w:val="left" w:pos="13740"/>
           <w:tab w:val="left" w:pos="14656"/>
         </w:tabs>
-        <w:autoSpaceDE/>
-        <w:autoSpaceDN/>
-        <w:rPr>
-          <w:rFonts w:eastAsia="Times New Roman"/>
-          <w:sz w:val="21"/>
-          <w:szCs w:val="21"/>
-          <w:lang w:val="es-CL" w:eastAsia="es-MX"/>
-        </w:rPr>
-      </w:pPr>
-      <w:r>
-        <w:rPr>
-          <w:rFonts w:eastAsia="Times New Roman"/>
-          <w:sz w:val="21"/>
-          <w:szCs w:val="21"/>
-          <w:lang w:val="es-CL" w:eastAsia="es-MX"/>
-        </w:rPr>
-        <w:t>Style/conversor.css:</w:t>
-      </w:r>
-      <w:r>
-        <w:rPr>
-          <w:rFonts w:eastAsia="Times New Roman"/>
-          <w:sz w:val="21"/>
-          <w:szCs w:val="21"/>
-          <w:lang w:val="es-CL" w:eastAsia="es-MX"/>
-        </w:rPr>
-        <w:t xml:space="preserve"> Este archivo</w:t>
-      </w:r>
-      <w:r>
-        <w:rPr>
-          <w:rFonts w:eastAsia="Times New Roman"/>
-          <w:sz w:val="21"/>
-          <w:szCs w:val="21"/>
-          <w:lang w:val="es-CL" w:eastAsia="es-MX"/>
-        </w:rPr>
-        <w:t xml:space="preserve"> contiene los estilos visuales de la aplicación, como colores, tamaños, botones, formularios y diseño general.</w:t>
-      </w:r>
-    </w:p>
-    <w:p>
-      <w:pPr>
-        <w:widowControl/>
+        <w:rPr>
+          <w:sz w:val="21"/>
+          <w:szCs w:val="21"/>
+        </w:rPr>
+      </w:pPr>
+      <w:r>
+        <w:rPr>
+          <w:sz w:val="21"/>
+          <w:szCs w:val="21"/>
+        </w:rPr>
+        <w:t>Style/conversor.css: Este archivo contiene los estilos visuales de la aplicación, como colores, tamaños, botones, formularios y diseño general.</w:t>
+      </w:r>
+    </w:p>
+    <w:p>
+      <w:pPr>
         <w:tabs>
           <w:tab w:val="left" w:pos="916"/>
           <w:tab w:val="left" w:pos="1832"/>
@@ -572,20 +507,15 @@
           <w:tab w:val="left" w:pos="13740"/>
           <w:tab w:val="left" w:pos="14656"/>
         </w:tabs>
-        <w:autoSpaceDE/>
-        <w:autoSpaceDN/>
-        <w:rPr>
-          <w:rFonts w:eastAsia="Times New Roman"/>
-          <w:sz w:val="21"/>
-          <w:szCs w:val="21"/>
-          <w:lang w:val="es-CL" w:eastAsia="es-MX"/>
+        <w:rPr>
+          <w:sz w:val="21"/>
+          <w:szCs w:val="21"/>
         </w:rPr>
       </w:pPr>
     </w:p>
     <w:p>
       <w:pPr>
         <w:pStyle w:val="Prrafodelista"/>
-        <w:widowControl/>
         <w:numPr>
           <w:ilvl w:val="0"/>
           <w:numId w:val="2"/>
@@ -608,57 +538,21 @@
           <w:tab w:val="left" w:pos="13740"/>
           <w:tab w:val="left" w:pos="14656"/>
         </w:tabs>
-        <w:autoSpaceDE/>
-        <w:autoSpaceDN/>
-        <w:rPr>
-          <w:rFonts w:eastAsia="Times New Roman"/>
-          <w:sz w:val="21"/>
-          <w:szCs w:val="21"/>
-          <w:lang w:val="es-CL" w:eastAsia="es-MX"/>
-        </w:rPr>
-      </w:pPr>
-      <w:proofErr w:type="spellStart"/>
-      <w:r>
-        <w:rPr>
-          <w:rFonts w:eastAsia="Times New Roman"/>
-          <w:sz w:val="21"/>
-          <w:szCs w:val="21"/>
-          <w:lang w:val="es-CL" w:eastAsia="es-MX"/>
-        </w:rPr>
-        <w:t>Src</w:t>
-      </w:r>
-      <w:proofErr w:type="spellEnd"/>
-      <w:r>
-        <w:rPr>
-          <w:rFonts w:eastAsia="Times New Roman"/>
-          <w:sz w:val="21"/>
-          <w:szCs w:val="21"/>
-          <w:lang w:val="es-CL" w:eastAsia="es-MX"/>
-        </w:rPr>
-        <w:t>/softwaremini.js:</w:t>
-      </w:r>
-      <w:r>
-        <w:rPr>
-          <w:rFonts w:eastAsia="Times New Roman"/>
-          <w:sz w:val="21"/>
-          <w:szCs w:val="21"/>
-          <w:lang w:val="es-CL" w:eastAsia="es-MX"/>
-        </w:rPr>
-        <w:t xml:space="preserve"> Este</w:t>
-      </w:r>
-      <w:r>
-        <w:rPr>
-          <w:rFonts w:eastAsia="Times New Roman"/>
-          <w:sz w:val="21"/>
-          <w:szCs w:val="21"/>
-          <w:lang w:val="es-CL" w:eastAsia="es-MX"/>
-        </w:rPr>
-        <w:t xml:space="preserve"> controla la interacción con el usuario. Obtiene los datos ingresados en la pantalla, llama a las funciones de conversión y muestra el resultado.</w:t>
-      </w:r>
-    </w:p>
-    <w:p>
-      <w:pPr>
-        <w:widowControl/>
+        <w:rPr>
+          <w:sz w:val="21"/>
+          <w:szCs w:val="21"/>
+        </w:rPr>
+      </w:pPr>
+      <w:r>
+        <w:rPr>
+          <w:sz w:val="21"/>
+          <w:szCs w:val="21"/>
+        </w:rPr>
+        <w:t>Src/softwaremini.js: Este controla la interacción con el usuario. Obtiene los datos ingresados en la pantalla, llama a las funciones de conversión y muestra el resultado.</w:t>
+      </w:r>
+    </w:p>
+    <w:p>
+      <w:pPr>
         <w:tabs>
           <w:tab w:val="left" w:pos="916"/>
           <w:tab w:val="left" w:pos="1832"/>
@@ -677,20 +571,15 @@
           <w:tab w:val="left" w:pos="13740"/>
           <w:tab w:val="left" w:pos="14656"/>
         </w:tabs>
-        <w:autoSpaceDE/>
-        <w:autoSpaceDN/>
-        <w:rPr>
-          <w:rFonts w:eastAsia="Times New Roman"/>
-          <w:sz w:val="21"/>
-          <w:szCs w:val="21"/>
-          <w:lang w:val="es-CL" w:eastAsia="es-MX"/>
+        <w:rPr>
+          <w:sz w:val="21"/>
+          <w:szCs w:val="21"/>
         </w:rPr>
       </w:pPr>
     </w:p>
     <w:p>
       <w:pPr>
         <w:pStyle w:val="Prrafodelista"/>
-        <w:widowControl/>
         <w:numPr>
           <w:ilvl w:val="0"/>
           <w:numId w:val="2"/>
@@ -713,87 +602,31 @@
           <w:tab w:val="left" w:pos="13740"/>
           <w:tab w:val="left" w:pos="14656"/>
         </w:tabs>
-        <w:autoSpaceDE/>
-        <w:autoSpaceDN/>
-        <w:rPr>
-          <w:rFonts w:eastAsia="Times New Roman"/>
-          <w:sz w:val="21"/>
-          <w:szCs w:val="21"/>
-          <w:lang w:val="es-CL" w:eastAsia="es-MX"/>
-        </w:rPr>
-      </w:pPr>
-      <w:proofErr w:type="spellStart"/>
-      <w:r>
-        <w:rPr>
-          <w:rFonts w:eastAsia="Times New Roman"/>
-          <w:sz w:val="21"/>
-          <w:szCs w:val="21"/>
-          <w:lang w:val="es-CL" w:eastAsia="es-MX"/>
-        </w:rPr>
-        <w:t>Src</w:t>
-      </w:r>
-      <w:proofErr w:type="spellEnd"/>
-      <w:r>
-        <w:rPr>
-          <w:rFonts w:eastAsia="Times New Roman"/>
-          <w:sz w:val="21"/>
-          <w:szCs w:val="21"/>
-          <w:lang w:val="es-CL" w:eastAsia="es-MX"/>
-        </w:rPr>
-        <w:t xml:space="preserve">/conversiones.js: </w:t>
-      </w:r>
-      <w:r>
-        <w:rPr>
-          <w:rFonts w:eastAsia="Times New Roman"/>
-          <w:sz w:val="21"/>
-          <w:szCs w:val="21"/>
-          <w:lang w:val="es-CL" w:eastAsia="es-MX"/>
-        </w:rPr>
-        <w:t>Posee</w:t>
-      </w:r>
-      <w:r>
-        <w:rPr>
-          <w:rFonts w:eastAsia="Times New Roman"/>
-          <w:sz w:val="21"/>
-          <w:szCs w:val="21"/>
-          <w:lang w:val="es-CL" w:eastAsia="es-MX"/>
-        </w:rPr>
-        <w:t xml:space="preserve"> las funciones y fórmulas necesarias para realizar las conversiones entre las di</w:t>
-      </w:r>
-      <w:r>
-        <w:rPr>
-          <w:rFonts w:eastAsia="Times New Roman"/>
-          <w:sz w:val="21"/>
-          <w:szCs w:val="21"/>
-          <w:lang w:val="es-CL" w:eastAsia="es-MX"/>
-        </w:rPr>
-        <w:t xml:space="preserve">ferentes </w:t>
-      </w:r>
-      <w:r>
-        <w:rPr>
-          <w:rFonts w:eastAsia="Times New Roman"/>
-          <w:sz w:val="21"/>
-          <w:szCs w:val="21"/>
-          <w:lang w:val="es-CL" w:eastAsia="es-MX"/>
-        </w:rPr>
-        <w:t>unidades.</w:t>
+        <w:rPr>
+          <w:sz w:val="21"/>
+          <w:szCs w:val="21"/>
+        </w:rPr>
+      </w:pPr>
+      <w:r>
+        <w:rPr>
+          <w:sz w:val="21"/>
+          <w:szCs w:val="21"/>
+        </w:rPr>
+        <w:t>Src/conversiones.js: Posee las funciones y fórmulas necesarias para realizar las conversiones entre las diferentes unidades.</w:t>
       </w:r>
     </w:p>
     <w:p>
       <w:pPr>
         <w:pStyle w:val="Prrafodelista"/>
         <w:rPr>
-          <w:rFonts w:eastAsia="Times New Roman"/>
-          <w:sz w:val="21"/>
-          <w:szCs w:val="21"/>
-          <w:lang w:val="es-CL" w:eastAsia="es-MX"/>
+          <w:sz w:val="21"/>
+          <w:szCs w:val="21"/>
         </w:rPr>
       </w:pPr>
     </w:p>
     <w:p>
       <w:pPr>
         <w:pStyle w:val="Prrafodelista"/>
-        <w:widowControl/>
         <w:numPr>
           <w:ilvl w:val="0"/>
           <w:numId w:val="2"/>
@@ -816,111 +649,21 @@
           <w:tab w:val="left" w:pos="13740"/>
           <w:tab w:val="left" w:pos="14656"/>
         </w:tabs>
-        <w:autoSpaceDE/>
-        <w:autoSpaceDN/>
-        <w:rPr>
-          <w:rFonts w:eastAsia="Times New Roman"/>
-          <w:sz w:val="21"/>
-          <w:szCs w:val="21"/>
-          <w:lang w:val="es-CL" w:eastAsia="es-MX"/>
-        </w:rPr>
-      </w:pPr>
-      <w:proofErr w:type="spellStart"/>
-      <w:r>
-        <w:rPr>
-          <w:rFonts w:eastAsia="Times New Roman"/>
-          <w:sz w:val="21"/>
-          <w:szCs w:val="21"/>
-          <w:lang w:val="es-CL" w:eastAsia="es-MX"/>
-        </w:rPr>
-        <w:t>Src</w:t>
-      </w:r>
-      <w:proofErr w:type="spellEnd"/>
-      <w:r>
-        <w:rPr>
-          <w:rFonts w:eastAsia="Times New Roman"/>
-          <w:sz w:val="21"/>
-          <w:szCs w:val="21"/>
-          <w:lang w:val="es-CL" w:eastAsia="es-MX"/>
-        </w:rPr>
-        <w:t xml:space="preserve">/unidades.js: </w:t>
-      </w:r>
-      <w:r>
-        <w:rPr>
-          <w:rFonts w:eastAsia="Times New Roman"/>
-          <w:sz w:val="21"/>
-          <w:szCs w:val="21"/>
-          <w:lang w:val="es-CL" w:eastAsia="es-MX"/>
-        </w:rPr>
-        <w:t>A</w:t>
-      </w:r>
-      <w:r>
-        <w:rPr>
-          <w:rFonts w:eastAsia="Times New Roman"/>
-          <w:sz w:val="21"/>
-          <w:szCs w:val="21"/>
-          <w:lang w:val="es-CL" w:eastAsia="es-MX"/>
-        </w:rPr>
-        <w:t xml:space="preserve">lmacena las unidades disponibles y sus factores de conversión, organizados por categoría como longitud, masa, </w:t>
-      </w:r>
-      <w:r>
-        <w:rPr>
-          <w:rFonts w:eastAsia="Times New Roman"/>
-          <w:sz w:val="21"/>
-          <w:szCs w:val="21"/>
-          <w:lang w:val="es-CL" w:eastAsia="es-MX"/>
-        </w:rPr>
-        <w:t xml:space="preserve">tiempo, </w:t>
-      </w:r>
-      <w:r>
-        <w:rPr>
-          <w:rFonts w:eastAsia="Times New Roman"/>
-          <w:sz w:val="21"/>
-          <w:szCs w:val="21"/>
-          <w:lang w:val="es-CL" w:eastAsia="es-MX"/>
-        </w:rPr>
-        <w:t>temperatura</w:t>
-      </w:r>
-      <w:r>
-        <w:rPr>
-          <w:rFonts w:eastAsia="Times New Roman"/>
-          <w:sz w:val="21"/>
-          <w:szCs w:val="21"/>
-          <w:lang w:val="es-CL" w:eastAsia="es-MX"/>
-        </w:rPr>
-        <w:t>, área, volumen, velocidad, presión,</w:t>
-      </w:r>
-      <w:r>
-        <w:rPr>
-          <w:rFonts w:eastAsia="Times New Roman"/>
-          <w:sz w:val="21"/>
-          <w:szCs w:val="21"/>
-          <w:lang w:val="es-CL" w:eastAsia="es-MX"/>
-        </w:rPr>
-        <w:t xml:space="preserve"> </w:t>
-      </w:r>
-      <w:r>
-        <w:rPr>
-          <w:rFonts w:eastAsia="Times New Roman"/>
-          <w:sz w:val="21"/>
-          <w:szCs w:val="21"/>
-          <w:lang w:val="es-CL" w:eastAsia="es-MX"/>
-        </w:rPr>
-        <w:t xml:space="preserve">energía, potencia, fuerza, datos, corriente, voltaje, resistencia, ángulo y </w:t>
-      </w:r>
-      <w:r>
-        <w:rPr>
-          <w:rFonts w:eastAsia="Times New Roman"/>
-          <w:sz w:val="21"/>
-          <w:szCs w:val="21"/>
-          <w:lang w:val="es-CL" w:eastAsia="es-MX"/>
-        </w:rPr>
-        <w:t>consumo de combustible.</w:t>
-      </w:r>
-    </w:p>
-    <w:p>
-      <w:pPr>
-        <w:widowControl/>
+        <w:rPr>
+          <w:sz w:val="21"/>
+          <w:szCs w:val="21"/>
+        </w:rPr>
+      </w:pPr>
+      <w:r>
+        <w:rPr>
+          <w:sz w:val="21"/>
+          <w:szCs w:val="21"/>
+        </w:rPr>
+        <w:t>Src/unidades.js: Almacena las unidades disponibles y sus factores de conversión, organizados por categoría como longitud, masa, tiempo, temperatura, área, volumen, velocidad, presión, energía, potencia, fuerza, datos, corriente, voltaje, resistencia, ángulo y consumo de combustible.</w:t>
+      </w:r>
+    </w:p>
+    <w:p>
+      <w:pPr>
         <w:tabs>
           <w:tab w:val="left" w:pos="916"/>
           <w:tab w:val="left" w:pos="1832"/>
@@ -939,20 +682,15 @@
           <w:tab w:val="left" w:pos="13740"/>
           <w:tab w:val="left" w:pos="14656"/>
         </w:tabs>
-        <w:autoSpaceDE/>
-        <w:autoSpaceDN/>
-        <w:rPr>
-          <w:rFonts w:eastAsia="Times New Roman"/>
-          <w:sz w:val="21"/>
-          <w:szCs w:val="21"/>
-          <w:lang w:val="es-CL" w:eastAsia="es-MX"/>
+        <w:rPr>
+          <w:sz w:val="21"/>
+          <w:szCs w:val="21"/>
         </w:rPr>
       </w:pPr>
     </w:p>
     <w:p>
       <w:pPr>
         <w:pStyle w:val="Prrafodelista"/>
-        <w:widowControl/>
         <w:numPr>
           <w:ilvl w:val="0"/>
           <w:numId w:val="2"/>
@@ -975,28 +713,21 @@
           <w:tab w:val="left" w:pos="13740"/>
           <w:tab w:val="left" w:pos="14656"/>
         </w:tabs>
-        <w:autoSpaceDE/>
-        <w:autoSpaceDN/>
-        <w:rPr>
-          <w:rFonts w:eastAsia="Times New Roman"/>
-          <w:sz w:val="21"/>
-          <w:szCs w:val="21"/>
-          <w:lang w:val="es-CL" w:eastAsia="es-MX"/>
-        </w:rPr>
-      </w:pPr>
-      <w:r>
-        <w:rPr>
-          <w:rFonts w:eastAsia="Times New Roman"/>
-          <w:sz w:val="21"/>
-          <w:szCs w:val="21"/>
-          <w:lang w:val="es-CL" w:eastAsia="es-MX"/>
+        <w:rPr>
+          <w:sz w:val="21"/>
+          <w:szCs w:val="21"/>
+        </w:rPr>
+      </w:pPr>
+      <w:r>
+        <w:rPr>
+          <w:sz w:val="21"/>
+          <w:szCs w:val="21"/>
         </w:rPr>
         <w:t>Test/pruebas.js: contiene pruebas básicas para verificar que algunas conversiones funcionen correctamente.</w:t>
       </w:r>
     </w:p>
     <w:p>
       <w:pPr>
-        <w:widowControl/>
         <w:tabs>
           <w:tab w:val="left" w:pos="916"/>
           <w:tab w:val="left" w:pos="1832"/>
@@ -1015,20 +746,15 @@
           <w:tab w:val="left" w:pos="13740"/>
           <w:tab w:val="left" w:pos="14656"/>
         </w:tabs>
-        <w:autoSpaceDE/>
-        <w:autoSpaceDN/>
-        <w:rPr>
-          <w:rFonts w:eastAsia="Times New Roman"/>
-          <w:sz w:val="21"/>
-          <w:szCs w:val="21"/>
-          <w:lang w:val="es-CL" w:eastAsia="es-MX"/>
+        <w:rPr>
+          <w:sz w:val="21"/>
+          <w:szCs w:val="21"/>
         </w:rPr>
       </w:pPr>
     </w:p>
     <w:p>
       <w:pPr>
         <w:pStyle w:val="Prrafodelista"/>
-        <w:widowControl/>
         <w:numPr>
           <w:ilvl w:val="0"/>
           <w:numId w:val="2"/>
@@ -1051,21 +777,15 @@
           <w:tab w:val="left" w:pos="13740"/>
           <w:tab w:val="left" w:pos="14656"/>
         </w:tabs>
-        <w:autoSpaceDE/>
-        <w:autoSpaceDN/>
-        <w:rPr>
-          <w:rFonts w:eastAsia="Times New Roman"/>
-          <w:sz w:val="21"/>
-          <w:szCs w:val="21"/>
-          <w:lang w:val="es-CL" w:eastAsia="es-MX"/>
-        </w:rPr>
-      </w:pPr>
-      <w:r>
-        <w:rPr>
-          <w:rFonts w:eastAsia="Times New Roman"/>
-          <w:sz w:val="21"/>
-          <w:szCs w:val="21"/>
-          <w:lang w:val="es-CL" w:eastAsia="es-MX"/>
+        <w:rPr>
+          <w:sz w:val="21"/>
+          <w:szCs w:val="21"/>
+        </w:rPr>
+      </w:pPr>
+      <w:r>
+        <w:rPr>
+          <w:sz w:val="21"/>
+          <w:szCs w:val="21"/>
         </w:rPr>
         <w:t>README.md: documento principal del proyecto. Incluye información general, instrucciones de uso y detalles de la estructura del repositorio.</w:t>
       </w:r>
@@ -1079,8 +799,8 @@
         <w:rPr>
           <w:b/>
           <w:bCs/>
-          <w:szCs w:val="28"/>
-          <w:lang w:val="es-CL"/>
+          <w:sz w:val="21"/>
+          <w:szCs w:val="21"/>
         </w:rPr>
       </w:pPr>
     </w:p>
@@ -1093,8 +813,8 @@
         <w:rPr>
           <w:b/>
           <w:bCs/>
-          <w:szCs w:val="28"/>
-          <w:lang w:val="es-CL"/>
+          <w:sz w:val="21"/>
+          <w:szCs w:val="21"/>
         </w:rPr>
       </w:pPr>
     </w:p>
@@ -1107,8 +827,8 @@
         <w:rPr>
           <w:b/>
           <w:bCs/>
-          <w:szCs w:val="28"/>
-          <w:lang w:val="es-CL"/>
+          <w:sz w:val="21"/>
+          <w:szCs w:val="21"/>
         </w:rPr>
       </w:pPr>
     </w:p>
@@ -1121,8 +841,8 @@
         <w:rPr>
           <w:b/>
           <w:bCs/>
-          <w:szCs w:val="28"/>
-          <w:lang w:val="es-CL"/>
+          <w:sz w:val="21"/>
+          <w:szCs w:val="21"/>
         </w:rPr>
       </w:pPr>
     </w:p>
@@ -1135,8 +855,8 @@
         <w:rPr>
           <w:b/>
           <w:bCs/>
-          <w:szCs w:val="28"/>
-          <w:lang w:val="es-CL"/>
+          <w:sz w:val="21"/>
+          <w:szCs w:val="21"/>
         </w:rPr>
       </w:pPr>
     </w:p>
@@ -1149,8 +869,8 @@
         <w:rPr>
           <w:b/>
           <w:bCs/>
-          <w:szCs w:val="28"/>
-          <w:lang w:val="es-CL"/>
+          <w:sz w:val="21"/>
+          <w:szCs w:val="21"/>
         </w:rPr>
       </w:pPr>
     </w:p>
@@ -1163,14 +883,58 @@
         <w:rPr>
           <w:b/>
           <w:bCs/>
-          <w:sz w:val="20"/>
-        </w:rPr>
-      </w:pPr>
-      <w:r>
+          <w:sz w:val="21"/>
+          <w:szCs w:val="21"/>
+        </w:rPr>
+      </w:pPr>
+    </w:p>
+    <w:p>
+      <w:pPr>
+        <w:tabs>
+          <w:tab w:val="left" w:pos="1513"/>
+        </w:tabs>
+        <w:spacing w:line="242" w:lineRule="exact"/>
         <w:rPr>
           <w:b/>
           <w:bCs/>
-          <w:sz w:val="20"/>
+          <w:sz w:val="21"/>
+          <w:szCs w:val="21"/>
+        </w:rPr>
+      </w:pPr>
+    </w:p>
+    <w:p>
+      <w:pPr>
+        <w:tabs>
+          <w:tab w:val="left" w:pos="1513"/>
+        </w:tabs>
+        <w:spacing w:line="242" w:lineRule="exact"/>
+        <w:rPr>
+          <w:b/>
+          <w:bCs/>
+          <w:sz w:val="21"/>
+          <w:szCs w:val="21"/>
+        </w:rPr>
+      </w:pPr>
+    </w:p>
+    <w:p>
+      <w:pPr>
+        <w:tabs>
+          <w:tab w:val="left" w:pos="1513"/>
+        </w:tabs>
+        <w:spacing w:line="242" w:lineRule="exact"/>
+        <w:rPr>
+          <w:b/>
+          <w:bCs/>
+          <w:sz w:val="21"/>
+          <w:szCs w:val="21"/>
+        </w:rPr>
+      </w:pPr>
+      <w:r>
+        <w:rPr>
+          <w:b/>
+          <w:bCs/>
+          <w:sz w:val="21"/>
+          <w:szCs w:val="21"/>
         </w:rPr>
         <w:lastRenderedPageBreak/>
         <w:t>Evolución</w:t>
@@ -1181,7 +945,7 @@
         <w:pStyle w:val="HTMLconformatoprevio"/>
         <w:rPr>
           <w:rStyle w:val="CdigoHTML"/>
-          <w:rFonts w:ascii="Calibri" w:hAnsi="Calibri" w:cs="Calibri"/>
+          <w:rFonts w:ascii="Times New Roman" w:hAnsi="Times New Roman" w:cs="Times New Roman"/>
           <w:sz w:val="21"/>
           <w:szCs w:val="21"/>
         </w:rPr>
@@ -1189,7 +953,7 @@
       <w:r>
         <w:rPr>
           <w:rStyle w:val="CdigoHTML"/>
-          <w:rFonts w:ascii="Calibri" w:hAnsi="Calibri" w:cs="Calibri"/>
+          <w:rFonts w:ascii="Times New Roman" w:hAnsi="Times New Roman" w:cs="Times New Roman"/>
           <w:sz w:val="21"/>
           <w:szCs w:val="21"/>
         </w:rPr>
@@ -1205,7 +969,7 @@
         </w:numPr>
         <w:rPr>
           <w:rStyle w:val="CdigoHTML"/>
-          <w:rFonts w:ascii="Calibri" w:hAnsi="Calibri" w:cs="Calibri"/>
+          <w:rFonts w:ascii="Times New Roman" w:hAnsi="Times New Roman" w:cs="Times New Roman"/>
           <w:sz w:val="21"/>
           <w:szCs w:val="21"/>
         </w:rPr>
@@ -1213,7 +977,7 @@
       <w:r>
         <w:rPr>
           <w:rStyle w:val="CdigoHTML"/>
-          <w:rFonts w:ascii="Calibri" w:hAnsi="Calibri" w:cs="Calibri"/>
+          <w:rFonts w:ascii="Times New Roman" w:hAnsi="Times New Roman" w:cs="Times New Roman"/>
           <w:sz w:val="21"/>
           <w:szCs w:val="21"/>
         </w:rPr>
@@ -1229,7 +993,7 @@
         </w:numPr>
         <w:rPr>
           <w:rStyle w:val="CdigoHTML"/>
-          <w:rFonts w:ascii="Calibri" w:hAnsi="Calibri" w:cs="Calibri"/>
+          <w:rFonts w:ascii="Times New Roman" w:hAnsi="Times New Roman" w:cs="Times New Roman"/>
           <w:sz w:val="21"/>
           <w:szCs w:val="21"/>
         </w:rPr>
@@ -1237,7 +1001,7 @@
       <w:r>
         <w:rPr>
           <w:rStyle w:val="CdigoHTML"/>
-          <w:rFonts w:ascii="Calibri" w:hAnsi="Calibri" w:cs="Calibri"/>
+          <w:rFonts w:ascii="Times New Roman" w:hAnsi="Times New Roman" w:cs="Times New Roman"/>
           <w:sz w:val="21"/>
           <w:szCs w:val="21"/>
         </w:rPr>
@@ -1253,7 +1017,7 @@
         </w:numPr>
         <w:rPr>
           <w:rStyle w:val="CdigoHTML"/>
-          <w:rFonts w:ascii="Calibri" w:hAnsi="Calibri" w:cs="Calibri"/>
+          <w:rFonts w:ascii="Times New Roman" w:hAnsi="Times New Roman" w:cs="Times New Roman"/>
           <w:sz w:val="21"/>
           <w:szCs w:val="21"/>
         </w:rPr>
@@ -1261,7 +1025,7 @@
       <w:r>
         <w:rPr>
           <w:rStyle w:val="CdigoHTML"/>
-          <w:rFonts w:ascii="Calibri" w:hAnsi="Calibri" w:cs="Calibri"/>
+          <w:rFonts w:ascii="Times New Roman" w:hAnsi="Times New Roman" w:cs="Times New Roman"/>
           <w:sz w:val="21"/>
           <w:szCs w:val="21"/>
         </w:rPr>
@@ -1277,7 +1041,7 @@
         </w:numPr>
         <w:rPr>
           <w:rStyle w:val="CdigoHTML"/>
-          <w:rFonts w:ascii="Calibri" w:hAnsi="Calibri" w:cs="Calibri"/>
+          <w:rFonts w:ascii="Times New Roman" w:hAnsi="Times New Roman" w:cs="Times New Roman"/>
           <w:sz w:val="21"/>
           <w:szCs w:val="21"/>
         </w:rPr>
@@ -1285,7 +1049,7 @@
       <w:r>
         <w:rPr>
           <w:rStyle w:val="CdigoHTML"/>
-          <w:rFonts w:ascii="Calibri" w:hAnsi="Calibri" w:cs="Calibri"/>
+          <w:rFonts w:ascii="Times New Roman" w:hAnsi="Times New Roman" w:cs="Times New Roman"/>
           <w:sz w:val="21"/>
           <w:szCs w:val="21"/>
         </w:rPr>
@@ -1301,7 +1065,7 @@
         </w:numPr>
         <w:rPr>
           <w:rStyle w:val="CdigoHTML"/>
-          <w:rFonts w:ascii="Calibri" w:hAnsi="Calibri" w:cs="Calibri"/>
+          <w:rFonts w:ascii="Times New Roman" w:hAnsi="Times New Roman" w:cs="Times New Roman"/>
           <w:sz w:val="21"/>
           <w:szCs w:val="21"/>
         </w:rPr>
@@ -1309,20 +1073,11 @@
       <w:r>
         <w:rPr>
           <w:rStyle w:val="CdigoHTML"/>
-          <w:rFonts w:ascii="Calibri" w:hAnsi="Calibri" w:cs="Calibri"/>
-          <w:sz w:val="21"/>
-          <w:szCs w:val="21"/>
-        </w:rPr>
-        <w:t xml:space="preserve">También se desarrolló la rama feature-interfaz, enfocada en mejorar la presentación visual del conversor. En </w:t>
-      </w:r>
-      <w:r>
-        <w:rPr>
-          <w:rStyle w:val="CdigoHTML"/>
-          <w:rFonts w:ascii="Calibri" w:hAnsi="Calibri" w:cs="Calibri"/>
-          <w:sz w:val="21"/>
-          <w:szCs w:val="21"/>
-        </w:rPr>
-        <w:t>esta parte se agregaron estilos, colores, bordes, ubicación de elementos y mejoras generales en la interfaz.</w:t>
+          <w:rFonts w:ascii="Times New Roman" w:hAnsi="Times New Roman" w:cs="Times New Roman"/>
+          <w:sz w:val="21"/>
+          <w:szCs w:val="21"/>
+        </w:rPr>
+        <w:t>También se desarrolló la rama feature-interfaz, enfocada en mejorar la presentación visual del conversor. En esta parte se agregaron estilos, colores, bordes, ubicación de elementos y mejoras generales en la interfaz.</w:t>
       </w:r>
     </w:p>
     <w:p>
@@ -1334,7 +1089,7 @@
         </w:numPr>
         <w:rPr>
           <w:rStyle w:val="CdigoHTML"/>
-          <w:rFonts w:ascii="Calibri" w:hAnsi="Calibri" w:cs="Calibri"/>
+          <w:rFonts w:ascii="Times New Roman" w:hAnsi="Times New Roman" w:cs="Times New Roman"/>
           <w:sz w:val="21"/>
           <w:szCs w:val="21"/>
         </w:rPr>
@@ -1342,7 +1097,7 @@
       <w:r>
         <w:rPr>
           <w:rStyle w:val="CdigoHTML"/>
-          <w:rFonts w:ascii="Calibri" w:hAnsi="Calibri" w:cs="Calibri"/>
+          <w:rFonts w:ascii="Times New Roman" w:hAnsi="Times New Roman" w:cs="Times New Roman"/>
           <w:sz w:val="21"/>
           <w:szCs w:val="21"/>
         </w:rPr>
@@ -1357,34 +1112,16 @@
           <w:numId w:val="3"/>
         </w:numPr>
         <w:rPr>
-          <w:rFonts w:ascii="Calibri" w:hAnsi="Calibri" w:cs="Calibri"/>
-          <w:sz w:val="21"/>
-          <w:szCs w:val="21"/>
-        </w:rPr>
-      </w:pPr>
-      <w:r>
-        <w:rPr>
-          <w:rFonts w:ascii="Calibri" w:hAnsi="Calibri" w:cs="Calibri"/>
-          <w:sz w:val="21"/>
-          <w:szCs w:val="21"/>
-        </w:rPr>
-        <w:t>Luego se incorporó la conversión de monedas al proyecto. Para esto se agregó una categoría de monedas dentro de las unidades disponibles, incluyendo valores como USD, CLP, EUR y otr</w:t>
-      </w:r>
-      <w:r>
-        <w:rPr>
-          <w:rFonts w:ascii="Calibri" w:hAnsi="Calibri" w:cs="Calibri"/>
-          <w:sz w:val="21"/>
-          <w:szCs w:val="21"/>
-        </w:rPr>
-        <w:t>os códigos de monedas</w:t>
-      </w:r>
-      <w:r>
-        <w:rPr>
-          <w:rFonts w:ascii="Calibri" w:hAnsi="Calibri" w:cs="Calibri"/>
-          <w:sz w:val="21"/>
-          <w:szCs w:val="21"/>
-        </w:rPr>
-        <w:t>.</w:t>
+          <w:sz w:val="21"/>
+          <w:szCs w:val="21"/>
+        </w:rPr>
+      </w:pPr>
+      <w:r>
+        <w:rPr>
+          <w:sz w:val="21"/>
+          <w:szCs w:val="21"/>
+        </w:rPr>
+        <w:t>Luego se incorporó la conversión de monedas al proyecto. Para esto se agregó una categoría de monedas dentro de las unidades disponibles, incluyendo valores como USD, CLP, EUR y otros códigos de monedas.</w:t>
       </w:r>
     </w:p>
     <w:p>
@@ -1395,23 +1132,48 @@
           <w:numId w:val="3"/>
         </w:numPr>
         <w:rPr>
-          <w:rFonts w:ascii="Calibri" w:hAnsi="Calibri" w:cs="Calibri"/>
-          <w:sz w:val="21"/>
-          <w:szCs w:val="21"/>
-        </w:rPr>
-      </w:pPr>
-      <w:r>
-        <w:rPr>
-          <w:rFonts w:ascii="Calibri" w:hAnsi="Calibri" w:cs="Calibri"/>
-          <w:sz w:val="21"/>
-          <w:szCs w:val="21"/>
-        </w:rPr>
-        <w:t xml:space="preserve">Después se actualizó la interfaz para que el usuario no mezclara unidades físicas con monedas. Se agregó una primera selección donde se debe escoger si se quiere convertir una </w:t>
+          <w:sz w:val="21"/>
+          <w:szCs w:val="21"/>
+        </w:rPr>
+      </w:pPr>
+      <w:r>
+        <w:rPr>
+          <w:sz w:val="21"/>
+          <w:szCs w:val="21"/>
+        </w:rPr>
+        <w:t xml:space="preserve">Después se actualizó la interfaz para que el usuario no mezclara </w:t>
+      </w:r>
+      <w:r>
+        <w:rPr>
+          <w:sz w:val="21"/>
+          <w:szCs w:val="21"/>
+        </w:rPr>
+        <w:t xml:space="preserve">las </w:t>
+      </w:r>
+      <w:r>
+        <w:rPr>
+          <w:sz w:val="21"/>
+          <w:szCs w:val="21"/>
+        </w:rPr>
+        <w:t>unidades con</w:t>
+      </w:r>
+      <w:r>
+        <w:rPr>
+          <w:sz w:val="21"/>
+          <w:szCs w:val="21"/>
+        </w:rPr>
+        <w:t xml:space="preserve"> las</w:t>
+      </w:r>
+      <w:r>
+        <w:rPr>
+          <w:sz w:val="21"/>
+          <w:szCs w:val="21"/>
+        </w:rPr>
+        <w:t xml:space="preserve"> monedas. Se agregó una primera selección donde se debe escoger si se quiere convertir una </w:t>
       </w:r>
       <w:r>
         <w:rPr>
           <w:rStyle w:val="Fuerte"/>
-          <w:rFonts w:ascii="Calibri" w:hAnsi="Calibri" w:cs="Calibri"/>
           <w:b w:val="0"/>
           <w:bCs w:val="0"/>
           <w:sz w:val="21"/>
@@ -1421,7 +1183,6 @@
       </w:r>
       <w:r>
         <w:rPr>
-          <w:rFonts w:ascii="Calibri" w:hAnsi="Calibri" w:cs="Calibri"/>
           <w:sz w:val="21"/>
           <w:szCs w:val="21"/>
         </w:rPr>
@@ -1430,7 +1191,6 @@
       <w:r>
         <w:rPr>
           <w:rStyle w:val="Fuerte"/>
-          <w:rFonts w:ascii="Calibri" w:hAnsi="Calibri" w:cs="Calibri"/>
           <w:b w:val="0"/>
           <w:bCs w:val="0"/>
           <w:sz w:val="21"/>
@@ -1440,7 +1200,6 @@
       </w:r>
       <w:r>
         <w:rPr>
-          <w:rFonts w:ascii="Calibri" w:hAnsi="Calibri" w:cs="Calibri"/>
           <w:b/>
           <w:bCs/>
           <w:sz w:val="21"/>
@@ -1457,34 +1216,16 @@
           <w:numId w:val="3"/>
         </w:numPr>
         <w:rPr>
-          <w:rFonts w:ascii="Calibri" w:hAnsi="Calibri" w:cs="Calibri"/>
-          <w:sz w:val="21"/>
-          <w:szCs w:val="21"/>
-        </w:rPr>
-      </w:pPr>
-      <w:r>
-        <w:rPr>
-          <w:rFonts w:ascii="Calibri" w:hAnsi="Calibri" w:cs="Calibri"/>
-          <w:sz w:val="21"/>
-          <w:szCs w:val="21"/>
-        </w:rPr>
-        <w:t>Cuando el usuario escoge convertir una unidad, se agregó una segunda selección para elegir la categoría correspondiente, como longitud, masa, volumen, temperatura, tiempo, área, velocidad, entre otras</w:t>
-      </w:r>
-      <w:r>
-        <w:rPr>
-          <w:rFonts w:ascii="Calibri" w:hAnsi="Calibri" w:cs="Calibri"/>
-          <w:sz w:val="21"/>
-          <w:szCs w:val="21"/>
-        </w:rPr>
-        <w:t xml:space="preserve"> categorías</w:t>
-      </w:r>
-      <w:r>
-        <w:rPr>
-          <w:rFonts w:ascii="Calibri" w:hAnsi="Calibri" w:cs="Calibri"/>
-          <w:sz w:val="21"/>
-          <w:szCs w:val="21"/>
-        </w:rPr>
-        <w:t>.</w:t>
+          <w:sz w:val="21"/>
+          <w:szCs w:val="21"/>
+        </w:rPr>
+      </w:pPr>
+      <w:r>
+        <w:rPr>
+          <w:sz w:val="21"/>
+          <w:szCs w:val="21"/>
+        </w:rPr>
+        <w:t>Cuando el usuario escoge convertir una unidad, se agregó una segunda selección para elegir la categoría correspondiente, como longitud, masa, volumen, temperatura, tiempo, área, velocidad, entre otras categorías.</w:t>
       </w:r>
     </w:p>
     <w:p>
@@ -1495,34 +1236,30 @@
           <w:numId w:val="3"/>
         </w:numPr>
         <w:rPr>
-          <w:rFonts w:ascii="Calibri" w:hAnsi="Calibri" w:cs="Calibri"/>
-          <w:sz w:val="21"/>
-          <w:szCs w:val="21"/>
-        </w:rPr>
-      </w:pPr>
-      <w:r>
-        <w:rPr>
-          <w:rFonts w:ascii="Calibri" w:hAnsi="Calibri" w:cs="Calibri"/>
-          <w:sz w:val="21"/>
-          <w:szCs w:val="21"/>
-        </w:rPr>
-        <w:t xml:space="preserve">Cuando el usuario escoge convertir moneda, el selector de categoría se oculta, ya que no corresponde mostrar opciones como masa o longitud en ese caso. Así la interfaz </w:t>
-      </w:r>
-      <w:r>
-        <w:rPr>
-          <w:rFonts w:ascii="Calibri" w:hAnsi="Calibri" w:cs="Calibri"/>
-          <w:sz w:val="21"/>
-          <w:szCs w:val="21"/>
-        </w:rPr>
-        <w:t xml:space="preserve">es </w:t>
-      </w:r>
-      <w:r>
-        <w:rPr>
-          <w:rFonts w:ascii="Calibri" w:hAnsi="Calibri" w:cs="Calibri"/>
-          <w:sz w:val="21"/>
-          <w:szCs w:val="21"/>
-        </w:rPr>
-        <w:t>más clara y fácil de usar.</w:t>
+          <w:sz w:val="21"/>
+          <w:szCs w:val="21"/>
+        </w:rPr>
+      </w:pPr>
+      <w:r>
+        <w:rPr>
+          <w:sz w:val="21"/>
+          <w:szCs w:val="21"/>
+        </w:rPr>
+        <w:t>Cuando el usuario escoge convertir moneda, el selector de categoría se oculta, ya que no corresponde mostrar opciones como masa o longitud en es</w:t>
+      </w:r>
+      <w:r>
+        <w:rPr>
+          <w:sz w:val="21"/>
+          <w:szCs w:val="21"/>
+        </w:rPr>
+        <w:t>t</w:t>
+      </w:r>
+      <w:r>
+        <w:rPr>
+          <w:sz w:val="21"/>
+          <w:szCs w:val="21"/>
+        </w:rPr>
+        <w:t>e caso. Así la interfaz es más clara y fácil de usar.</w:t>
       </w:r>
     </w:p>
     <w:p>
@@ -1533,14 +1270,12 @@
           <w:numId w:val="3"/>
         </w:numPr>
         <w:rPr>
-          <w:rFonts w:ascii="Calibri" w:hAnsi="Calibri" w:cs="Calibri"/>
-          <w:sz w:val="21"/>
-          <w:szCs w:val="21"/>
-        </w:rPr>
-      </w:pPr>
-      <w:r>
-        <w:rPr>
-          <w:rFonts w:ascii="Calibri" w:hAnsi="Calibri" w:cs="Calibri"/>
+          <w:sz w:val="21"/>
+          <w:szCs w:val="21"/>
+        </w:rPr>
+      </w:pPr>
+      <w:r>
+        <w:rPr>
           <w:sz w:val="21"/>
           <w:szCs w:val="21"/>
         </w:rPr>
@@ -1549,7 +1284,7 @@
       <w:r>
         <w:rPr>
           <w:rStyle w:val="CdigoHTML"/>
-          <w:rFonts w:ascii="Calibri" w:hAnsi="Calibri" w:cs="Calibri"/>
+          <w:rFonts w:ascii="Times New Roman" w:hAnsi="Times New Roman" w:cs="Times New Roman"/>
           <w:sz w:val="21"/>
           <w:szCs w:val="21"/>
         </w:rPr>
@@ -1557,7 +1292,6 @@
       </w:r>
       <w:r>
         <w:rPr>
-          <w:rFonts w:ascii="Calibri" w:hAnsi="Calibri" w:cs="Calibri"/>
           <w:sz w:val="21"/>
           <w:szCs w:val="21"/>
         </w:rPr>
@@ -1566,7 +1300,7 @@
       <w:r>
         <w:rPr>
           <w:rStyle w:val="CdigoHTML"/>
-          <w:rFonts w:ascii="Calibri" w:hAnsi="Calibri" w:cs="Calibri"/>
+          <w:rFonts w:ascii="Times New Roman" w:hAnsi="Times New Roman" w:cs="Times New Roman"/>
           <w:sz w:val="21"/>
           <w:szCs w:val="21"/>
         </w:rPr>
@@ -1574,27 +1308,10 @@
       </w:r>
       <w:r>
         <w:rPr>
-          <w:rFonts w:ascii="Calibri" w:hAnsi="Calibri" w:cs="Calibri"/>
-          <w:sz w:val="21"/>
-          <w:szCs w:val="21"/>
-        </w:rPr>
-        <w:t xml:space="preserve">, lo que </w:t>
-      </w:r>
-      <w:r>
-        <w:rPr>
-          <w:rFonts w:ascii="Calibri" w:hAnsi="Calibri" w:cs="Calibri"/>
-          <w:sz w:val="21"/>
-          <w:szCs w:val="21"/>
-        </w:rPr>
-        <w:t>ayuda a conocer los nombres de</w:t>
-      </w:r>
-      <w:r>
-        <w:rPr>
-          <w:rFonts w:ascii="Calibri" w:hAnsi="Calibri" w:cs="Calibri"/>
-          <w:sz w:val="21"/>
-          <w:szCs w:val="21"/>
-        </w:rPr>
-        <w:t xml:space="preserve"> todos los códigos de monedas.</w:t>
+          <w:sz w:val="21"/>
+          <w:szCs w:val="21"/>
+        </w:rPr>
+        <w:t>, lo que ayuda a conocer los nombres de todos los códigos de monedas.</w:t>
       </w:r>
     </w:p>
     <w:p>
@@ -1605,38 +1322,35 @@
           <w:numId w:val="3"/>
         </w:numPr>
         <w:rPr>
-          <w:rFonts w:ascii="Calibri" w:hAnsi="Calibri" w:cs="Calibri"/>
-          <w:sz w:val="21"/>
-          <w:szCs w:val="21"/>
-        </w:rPr>
-      </w:pPr>
-      <w:r>
-        <w:rPr>
-          <w:rFonts w:ascii="Calibri" w:hAnsi="Calibri" w:cs="Calibri"/>
-          <w:sz w:val="21"/>
-          <w:szCs w:val="21"/>
-        </w:rPr>
-        <w:t>Por último</w:t>
-      </w:r>
-      <w:r>
-        <w:rPr>
-          <w:rFonts w:ascii="Calibri" w:hAnsi="Calibri" w:cs="Calibri"/>
-          <w:sz w:val="21"/>
-          <w:szCs w:val="21"/>
-        </w:rPr>
-        <w:t>, se fue integrando</w:t>
-      </w:r>
-      <w:r>
-        <w:rPr>
-          <w:rFonts w:ascii="Calibri" w:hAnsi="Calibri" w:cs="Calibri"/>
-          <w:sz w:val="21"/>
-          <w:szCs w:val="21"/>
-        </w:rPr>
-        <w:t>,</w:t>
-      </w:r>
-      <w:r>
-        <w:rPr>
-          <w:rFonts w:ascii="Calibri" w:hAnsi="Calibri" w:cs="Calibri"/>
+          <w:sz w:val="21"/>
+          <w:szCs w:val="21"/>
+        </w:rPr>
+      </w:pPr>
+      <w:r>
+        <w:rPr>
+          <w:sz w:val="21"/>
+          <w:szCs w:val="21"/>
+        </w:rPr>
+        <w:t xml:space="preserve">Por último, se fue integrando, mediante merges, el trabajo de las distintas ramas secundarias (feature-conversiones, feature-interfaz y test) hacia la rama principal </w:t>
+      </w:r>
+      <w:r>
+        <w:rPr>
+          <w:rStyle w:val="CdigoHTML"/>
+          <w:rFonts w:ascii="Times New Roman" w:hAnsi="Times New Roman" w:cs="Times New Roman"/>
+          <w:sz w:val="21"/>
+          <w:szCs w:val="21"/>
+        </w:rPr>
+        <w:t>main</w:t>
+      </w:r>
+      <w:r>
+        <w:rPr>
+          <w:sz w:val="21"/>
+          <w:szCs w:val="21"/>
+        </w:rPr>
+        <w:t>, dejando el proyecto</w:t>
+      </w:r>
+      <w:r>
+        <w:rPr>
           <w:sz w:val="21"/>
           <w:szCs w:val="21"/>
         </w:rPr>
@@ -1644,798 +1358,3815 @@
       </w:r>
       <w:r>
         <w:rPr>
-          <w:rFonts w:ascii="Calibri" w:hAnsi="Calibri" w:cs="Calibri"/>
-          <w:sz w:val="21"/>
-          <w:szCs w:val="21"/>
-        </w:rPr>
-        <w:t xml:space="preserve">mediante </w:t>
-      </w:r>
-      <w:proofErr w:type="spellStart"/>
-      <w:r>
-        <w:rPr>
-          <w:rFonts w:ascii="Calibri" w:hAnsi="Calibri" w:cs="Calibri"/>
-          <w:sz w:val="21"/>
-          <w:szCs w:val="21"/>
-        </w:rPr>
-        <w:t>merges</w:t>
-      </w:r>
-      <w:proofErr w:type="spellEnd"/>
-      <w:r>
-        <w:rPr>
-          <w:rFonts w:ascii="Calibri" w:hAnsi="Calibri" w:cs="Calibri"/>
-          <w:sz w:val="21"/>
-          <w:szCs w:val="21"/>
-        </w:rPr>
-        <w:t xml:space="preserve">, </w:t>
-      </w:r>
-      <w:r>
-        <w:rPr>
-          <w:rFonts w:ascii="Calibri" w:hAnsi="Calibri" w:cs="Calibri"/>
-          <w:sz w:val="21"/>
-          <w:szCs w:val="21"/>
-        </w:rPr>
-        <w:t xml:space="preserve">el trabajo de las distintas ramas secundarias </w:t>
-      </w:r>
-      <w:r>
-        <w:rPr>
-          <w:rFonts w:ascii="Calibri" w:hAnsi="Calibri" w:cs="Calibri"/>
-          <w:sz w:val="21"/>
-          <w:szCs w:val="21"/>
-        </w:rPr>
-        <w:t xml:space="preserve">(feature-conversiones, feature-interfaz y test) </w:t>
-      </w:r>
-      <w:r>
-        <w:rPr>
-          <w:rFonts w:ascii="Calibri" w:hAnsi="Calibri" w:cs="Calibri"/>
-          <w:sz w:val="21"/>
-          <w:szCs w:val="21"/>
-        </w:rPr>
-        <w:t xml:space="preserve">hacia la rama principal </w:t>
-      </w:r>
-      <w:proofErr w:type="spellStart"/>
-      <w:r>
-        <w:rPr>
-          <w:rStyle w:val="CdigoHTML"/>
-          <w:rFonts w:ascii="Calibri" w:hAnsi="Calibri" w:cs="Calibri"/>
-          <w:sz w:val="21"/>
-          <w:szCs w:val="21"/>
-        </w:rPr>
-        <w:t>main</w:t>
-      </w:r>
-      <w:proofErr w:type="spellEnd"/>
-      <w:r>
-        <w:rPr>
-          <w:rFonts w:ascii="Calibri" w:hAnsi="Calibri" w:cs="Calibri"/>
-          <w:sz w:val="21"/>
-          <w:szCs w:val="21"/>
-        </w:rPr>
-        <w:t>, dejando el proyecto más completo, ordenado y funcional. Con esto, el conversor pasó de ser una versión básica a un</w:t>
-      </w:r>
-      <w:r>
-        <w:rPr>
-          <w:rFonts w:ascii="Calibri" w:hAnsi="Calibri" w:cs="Calibri"/>
-          <w:sz w:val="21"/>
-          <w:szCs w:val="21"/>
-        </w:rPr>
-        <w:t xml:space="preserve"> mini software</w:t>
-      </w:r>
-      <w:r>
-        <w:rPr>
-          <w:rFonts w:ascii="Calibri" w:hAnsi="Calibri" w:cs="Calibri"/>
-          <w:sz w:val="21"/>
-          <w:szCs w:val="21"/>
-        </w:rPr>
-        <w:t xml:space="preserve"> con interfaz, lógica separada, validaciones, pruebas y soporte para distintos tipos de conversiones.</w:t>
-      </w:r>
-    </w:p>
-    <w:p>
-      <w:pPr>
-        <w:tabs>
-          <w:tab w:val="left" w:pos="1513"/>
-        </w:tabs>
-        <w:spacing w:line="242" w:lineRule="exact"/>
-        <w:rPr>
-          <w:sz w:val="20"/>
-        </w:rPr>
-      </w:pPr>
-      <w:r>
-        <w:rPr>
-          <w:sz w:val="20"/>
-        </w:rPr>
-        <w:t>Análisis del historial de git</w:t>
-      </w:r>
-    </w:p>
-    <w:p>
-      <w:pPr>
-        <w:tabs>
-          <w:tab w:val="left" w:pos="1513"/>
-        </w:tabs>
-        <w:spacing w:line="242" w:lineRule="exact"/>
-        <w:rPr>
-          <w:sz w:val="20"/>
-        </w:rPr>
-      </w:pPr>
-      <w:r>
-        <w:rPr>
-          <w:sz w:val="20"/>
-        </w:rPr>
-        <w:t>Análisis de integración de cambios</w:t>
-      </w:r>
-    </w:p>
-    <w:p>
-      <w:pPr>
-        <w:tabs>
-          <w:tab w:val="left" w:pos="1513"/>
-        </w:tabs>
-        <w:spacing w:line="242" w:lineRule="exact"/>
-        <w:rPr>
-          <w:sz w:val="20"/>
-        </w:rPr>
-      </w:pPr>
-      <w:r>
-        <w:rPr>
-          <w:sz w:val="20"/>
-        </w:rPr>
-        <w:t>Visualización del repositorio</w:t>
-      </w:r>
-    </w:p>
-    <w:p>
-      <w:pPr>
-        <w:tabs>
-          <w:tab w:val="left" w:pos="1513"/>
-        </w:tabs>
-        <w:spacing w:line="242" w:lineRule="exact"/>
-        <w:rPr>
-          <w:sz w:val="20"/>
-        </w:rPr>
-      </w:pPr>
-      <w:r>
-        <w:rPr>
-          <w:sz w:val="20"/>
-        </w:rPr>
-        <w:t>Análisis de métricas</w:t>
-      </w:r>
-    </w:p>
-    <w:p>
-      <w:pPr>
-        <w:tabs>
-          <w:tab w:val="left" w:pos="1513"/>
-        </w:tabs>
-        <w:spacing w:line="242" w:lineRule="exact"/>
-        <w:rPr>
-          <w:sz w:val="20"/>
-        </w:rPr>
-      </w:pPr>
-      <w:r>
-        <w:rPr>
-          <w:sz w:val="20"/>
-        </w:rPr>
-        <w:t>Reflexión final</w:t>
-      </w:r>
-    </w:p>
-    <w:p>
-      <w:pPr>
-        <w:tabs>
-          <w:tab w:val="left" w:pos="1513"/>
-        </w:tabs>
-        <w:spacing w:line="242" w:lineRule="exact"/>
-        <w:rPr>
-          <w:sz w:val="20"/>
-        </w:rPr>
-      </w:pPr>
-    </w:p>
-    <w:p>
-      <w:pPr>
-        <w:widowControl/>
-        <w:shd w:val="clear" w:color="auto" w:fill="121314"/>
-        <w:autoSpaceDE/>
-        <w:autoSpaceDN/>
-        <w:spacing w:line="270" w:lineRule="atLeast"/>
-        <w:rPr>
-          <w:rFonts w:ascii="Menlo" w:eastAsia="Times New Roman" w:hAnsi="Menlo" w:cs="Menlo"/>
-          <w:color w:val="BBBEBF"/>
-          <w:sz w:val="18"/>
-          <w:szCs w:val="18"/>
-          <w:lang w:val="es-CL" w:eastAsia="es-MX"/>
-        </w:rPr>
-      </w:pPr>
-    </w:p>
-    <w:p>
-      <w:pPr>
-        <w:widowControl/>
-        <w:shd w:val="clear" w:color="auto" w:fill="121314"/>
-        <w:autoSpaceDE/>
-        <w:autoSpaceDN/>
-        <w:spacing w:line="270" w:lineRule="atLeast"/>
-        <w:rPr>
-          <w:rFonts w:ascii="Menlo" w:eastAsia="Times New Roman" w:hAnsi="Menlo" w:cs="Menlo"/>
-          <w:color w:val="BBBEBF"/>
-          <w:sz w:val="18"/>
-          <w:szCs w:val="18"/>
-          <w:lang w:val="es-CL" w:eastAsia="es-MX"/>
-        </w:rPr>
-      </w:pPr>
-      <w:r>
-        <w:rPr>
-          <w:rFonts w:ascii="Menlo" w:eastAsia="Times New Roman" w:hAnsi="Menlo" w:cs="Menlo"/>
-          <w:color w:val="BBBEBF"/>
-          <w:sz w:val="18"/>
-          <w:szCs w:val="18"/>
-          <w:lang w:val="es-CL" w:eastAsia="es-MX"/>
-        </w:rPr>
-        <w:t>&lt;&lt;&lt;&lt;&lt;&lt;&lt; HEAD</w:t>
-      </w:r>
-    </w:p>
-    <w:p>
-      <w:pPr>
-        <w:widowControl/>
-        <w:shd w:val="clear" w:color="auto" w:fill="121314"/>
-        <w:autoSpaceDE/>
-        <w:autoSpaceDN/>
-        <w:spacing w:line="270" w:lineRule="atLeast"/>
-        <w:rPr>
-          <w:rFonts w:ascii="Menlo" w:eastAsia="Times New Roman" w:hAnsi="Menlo" w:cs="Menlo"/>
-          <w:color w:val="BBBEBF"/>
-          <w:sz w:val="18"/>
-          <w:szCs w:val="18"/>
-          <w:lang w:val="es-CL" w:eastAsia="es-MX"/>
-        </w:rPr>
-      </w:pPr>
-      <w:r>
-        <w:rPr>
-          <w:rFonts w:ascii="Menlo" w:eastAsia="Times New Roman" w:hAnsi="Menlo" w:cs="Menlo"/>
+          <w:sz w:val="21"/>
+          <w:szCs w:val="21"/>
+        </w:rPr>
+        <w:t xml:space="preserve">completo, ordenado y funcional. Con esto, el conversor pasó de ser una versión básica a un mini software con interfaz, lógica, validaciones, pruebas y </w:t>
+      </w:r>
+      <w:r>
+        <w:rPr>
+          <w:sz w:val="21"/>
+          <w:szCs w:val="21"/>
+        </w:rPr>
+        <w:t>capacidad</w:t>
+      </w:r>
+      <w:r>
+        <w:rPr>
+          <w:sz w:val="21"/>
+          <w:szCs w:val="21"/>
+        </w:rPr>
+        <w:t xml:space="preserve"> para</w:t>
+      </w:r>
+      <w:r>
+        <w:rPr>
+          <w:sz w:val="21"/>
+          <w:szCs w:val="21"/>
+        </w:rPr>
+        <w:t xml:space="preserve"> realizar</w:t>
+      </w:r>
+      <w:r>
+        <w:rPr>
+          <w:sz w:val="21"/>
+          <w:szCs w:val="21"/>
+        </w:rPr>
+        <w:t xml:space="preserve"> distintos tipos de conversiones.</w:t>
+      </w:r>
+    </w:p>
+    <w:p>
+      <w:pPr>
+        <w:pStyle w:val="NormalWeb"/>
+        <w:rPr>
+          <w:sz w:val="21"/>
+          <w:szCs w:val="21"/>
+          <w:lang w:val="en-US"/>
+        </w:rPr>
+      </w:pPr>
+      <w:r>
+        <w:rPr>
           <w:b/>
           <w:bCs/>
-          <w:color w:val="79C0FF"/>
-          <w:sz w:val="18"/>
-          <w:szCs w:val="18"/>
-          <w:lang w:val="es-CL" w:eastAsia="es-MX"/>
-        </w:rPr>
-        <w:t>=======</w:t>
-      </w:r>
-    </w:p>
-    <w:p>
-      <w:pPr>
-        <w:widowControl/>
-        <w:shd w:val="clear" w:color="auto" w:fill="121314"/>
-        <w:autoSpaceDE/>
-        <w:autoSpaceDN/>
-        <w:spacing w:line="270" w:lineRule="atLeast"/>
-        <w:rPr>
-          <w:rFonts w:ascii="Menlo" w:eastAsia="Times New Roman" w:hAnsi="Menlo" w:cs="Menlo"/>
-          <w:color w:val="BBBEBF"/>
-          <w:sz w:val="18"/>
-          <w:szCs w:val="18"/>
-          <w:lang w:val="es-CL" w:eastAsia="es-MX"/>
-        </w:rPr>
-      </w:pPr>
-      <w:r>
-        <w:rPr>
-          <w:rFonts w:ascii="Menlo" w:eastAsia="Times New Roman" w:hAnsi="Menlo" w:cs="Menlo"/>
+          <w:sz w:val="21"/>
+          <w:szCs w:val="21"/>
+        </w:rPr>
+        <w:t>Análisis del historial de git</w:t>
+      </w:r>
+      <w:r>
+        <w:rPr>
           <w:b/>
           <w:bCs/>
-          <w:color w:val="79C0FF"/>
-          <w:sz w:val="18"/>
-          <w:szCs w:val="18"/>
-          <w:lang w:val="es-CL" w:eastAsia="es-MX"/>
-        </w:rPr>
-        <w:t>## Tecnologías utilizadas</w:t>
-      </w:r>
-    </w:p>
-    <w:p>
-      <w:pPr>
-        <w:widowControl/>
-        <w:shd w:val="clear" w:color="auto" w:fill="121314"/>
-        <w:autoSpaceDE/>
-        <w:autoSpaceDN/>
-        <w:spacing w:line="270" w:lineRule="atLeast"/>
-        <w:rPr>
-          <w:rFonts w:ascii="Menlo" w:eastAsia="Times New Roman" w:hAnsi="Menlo" w:cs="Menlo"/>
-          <w:color w:val="BBBEBF"/>
-          <w:sz w:val="18"/>
-          <w:szCs w:val="18"/>
-          <w:lang w:val="es-CL" w:eastAsia="es-MX"/>
-        </w:rPr>
-      </w:pPr>
-    </w:p>
-    <w:p>
-      <w:pPr>
-        <w:widowControl/>
-        <w:shd w:val="clear" w:color="auto" w:fill="121314"/>
-        <w:autoSpaceDE/>
-        <w:autoSpaceDN/>
-        <w:spacing w:line="270" w:lineRule="atLeast"/>
-        <w:rPr>
-          <w:rFonts w:ascii="Menlo" w:eastAsia="Times New Roman" w:hAnsi="Menlo" w:cs="Menlo"/>
-          <w:color w:val="BBBEBF"/>
-          <w:sz w:val="18"/>
-          <w:szCs w:val="18"/>
-          <w:lang w:val="es-CL" w:eastAsia="es-MX"/>
-        </w:rPr>
-      </w:pPr>
-      <w:r>
-        <w:rPr>
-          <w:rFonts w:ascii="Menlo" w:eastAsia="Times New Roman" w:hAnsi="Menlo" w:cs="Menlo"/>
-          <w:color w:val="FFA657"/>
-          <w:sz w:val="18"/>
-          <w:szCs w:val="18"/>
-          <w:lang w:val="es-CL" w:eastAsia="es-MX"/>
-        </w:rPr>
-        <w:t>-</w:t>
-      </w:r>
-      <w:r>
-        <w:rPr>
-          <w:rFonts w:ascii="Menlo" w:eastAsia="Times New Roman" w:hAnsi="Menlo" w:cs="Menlo"/>
-          <w:color w:val="BBBEBF"/>
-          <w:sz w:val="18"/>
-          <w:szCs w:val="18"/>
-          <w:lang w:val="es-CL" w:eastAsia="es-MX"/>
+          <w:sz w:val="21"/>
+          <w:szCs w:val="21"/>
+        </w:rPr>
+        <w:br/>
+      </w:r>
+      <w:r>
+        <w:rPr>
+          <w:sz w:val="21"/>
+          <w:szCs w:val="21"/>
+        </w:rPr>
+        <w:t>Con un total de 3</w:t>
+      </w:r>
+      <w:r>
+        <w:rPr>
+          <w:sz w:val="21"/>
+          <w:szCs w:val="21"/>
+        </w:rPr>
+        <w:t>0</w:t>
+      </w:r>
+      <w:r>
+        <w:rPr>
+          <w:sz w:val="21"/>
+          <w:szCs w:val="21"/>
+        </w:rPr>
+        <w:t xml:space="preserve"> comm</w:t>
+      </w:r>
+      <w:r>
+        <w:rPr>
+          <w:sz w:val="21"/>
+          <w:szCs w:val="21"/>
+        </w:rPr>
+        <w:t xml:space="preserve">its sin contar con los respectivos a este documento, se finalizó el desarrollo del mini software. </w:t>
+      </w:r>
+      <w:r>
+        <w:rPr>
+          <w:sz w:val="21"/>
+          <w:szCs w:val="21"/>
+          <w:lang w:val="en-US"/>
+        </w:rPr>
+        <w:t>La salida del comando git log --pretty=format:"%h | %ad | %an | %s" --date=short es</w:t>
+      </w:r>
+    </w:p>
+    <w:p>
+      <w:pPr>
+        <w:tabs>
+          <w:tab w:val="left" w:pos="1513"/>
+        </w:tabs>
+        <w:spacing w:line="242" w:lineRule="exact"/>
+        <w:rPr>
+          <w:sz w:val="21"/>
+          <w:szCs w:val="21"/>
+        </w:rPr>
+      </w:pPr>
+      <w:r>
+        <w:rPr>
+          <w:sz w:val="21"/>
+          <w:szCs w:val="21"/>
+        </w:rPr>
+        <w:t>b1b2c5b | 2026-07-01 | Diego Castro Satt | explicacion de ejecucion de pruebas</w:t>
+      </w:r>
+    </w:p>
+    <w:p>
+      <w:pPr>
+        <w:tabs>
+          <w:tab w:val="left" w:pos="1513"/>
+        </w:tabs>
+        <w:spacing w:line="242" w:lineRule="exact"/>
+        <w:rPr>
+          <w:sz w:val="21"/>
+          <w:szCs w:val="21"/>
+        </w:rPr>
+      </w:pPr>
+      <w:r>
+        <w:rPr>
+          <w:sz w:val="21"/>
+          <w:szCs w:val="21"/>
+        </w:rPr>
+        <w:t>bf6032c | 2026-07-01 | Diego Castro Satt | Separacion de conversiones por tipo y categoria</w:t>
+      </w:r>
+    </w:p>
+    <w:p>
+      <w:pPr>
+        <w:tabs>
+          <w:tab w:val="left" w:pos="1513"/>
+        </w:tabs>
+        <w:spacing w:line="242" w:lineRule="exact"/>
+        <w:rPr>
+          <w:sz w:val="21"/>
+          <w:szCs w:val="21"/>
+        </w:rPr>
+      </w:pPr>
+      <w:r>
+        <w:rPr>
+          <w:sz w:val="21"/>
+          <w:szCs w:val="21"/>
+        </w:rPr>
+        <w:t>c5d39f5 | 2026-07-01 | Diego Castro Satt | sin querer meti un enter en el gitignore</w:t>
+      </w:r>
+    </w:p>
+    <w:p>
+      <w:pPr>
+        <w:tabs>
+          <w:tab w:val="left" w:pos="1513"/>
+        </w:tabs>
+        <w:spacing w:line="242" w:lineRule="exact"/>
+        <w:rPr>
+          <w:sz w:val="21"/>
+          <w:szCs w:val="21"/>
+        </w:rPr>
+      </w:pPr>
+      <w:r>
+        <w:rPr>
+          <w:sz w:val="21"/>
+          <w:szCs w:val="21"/>
+        </w:rPr>
+        <w:t>e041607 | 2026-06-30 | Diego Castro Satt | agrego segunda opcion para descargar el repo</w:t>
+      </w:r>
+    </w:p>
+    <w:p>
+      <w:pPr>
+        <w:tabs>
+          <w:tab w:val="left" w:pos="1513"/>
+        </w:tabs>
+        <w:spacing w:line="242" w:lineRule="exact"/>
+        <w:rPr>
+          <w:sz w:val="21"/>
+          <w:szCs w:val="21"/>
+        </w:rPr>
+      </w:pPr>
+      <w:r>
+        <w:rPr>
+          <w:sz w:val="21"/>
+          <w:szCs w:val="21"/>
+        </w:rPr>
+        <w:t>2acab8b | 2026-06-30 | Diego Castro Satt | merge de main con rama test</w:t>
+      </w:r>
+    </w:p>
+    <w:p>
+      <w:pPr>
+        <w:tabs>
+          <w:tab w:val="left" w:pos="1513"/>
+        </w:tabs>
+        <w:spacing w:line="242" w:lineRule="exact"/>
+        <w:rPr>
+          <w:sz w:val="21"/>
+          <w:szCs w:val="21"/>
+        </w:rPr>
+      </w:pPr>
+      <w:r>
+        <w:rPr>
+          <w:sz w:val="21"/>
+          <w:szCs w:val="21"/>
+        </w:rPr>
+        <w:t>0fe81ea | 2026-06-30 | Diego Castro Satt | Lógica de conversión y formato de resultados</w:t>
+      </w:r>
+    </w:p>
+    <w:p>
+      <w:pPr>
+        <w:tabs>
+          <w:tab w:val="left" w:pos="1513"/>
+        </w:tabs>
+        <w:spacing w:line="242" w:lineRule="exact"/>
+        <w:rPr>
+          <w:sz w:val="21"/>
+          <w:szCs w:val="21"/>
+        </w:rPr>
+      </w:pPr>
+      <w:r>
+        <w:rPr>
+          <w:sz w:val="21"/>
+          <w:szCs w:val="21"/>
+        </w:rPr>
+        <w:t>3c358f8 | 2026-06-29 | Diego Castro Satt | merge de feature-interfaz y test</w:t>
+      </w:r>
+    </w:p>
+    <w:p>
+      <w:pPr>
+        <w:tabs>
+          <w:tab w:val="left" w:pos="1513"/>
+        </w:tabs>
+        <w:spacing w:line="242" w:lineRule="exact"/>
+        <w:rPr>
+          <w:sz w:val="21"/>
+          <w:szCs w:val="21"/>
+        </w:rPr>
+      </w:pPr>
+      <w:r>
+        <w:rPr>
+          <w:sz w:val="21"/>
+          <w:szCs w:val="21"/>
+        </w:rPr>
+        <w:t>ccb72f1 | 2026-06-29 | Diego Castro Satt | simplificacion de pruebas, se reduce el numero de funciones en js</w:t>
+      </w:r>
+    </w:p>
+    <w:p>
+      <w:pPr>
+        <w:tabs>
+          <w:tab w:val="left" w:pos="1513"/>
+        </w:tabs>
+        <w:spacing w:line="242" w:lineRule="exact"/>
+        <w:rPr>
+          <w:sz w:val="21"/>
+          <w:szCs w:val="21"/>
+        </w:rPr>
+      </w:pPr>
+      <w:r>
+        <w:rPr>
+          <w:sz w:val="21"/>
+          <w:szCs w:val="21"/>
+        </w:rPr>
+        <w:t>83c3fe4 | 2026-06-29 | Diego Castro Satt | cambio de logica  para que las pruebas entreguen true si la conversion es correcta y false si no lo es, y agrego mas pruebas</w:t>
+      </w:r>
+    </w:p>
+    <w:p>
+      <w:pPr>
+        <w:tabs>
+          <w:tab w:val="left" w:pos="1513"/>
+        </w:tabs>
+        <w:spacing w:line="242" w:lineRule="exact"/>
+        <w:rPr>
+          <w:sz w:val="21"/>
+          <w:szCs w:val="21"/>
+        </w:rPr>
+      </w:pPr>
+      <w:r>
+        <w:rPr>
+          <w:sz w:val="21"/>
+          <w:szCs w:val="21"/>
+        </w:rPr>
+        <w:t>94a8202 | 2026-06-29 | Diego Castro Satt | cambio la prueba antigua a una mas adoc</w:t>
+      </w:r>
+    </w:p>
+    <w:p>
+      <w:pPr>
+        <w:tabs>
+          <w:tab w:val="left" w:pos="1513"/>
+        </w:tabs>
+        <w:spacing w:line="242" w:lineRule="exact"/>
+        <w:rPr>
+          <w:sz w:val="21"/>
+          <w:szCs w:val="21"/>
+        </w:rPr>
+      </w:pPr>
+      <w:r>
+        <w:rPr>
+          <w:sz w:val="21"/>
+          <w:szCs w:val="21"/>
+        </w:rPr>
+        <w:t>b4e3d72 | 2026-06-28 | Diego Castro Satt | conflicto del merge solucionado</w:t>
+      </w:r>
+    </w:p>
+    <w:p>
+      <w:pPr>
+        <w:tabs>
+          <w:tab w:val="left" w:pos="1513"/>
+        </w:tabs>
+        <w:spacing w:line="242" w:lineRule="exact"/>
+        <w:rPr>
+          <w:sz w:val="21"/>
+          <w:szCs w:val="21"/>
+        </w:rPr>
+      </w:pPr>
+      <w:r>
+        <w:rPr>
+          <w:sz w:val="21"/>
+          <w:szCs w:val="21"/>
+        </w:rPr>
+        <w:t>7f61665 | 2026-06-28 | Diego Castro Satt | agrego funcionalidades, ramas y ejecucion al readme</w:t>
+      </w:r>
+    </w:p>
+    <w:p>
+      <w:pPr>
+        <w:tabs>
+          <w:tab w:val="left" w:pos="1513"/>
+        </w:tabs>
+        <w:spacing w:line="242" w:lineRule="exact"/>
+        <w:rPr>
+          <w:sz w:val="21"/>
+          <w:szCs w:val="21"/>
+        </w:rPr>
+      </w:pPr>
+      <w:r>
+        <w:rPr>
+          <w:sz w:val="21"/>
+          <w:szCs w:val="21"/>
+        </w:rPr>
+        <w:t>9f8cf04 | 2026-06-28 | Diego Castro Satt | agrego funcionalidades, ramas y ejecucion al readme</w:t>
+      </w:r>
+    </w:p>
+    <w:p>
+      <w:pPr>
+        <w:tabs>
+          <w:tab w:val="left" w:pos="1513"/>
+        </w:tabs>
+        <w:spacing w:line="242" w:lineRule="exact"/>
+        <w:rPr>
+          <w:sz w:val="21"/>
+          <w:szCs w:val="21"/>
+        </w:rPr>
+      </w:pPr>
+      <w:r>
+        <w:rPr>
+          <w:sz w:val="21"/>
+          <w:szCs w:val="21"/>
+        </w:rPr>
+        <w:t>6992e29 | 2026-06-28 | Diego Castro Satt | agrego funcion para calculo de moneda respecto al dolar</w:t>
+      </w:r>
+    </w:p>
+    <w:p>
+      <w:pPr>
+        <w:tabs>
+          <w:tab w:val="left" w:pos="1513"/>
+        </w:tabs>
+        <w:spacing w:line="242" w:lineRule="exact"/>
+        <w:rPr>
+          <w:sz w:val="21"/>
+          <w:szCs w:val="21"/>
+        </w:rPr>
+      </w:pPr>
+      <w:r>
+        <w:rPr>
+          <w:sz w:val="21"/>
+          <w:szCs w:val="21"/>
+        </w:rPr>
+        <w:t>acf9217 | 2026-06-28 | Diego Castro Satt | cambio de consumo de bencina a monedas de todos los paises</w:t>
+      </w:r>
+    </w:p>
+    <w:p>
+      <w:pPr>
+        <w:tabs>
+          <w:tab w:val="left" w:pos="1513"/>
+        </w:tabs>
+        <w:spacing w:line="242" w:lineRule="exact"/>
+        <w:rPr>
+          <w:sz w:val="21"/>
+          <w:szCs w:val="21"/>
+        </w:rPr>
+      </w:pPr>
+      <w:r>
+        <w:rPr>
+          <w:sz w:val="21"/>
+          <w:szCs w:val="21"/>
+        </w:rPr>
+        <w:t>0bcc50d | 2026-06-28 | Diego Castro Satt | cambio de consumo de bencina a monedas de todos los paises</w:t>
+      </w:r>
+    </w:p>
+    <w:p>
+      <w:pPr>
+        <w:tabs>
+          <w:tab w:val="left" w:pos="1513"/>
+        </w:tabs>
+        <w:spacing w:line="242" w:lineRule="exact"/>
+        <w:rPr>
+          <w:sz w:val="21"/>
+          <w:szCs w:val="21"/>
+        </w:rPr>
+      </w:pPr>
+      <w:r>
+        <w:rPr>
+          <w:sz w:val="21"/>
+          <w:szCs w:val="21"/>
+        </w:rPr>
+        <w:t>d4d99d3 | 2026-06-28 | Diego Castro Satt | README con titulo, funcionalidades del softwarre y como ejecutarlo</w:t>
+      </w:r>
+    </w:p>
+    <w:p>
+      <w:pPr>
+        <w:tabs>
+          <w:tab w:val="left" w:pos="1513"/>
+        </w:tabs>
+        <w:spacing w:line="242" w:lineRule="exact"/>
+        <w:rPr>
+          <w:sz w:val="21"/>
+          <w:szCs w:val="21"/>
+        </w:rPr>
+      </w:pPr>
+      <w:r>
+        <w:rPr>
+          <w:sz w:val="21"/>
+          <w:szCs w:val="21"/>
+        </w:rPr>
+        <w:t>864938a | 2026-06-26 | Diego Castro Satt | diseno (colores, ubicacion, bordes...) de la interfaz agregados completos</w:t>
+      </w:r>
+    </w:p>
+    <w:p>
+      <w:pPr>
+        <w:tabs>
+          <w:tab w:val="left" w:pos="1513"/>
+        </w:tabs>
+        <w:spacing w:line="242" w:lineRule="exact"/>
+        <w:rPr>
+          <w:sz w:val="21"/>
+          <w:szCs w:val="21"/>
+        </w:rPr>
+      </w:pPr>
+      <w:r>
+        <w:rPr>
+          <w:sz w:val="21"/>
+          <w:szCs w:val="21"/>
+        </w:rPr>
+        <w:t>b5b01c5 | 2026-06-26 | Diego Castro Satt | verion pre-eliminar de como se veria el conversor</w:t>
+      </w:r>
+    </w:p>
+    <w:p>
+      <w:pPr>
+        <w:tabs>
+          <w:tab w:val="left" w:pos="1513"/>
+        </w:tabs>
+        <w:spacing w:line="242" w:lineRule="exact"/>
+        <w:rPr>
+          <w:sz w:val="21"/>
+          <w:szCs w:val="21"/>
+        </w:rPr>
+      </w:pPr>
+      <w:r>
+        <w:rPr>
+          <w:sz w:val="21"/>
+          <w:szCs w:val="21"/>
+        </w:rPr>
+        <w:t>01ff165 | 2026-06-26 | Diego Castro Satt | agrego el resto de unidades para la conversion</w:t>
+      </w:r>
+    </w:p>
+    <w:p>
+      <w:pPr>
+        <w:tabs>
+          <w:tab w:val="left" w:pos="1513"/>
+        </w:tabs>
+        <w:spacing w:line="242" w:lineRule="exact"/>
+        <w:rPr>
+          <w:sz w:val="21"/>
+          <w:szCs w:val="21"/>
+        </w:rPr>
+      </w:pPr>
+      <w:r>
+        <w:rPr>
+          <w:sz w:val="21"/>
+          <w:szCs w:val="21"/>
+        </w:rPr>
+        <w:lastRenderedPageBreak/>
+        <w:t>f5dd394 | 2026-06-26 | Diego Castro Satt | merge de feature-conversiones a main agregando algunas converdsiones de unidades</w:t>
+      </w:r>
+    </w:p>
+    <w:p>
+      <w:pPr>
+        <w:tabs>
+          <w:tab w:val="left" w:pos="1513"/>
+        </w:tabs>
+        <w:spacing w:line="242" w:lineRule="exact"/>
+        <w:rPr>
+          <w:sz w:val="21"/>
+          <w:szCs w:val="21"/>
+        </w:rPr>
+      </w:pPr>
+      <w:r>
+        <w:rPr>
+          <w:sz w:val="21"/>
+          <w:szCs w:val="21"/>
+        </w:rPr>
+        <w:t>c593b64 | 2026-06-26 | Diego Castro Satt | agrego conversiones y logica de las unidades de masa, temp y longitud</w:t>
+      </w:r>
+    </w:p>
+    <w:p>
+      <w:pPr>
+        <w:tabs>
+          <w:tab w:val="left" w:pos="1513"/>
+        </w:tabs>
+        <w:spacing w:line="242" w:lineRule="exact"/>
+        <w:rPr>
+          <w:sz w:val="21"/>
+          <w:szCs w:val="21"/>
+        </w:rPr>
+      </w:pPr>
+      <w:r>
+        <w:rPr>
+          <w:sz w:val="21"/>
+          <w:szCs w:val="21"/>
+        </w:rPr>
+        <w:t>93caef5 | 2026-06-26 | Diego Castro Satt | prueba de validacion</w:t>
+      </w:r>
+    </w:p>
+    <w:p>
+      <w:pPr>
+        <w:tabs>
+          <w:tab w:val="left" w:pos="1513"/>
+        </w:tabs>
+        <w:spacing w:line="242" w:lineRule="exact"/>
+        <w:rPr>
+          <w:sz w:val="21"/>
+          <w:szCs w:val="21"/>
+        </w:rPr>
+      </w:pPr>
+      <w:r>
+        <w:rPr>
+          <w:sz w:val="21"/>
+          <w:szCs w:val="21"/>
+        </w:rPr>
+        <w:t>6b8b89e | 2026-06-25 | Diego Castro Satt | agrego diseno a la interfaz de conversiones</w:t>
+      </w:r>
+    </w:p>
+    <w:p>
+      <w:pPr>
+        <w:tabs>
+          <w:tab w:val="left" w:pos="1513"/>
+        </w:tabs>
+        <w:spacing w:line="242" w:lineRule="exact"/>
+        <w:rPr>
+          <w:sz w:val="21"/>
+          <w:szCs w:val="21"/>
+        </w:rPr>
+      </w:pPr>
+      <w:r>
+        <w:rPr>
+          <w:sz w:val="21"/>
+          <w:szCs w:val="21"/>
+        </w:rPr>
+        <w:t>9e02af6 | 2026-06-25 | Diego Castro Satt | agrego pruebas de validacion</w:t>
+      </w:r>
+    </w:p>
+    <w:p>
+      <w:pPr>
+        <w:tabs>
+          <w:tab w:val="left" w:pos="1513"/>
+        </w:tabs>
+        <w:spacing w:line="242" w:lineRule="exact"/>
+        <w:rPr>
+          <w:sz w:val="21"/>
+          <w:szCs w:val="21"/>
+        </w:rPr>
+      </w:pPr>
+      <w:r>
+        <w:rPr>
+          <w:sz w:val="21"/>
+          <w:szCs w:val="21"/>
+        </w:rPr>
+        <w:t>227ac44 | 2026-06-25 | Diego Castro Satt | agrego al gitignore archivo de mac DS_store</w:t>
+      </w:r>
+    </w:p>
+    <w:p>
+      <w:pPr>
+        <w:tabs>
+          <w:tab w:val="left" w:pos="1513"/>
+        </w:tabs>
+        <w:spacing w:line="242" w:lineRule="exact"/>
+        <w:rPr>
+          <w:sz w:val="21"/>
+          <w:szCs w:val="21"/>
+        </w:rPr>
+      </w:pPr>
+      <w:r>
+        <w:rPr>
+          <w:sz w:val="21"/>
+          <w:szCs w:val="21"/>
+        </w:rPr>
+        <w:t>b185329 | 2026-06-25 | Diego Castro Satt | agrega archivos de validaciones de no permitido numero negativos</w:t>
+      </w:r>
+    </w:p>
+    <w:p>
+      <w:pPr>
+        <w:tabs>
+          <w:tab w:val="left" w:pos="1513"/>
+        </w:tabs>
+        <w:spacing w:line="242" w:lineRule="exact"/>
+        <w:rPr>
+          <w:sz w:val="21"/>
+          <w:szCs w:val="21"/>
+        </w:rPr>
+      </w:pPr>
+      <w:r>
+        <w:rPr>
+          <w:sz w:val="21"/>
+          <w:szCs w:val="21"/>
+        </w:rPr>
+        <w:t>25e5e6c | 2026-06-25 | Diego Castro Satt | agregando unidades de masa y temperatura al html</w:t>
+      </w:r>
+    </w:p>
+    <w:p>
+      <w:pPr>
+        <w:tabs>
+          <w:tab w:val="left" w:pos="1513"/>
+        </w:tabs>
+        <w:spacing w:line="242" w:lineRule="exact"/>
+        <w:rPr>
+          <w:sz w:val="21"/>
+          <w:szCs w:val="21"/>
+        </w:rPr>
+      </w:pPr>
+      <w:r>
+        <w:rPr>
+          <w:sz w:val="21"/>
+          <w:szCs w:val="21"/>
+        </w:rPr>
+        <w:t>7f32572 | 2026-06-24 | Diego Castro Satt | primer codgio html para visualizacion de software</w:t>
+      </w:r>
+    </w:p>
+    <w:p>
+      <w:pPr>
+        <w:tabs>
+          <w:tab w:val="left" w:pos="1513"/>
+        </w:tabs>
+        <w:spacing w:line="242" w:lineRule="exact"/>
+        <w:rPr>
+          <w:sz w:val="21"/>
+          <w:szCs w:val="21"/>
+        </w:rPr>
+      </w:pPr>
+      <w:r>
+        <w:rPr>
+          <w:sz w:val="21"/>
+          <w:szCs w:val="21"/>
+        </w:rPr>
+        <w:t>fafd46b | 2026-06-24 | Diego Castro Satt | archivos base para minisoftware de conversiones</w:t>
+      </w:r>
+      <w:r>
+        <w:rPr>
+          <w:sz w:val="21"/>
+          <w:szCs w:val="21"/>
+        </w:rPr>
+        <w:t>Análisis del historial de git</w:t>
+      </w:r>
+    </w:p>
+    <w:p>
+      <w:pPr>
+        <w:tabs>
+          <w:tab w:val="left" w:pos="1513"/>
+        </w:tabs>
+        <w:spacing w:line="242" w:lineRule="exact"/>
+        <w:rPr>
+          <w:sz w:val="21"/>
+          <w:szCs w:val="21"/>
+        </w:rPr>
+      </w:pPr>
+    </w:p>
+    <w:p>
+      <w:pPr>
+        <w:tabs>
+          <w:tab w:val="left" w:pos="1513"/>
+        </w:tabs>
+        <w:spacing w:line="242" w:lineRule="exact"/>
+        <w:rPr>
+          <w:sz w:val="21"/>
+          <w:szCs w:val="21"/>
+        </w:rPr>
+      </w:pPr>
+      <w:r>
+        <w:rPr>
+          <w:sz w:val="21"/>
+          <w:szCs w:val="21"/>
+        </w:rPr>
+        <w:t>Los días que hubo avance en el desarrollo son 7, los cuales son:</w:t>
+      </w:r>
+    </w:p>
+    <w:p>
+      <w:pPr>
+        <w:tabs>
+          <w:tab w:val="left" w:pos="1513"/>
+        </w:tabs>
+        <w:spacing w:line="242" w:lineRule="exact"/>
+        <w:rPr>
+          <w:sz w:val="21"/>
+          <w:szCs w:val="21"/>
+        </w:rPr>
+      </w:pPr>
+      <w:r>
+        <w:rPr>
+          <w:sz w:val="21"/>
+          <w:szCs w:val="21"/>
+        </w:rPr>
+        <w:t>2026-06-24</w:t>
+      </w:r>
+    </w:p>
+    <w:p>
+      <w:pPr>
+        <w:tabs>
+          <w:tab w:val="left" w:pos="1513"/>
+        </w:tabs>
+        <w:spacing w:line="242" w:lineRule="exact"/>
+        <w:rPr>
+          <w:sz w:val="21"/>
+          <w:szCs w:val="21"/>
+        </w:rPr>
+      </w:pPr>
+      <w:r>
+        <w:rPr>
+          <w:sz w:val="21"/>
+          <w:szCs w:val="21"/>
+        </w:rPr>
+        <w:t>2026-06-25</w:t>
+      </w:r>
+    </w:p>
+    <w:p>
+      <w:pPr>
+        <w:tabs>
+          <w:tab w:val="left" w:pos="1513"/>
+        </w:tabs>
+        <w:spacing w:line="242" w:lineRule="exact"/>
+        <w:rPr>
+          <w:sz w:val="21"/>
+          <w:szCs w:val="21"/>
+        </w:rPr>
+      </w:pPr>
+      <w:r>
+        <w:rPr>
+          <w:sz w:val="21"/>
+          <w:szCs w:val="21"/>
+        </w:rPr>
+        <w:t>2026-06-26</w:t>
+      </w:r>
+    </w:p>
+    <w:p>
+      <w:pPr>
+        <w:tabs>
+          <w:tab w:val="left" w:pos="1513"/>
+        </w:tabs>
+        <w:spacing w:line="242" w:lineRule="exact"/>
+        <w:rPr>
+          <w:sz w:val="21"/>
+          <w:szCs w:val="21"/>
+        </w:rPr>
+      </w:pPr>
+      <w:r>
+        <w:rPr>
+          <w:sz w:val="21"/>
+          <w:szCs w:val="21"/>
+        </w:rPr>
+        <w:t>2026-06-28</w:t>
+      </w:r>
+    </w:p>
+    <w:p>
+      <w:pPr>
+        <w:tabs>
+          <w:tab w:val="left" w:pos="1513"/>
+        </w:tabs>
+        <w:spacing w:line="242" w:lineRule="exact"/>
+        <w:rPr>
+          <w:sz w:val="21"/>
+          <w:szCs w:val="21"/>
+        </w:rPr>
+      </w:pPr>
+      <w:r>
+        <w:rPr>
+          <w:sz w:val="21"/>
+          <w:szCs w:val="21"/>
+        </w:rPr>
+        <w:t>2026-06-29</w:t>
+      </w:r>
+    </w:p>
+    <w:p>
+      <w:pPr>
+        <w:tabs>
+          <w:tab w:val="left" w:pos="1513"/>
+        </w:tabs>
+        <w:spacing w:line="242" w:lineRule="exact"/>
+        <w:rPr>
+          <w:sz w:val="21"/>
+          <w:szCs w:val="21"/>
+        </w:rPr>
+      </w:pPr>
+      <w:r>
+        <w:rPr>
+          <w:sz w:val="21"/>
+          <w:szCs w:val="21"/>
+        </w:rPr>
+        <w:t>2026-06-30</w:t>
+      </w:r>
+    </w:p>
+    <w:p>
+      <w:pPr>
+        <w:tabs>
+          <w:tab w:val="left" w:pos="1513"/>
+        </w:tabs>
+        <w:spacing w:line="242" w:lineRule="exact"/>
+        <w:rPr>
+          <w:sz w:val="21"/>
+          <w:szCs w:val="21"/>
+        </w:rPr>
+      </w:pPr>
+      <w:r>
+        <w:rPr>
+          <w:sz w:val="21"/>
+          <w:szCs w:val="21"/>
+        </w:rPr>
+        <w:t>2026-07-01</w:t>
+      </w:r>
+    </w:p>
+    <w:p>
+      <w:pPr>
+        <w:tabs>
+          <w:tab w:val="left" w:pos="1513"/>
+        </w:tabs>
+        <w:spacing w:line="242" w:lineRule="exact"/>
+        <w:rPr>
+          <w:sz w:val="21"/>
+          <w:szCs w:val="21"/>
+        </w:rPr>
+      </w:pPr>
+    </w:p>
+    <w:p>
+      <w:pPr>
+        <w:tabs>
+          <w:tab w:val="left" w:pos="1513"/>
+        </w:tabs>
+        <w:spacing w:line="242" w:lineRule="exact"/>
+        <w:rPr>
+          <w:sz w:val="21"/>
+          <w:szCs w:val="21"/>
+        </w:rPr>
+      </w:pPr>
+      <w:r>
+        <w:rPr>
+          <w:sz w:val="21"/>
+          <w:szCs w:val="21"/>
+        </w:rPr>
+        <w:t xml:space="preserve">Las ramas ocupadas en este proyecto </w:t>
+      </w:r>
+      <w:r>
+        <w:rPr>
+          <w:sz w:val="21"/>
+          <w:szCs w:val="21"/>
+        </w:rPr>
+        <w:t xml:space="preserve">fueron 4, las cuales </w:t>
+      </w:r>
+      <w:r>
+        <w:rPr>
+          <w:sz w:val="21"/>
+          <w:szCs w:val="21"/>
+        </w:rPr>
+        <w:t>son:</w:t>
+      </w:r>
+    </w:p>
+    <w:p>
+      <w:pPr>
+        <w:pStyle w:val="HTMLconformatoprevio"/>
+        <w:numPr>
+          <w:ilvl w:val="0"/>
+          <w:numId w:val="5"/>
+        </w:numPr>
+        <w:rPr>
+          <w:rFonts w:ascii="Times New Roman" w:hAnsi="Times New Roman" w:cs="Times New Roman"/>
+          <w:sz w:val="21"/>
+          <w:szCs w:val="21"/>
+        </w:rPr>
+      </w:pPr>
+      <w:r>
+        <w:rPr>
+          <w:rStyle w:val="CdigoHTML"/>
+          <w:rFonts w:ascii="Times New Roman" w:hAnsi="Times New Roman" w:cs="Times New Roman"/>
+          <w:sz w:val="21"/>
+          <w:szCs w:val="21"/>
+        </w:rPr>
+        <w:t>Branch m</w:t>
+      </w:r>
+      <w:r>
+        <w:rPr>
+          <w:rStyle w:val="CdigoHTML"/>
+          <w:rFonts w:ascii="Times New Roman" w:hAnsi="Times New Roman" w:cs="Times New Roman"/>
+          <w:sz w:val="21"/>
+          <w:szCs w:val="21"/>
+        </w:rPr>
+        <w:t>ain:</w:t>
+      </w:r>
+      <w:r>
+        <w:rPr>
+          <w:rFonts w:ascii="Times New Roman" w:hAnsi="Times New Roman" w:cs="Times New Roman"/>
+          <w:sz w:val="21"/>
+          <w:szCs w:val="21"/>
         </w:rPr>
         <w:t xml:space="preserve"> </w:t>
       </w:r>
-      <w:proofErr w:type="spellStart"/>
-      <w:r>
-        <w:rPr>
-          <w:rFonts w:ascii="Menlo" w:eastAsia="Times New Roman" w:hAnsi="Menlo" w:cs="Menlo"/>
-          <w:color w:val="BBBEBF"/>
-          <w:sz w:val="18"/>
-          <w:szCs w:val="18"/>
-          <w:lang w:val="es-CL" w:eastAsia="es-MX"/>
-        </w:rPr>
-        <w:t>html</w:t>
-      </w:r>
-      <w:proofErr w:type="spellEnd"/>
-    </w:p>
-    <w:p>
-      <w:pPr>
-        <w:widowControl/>
-        <w:shd w:val="clear" w:color="auto" w:fill="121314"/>
-        <w:autoSpaceDE/>
-        <w:autoSpaceDN/>
-        <w:spacing w:line="270" w:lineRule="atLeast"/>
-        <w:rPr>
-          <w:rFonts w:ascii="Menlo" w:eastAsia="Times New Roman" w:hAnsi="Menlo" w:cs="Menlo"/>
-          <w:color w:val="BBBEBF"/>
-          <w:sz w:val="18"/>
-          <w:szCs w:val="18"/>
-          <w:lang w:val="es-CL" w:eastAsia="es-MX"/>
-        </w:rPr>
-      </w:pPr>
-      <w:r>
-        <w:rPr>
-          <w:rFonts w:ascii="Menlo" w:eastAsia="Times New Roman" w:hAnsi="Menlo" w:cs="Menlo"/>
-          <w:color w:val="FFA657"/>
-          <w:sz w:val="18"/>
-          <w:szCs w:val="18"/>
-          <w:lang w:val="es-CL" w:eastAsia="es-MX"/>
-        </w:rPr>
-        <w:t>-</w:t>
-      </w:r>
-      <w:r>
-        <w:rPr>
-          <w:rFonts w:ascii="Menlo" w:eastAsia="Times New Roman" w:hAnsi="Menlo" w:cs="Menlo"/>
-          <w:color w:val="BBBEBF"/>
-          <w:sz w:val="18"/>
-          <w:szCs w:val="18"/>
-          <w:lang w:val="es-CL" w:eastAsia="es-MX"/>
+      <w:r>
+        <w:rPr>
+          <w:rFonts w:ascii="Times New Roman" w:hAnsi="Times New Roman" w:cs="Times New Roman"/>
+          <w:sz w:val="21"/>
+          <w:szCs w:val="21"/>
+        </w:rPr>
+        <w:t xml:space="preserve">Es la </w:t>
+      </w:r>
+      <w:r>
+        <w:rPr>
+          <w:rFonts w:ascii="Times New Roman" w:hAnsi="Times New Roman" w:cs="Times New Roman"/>
+          <w:sz w:val="21"/>
+          <w:szCs w:val="21"/>
+        </w:rPr>
+        <w:t xml:space="preserve">rama principal del proyecto. Aquí </w:t>
+      </w:r>
+      <w:r>
+        <w:rPr>
+          <w:rFonts w:ascii="Times New Roman" w:hAnsi="Times New Roman" w:cs="Times New Roman"/>
+          <w:sz w:val="21"/>
+          <w:szCs w:val="21"/>
+        </w:rPr>
+        <w:t>está</w:t>
+      </w:r>
+      <w:r>
+        <w:rPr>
+          <w:rFonts w:ascii="Times New Roman" w:hAnsi="Times New Roman" w:cs="Times New Roman"/>
+          <w:sz w:val="21"/>
+          <w:szCs w:val="21"/>
+        </w:rPr>
+        <w:t xml:space="preserve"> la versión final del conversor.</w:t>
+      </w:r>
+    </w:p>
+    <w:p>
+      <w:pPr>
+        <w:pStyle w:val="HTMLconformatoprevio"/>
+        <w:numPr>
+          <w:ilvl w:val="0"/>
+          <w:numId w:val="5"/>
+        </w:numPr>
+        <w:rPr>
+          <w:rFonts w:ascii="Times New Roman" w:hAnsi="Times New Roman" w:cs="Times New Roman"/>
+          <w:sz w:val="21"/>
+          <w:szCs w:val="21"/>
+        </w:rPr>
+      </w:pPr>
+      <w:r>
+        <w:rPr>
+          <w:rStyle w:val="CdigoHTML"/>
+          <w:rFonts w:ascii="Times New Roman" w:hAnsi="Times New Roman" w:cs="Times New Roman"/>
+          <w:sz w:val="21"/>
+          <w:szCs w:val="21"/>
+        </w:rPr>
+        <w:t xml:space="preserve">Branch </w:t>
+      </w:r>
+      <w:r>
+        <w:rPr>
+          <w:rStyle w:val="CdigoHTML"/>
+          <w:rFonts w:ascii="Times New Roman" w:hAnsi="Times New Roman" w:cs="Times New Roman"/>
+          <w:sz w:val="21"/>
+          <w:szCs w:val="21"/>
+        </w:rPr>
+        <w:t>feature-conversiones:</w:t>
+      </w:r>
+      <w:r>
+        <w:rPr>
+          <w:rFonts w:ascii="Times New Roman" w:hAnsi="Times New Roman" w:cs="Times New Roman"/>
+          <w:sz w:val="21"/>
+          <w:szCs w:val="21"/>
         </w:rPr>
         <w:t xml:space="preserve"> </w:t>
       </w:r>
-      <w:proofErr w:type="spellStart"/>
-      <w:r>
-        <w:rPr>
-          <w:rFonts w:ascii="Menlo" w:eastAsia="Times New Roman" w:hAnsi="Menlo" w:cs="Menlo"/>
-          <w:color w:val="BBBEBF"/>
-          <w:sz w:val="18"/>
-          <w:szCs w:val="18"/>
-          <w:lang w:val="es-CL" w:eastAsia="es-MX"/>
-        </w:rPr>
-        <w:t>css</w:t>
-      </w:r>
-      <w:proofErr w:type="spellEnd"/>
-    </w:p>
-    <w:p>
-      <w:pPr>
-        <w:widowControl/>
-        <w:shd w:val="clear" w:color="auto" w:fill="121314"/>
-        <w:autoSpaceDE/>
-        <w:autoSpaceDN/>
-        <w:spacing w:line="270" w:lineRule="atLeast"/>
-        <w:rPr>
-          <w:rFonts w:ascii="Menlo" w:eastAsia="Times New Roman" w:hAnsi="Menlo" w:cs="Menlo"/>
-          <w:color w:val="BBBEBF"/>
-          <w:sz w:val="18"/>
-          <w:szCs w:val="18"/>
-          <w:lang w:val="es-CL" w:eastAsia="es-MX"/>
-        </w:rPr>
-      </w:pPr>
-      <w:r>
-        <w:rPr>
-          <w:rFonts w:ascii="Menlo" w:eastAsia="Times New Roman" w:hAnsi="Menlo" w:cs="Menlo"/>
-          <w:color w:val="FFA657"/>
-          <w:sz w:val="18"/>
-          <w:szCs w:val="18"/>
-          <w:lang w:val="es-CL" w:eastAsia="es-MX"/>
-        </w:rPr>
-        <w:t>-</w:t>
-      </w:r>
-      <w:r>
-        <w:rPr>
-          <w:rFonts w:ascii="Menlo" w:eastAsia="Times New Roman" w:hAnsi="Menlo" w:cs="Menlo"/>
-          <w:color w:val="BBBEBF"/>
-          <w:sz w:val="18"/>
-          <w:szCs w:val="18"/>
-          <w:lang w:val="es-CL" w:eastAsia="es-MX"/>
-        </w:rPr>
-        <w:t xml:space="preserve"> JavaScript</w:t>
-      </w:r>
-    </w:p>
-    <w:p>
-      <w:pPr>
-        <w:widowControl/>
-        <w:shd w:val="clear" w:color="auto" w:fill="121314"/>
-        <w:autoSpaceDE/>
-        <w:autoSpaceDN/>
-        <w:spacing w:line="270" w:lineRule="atLeast"/>
-        <w:rPr>
-          <w:rFonts w:ascii="Menlo" w:eastAsia="Times New Roman" w:hAnsi="Menlo" w:cs="Menlo"/>
-          <w:color w:val="BBBEBF"/>
-          <w:sz w:val="18"/>
-          <w:szCs w:val="18"/>
-          <w:lang w:val="es-CL" w:eastAsia="es-MX"/>
-        </w:rPr>
-      </w:pPr>
-      <w:r>
-        <w:rPr>
-          <w:rFonts w:ascii="Menlo" w:eastAsia="Times New Roman" w:hAnsi="Menlo" w:cs="Menlo"/>
-          <w:color w:val="FFA657"/>
-          <w:sz w:val="18"/>
-          <w:szCs w:val="18"/>
-          <w:lang w:val="es-CL" w:eastAsia="es-MX"/>
-        </w:rPr>
-        <w:t>-</w:t>
-      </w:r>
-      <w:r>
-        <w:rPr>
-          <w:rFonts w:ascii="Menlo" w:eastAsia="Times New Roman" w:hAnsi="Menlo" w:cs="Menlo"/>
-          <w:color w:val="BBBEBF"/>
-          <w:sz w:val="18"/>
-          <w:szCs w:val="18"/>
-          <w:lang w:val="es-CL" w:eastAsia="es-MX"/>
-        </w:rPr>
-        <w:t xml:space="preserve"> git</w:t>
-      </w:r>
-    </w:p>
-    <w:p>
-      <w:pPr>
-        <w:widowControl/>
-        <w:shd w:val="clear" w:color="auto" w:fill="121314"/>
-        <w:autoSpaceDE/>
-        <w:autoSpaceDN/>
-        <w:spacing w:line="270" w:lineRule="atLeast"/>
-        <w:rPr>
-          <w:rFonts w:ascii="Menlo" w:eastAsia="Times New Roman" w:hAnsi="Menlo" w:cs="Menlo"/>
-          <w:color w:val="BBBEBF"/>
-          <w:sz w:val="18"/>
-          <w:szCs w:val="18"/>
-          <w:lang w:val="es-CL" w:eastAsia="es-MX"/>
-        </w:rPr>
-      </w:pPr>
-      <w:r>
-        <w:rPr>
-          <w:rFonts w:ascii="Menlo" w:eastAsia="Times New Roman" w:hAnsi="Menlo" w:cs="Menlo"/>
-          <w:color w:val="FFA657"/>
-          <w:sz w:val="18"/>
-          <w:szCs w:val="18"/>
-          <w:lang w:val="es-CL" w:eastAsia="es-MX"/>
-        </w:rPr>
-        <w:t>-</w:t>
-      </w:r>
-      <w:r>
-        <w:rPr>
-          <w:rFonts w:ascii="Menlo" w:eastAsia="Times New Roman" w:hAnsi="Menlo" w:cs="Menlo"/>
-          <w:color w:val="BBBEBF"/>
-          <w:sz w:val="18"/>
-          <w:szCs w:val="18"/>
-          <w:lang w:val="es-CL" w:eastAsia="es-MX"/>
-        </w:rPr>
-        <w:t xml:space="preserve"> GitHub</w:t>
-      </w:r>
-    </w:p>
-    <w:p>
-      <w:pPr>
-        <w:widowControl/>
-        <w:shd w:val="clear" w:color="auto" w:fill="121314"/>
-        <w:autoSpaceDE/>
-        <w:autoSpaceDN/>
-        <w:spacing w:line="270" w:lineRule="atLeast"/>
-        <w:rPr>
-          <w:rFonts w:ascii="Menlo" w:eastAsia="Times New Roman" w:hAnsi="Menlo" w:cs="Menlo"/>
-          <w:color w:val="BBBEBF"/>
-          <w:sz w:val="18"/>
-          <w:szCs w:val="18"/>
-          <w:lang w:val="es-CL" w:eastAsia="es-MX"/>
-        </w:rPr>
-      </w:pPr>
-    </w:p>
-    <w:p>
-      <w:pPr>
-        <w:widowControl/>
-        <w:shd w:val="clear" w:color="auto" w:fill="121314"/>
-        <w:autoSpaceDE/>
-        <w:autoSpaceDN/>
-        <w:spacing w:line="270" w:lineRule="atLeast"/>
-        <w:rPr>
-          <w:rFonts w:ascii="Menlo" w:eastAsia="Times New Roman" w:hAnsi="Menlo" w:cs="Menlo"/>
-          <w:color w:val="BBBEBF"/>
-          <w:sz w:val="18"/>
-          <w:szCs w:val="18"/>
-          <w:lang w:val="es-CL" w:eastAsia="es-MX"/>
-        </w:rPr>
-      </w:pPr>
-      <w:r>
-        <w:rPr>
-          <w:rFonts w:ascii="Menlo" w:eastAsia="Times New Roman" w:hAnsi="Menlo" w:cs="Menlo"/>
-          <w:color w:val="6A9955"/>
-          <w:sz w:val="18"/>
-          <w:szCs w:val="18"/>
-          <w:lang w:val="es-CL" w:eastAsia="es-MX"/>
-        </w:rPr>
-        <w:t>&gt;&gt;&gt;&gt;&gt;&gt;&gt;</w:t>
-      </w:r>
-      <w:r>
-        <w:rPr>
-          <w:rFonts w:ascii="Menlo" w:eastAsia="Times New Roman" w:hAnsi="Menlo" w:cs="Menlo"/>
-          <w:color w:val="7EE787"/>
-          <w:sz w:val="18"/>
-          <w:szCs w:val="18"/>
-          <w:lang w:val="es-CL" w:eastAsia="es-MX"/>
-        </w:rPr>
-        <w:t xml:space="preserve"> feature-interfaz</w:t>
-      </w:r>
-    </w:p>
-    <w:p>
-      <w:pPr>
-        <w:widowControl/>
-        <w:shd w:val="clear" w:color="auto" w:fill="121314"/>
-        <w:autoSpaceDE/>
-        <w:autoSpaceDN/>
-        <w:spacing w:line="270" w:lineRule="atLeast"/>
-        <w:rPr>
-          <w:rFonts w:ascii="Menlo" w:eastAsia="Times New Roman" w:hAnsi="Menlo" w:cs="Menlo"/>
-          <w:color w:val="BBBEBF"/>
-          <w:sz w:val="18"/>
-          <w:szCs w:val="18"/>
-          <w:lang w:val="es-CL" w:eastAsia="es-MX"/>
-        </w:rPr>
-      </w:pPr>
-      <w:r>
-        <w:rPr>
-          <w:rFonts w:ascii="Menlo" w:eastAsia="Times New Roman" w:hAnsi="Menlo" w:cs="Menlo"/>
-          <w:color w:val="BBBEBF"/>
-          <w:sz w:val="18"/>
-          <w:szCs w:val="18"/>
-          <w:lang w:val="es-CL" w:eastAsia="es-MX"/>
-        </w:rPr>
-        <w:t>&lt;&lt;&lt;&lt;&lt;&lt;&lt; HEAD</w:t>
-      </w:r>
-    </w:p>
-    <w:p>
-      <w:pPr>
-        <w:widowControl/>
-        <w:shd w:val="clear" w:color="auto" w:fill="121314"/>
-        <w:autoSpaceDE/>
-        <w:autoSpaceDN/>
-        <w:spacing w:line="270" w:lineRule="atLeast"/>
-        <w:rPr>
-          <w:rFonts w:ascii="Menlo" w:eastAsia="Times New Roman" w:hAnsi="Menlo" w:cs="Menlo"/>
-          <w:color w:val="BBBEBF"/>
-          <w:sz w:val="18"/>
-          <w:szCs w:val="18"/>
-          <w:lang w:val="es-CL" w:eastAsia="es-MX"/>
-        </w:rPr>
-      </w:pPr>
-      <w:r>
-        <w:rPr>
-          <w:rFonts w:ascii="Menlo" w:eastAsia="Times New Roman" w:hAnsi="Menlo" w:cs="Menlo"/>
-          <w:color w:val="FFA657"/>
-          <w:sz w:val="18"/>
-          <w:szCs w:val="18"/>
-          <w:lang w:val="es-CL" w:eastAsia="es-MX"/>
-        </w:rPr>
-        <w:t>-</w:t>
-      </w:r>
-      <w:r>
-        <w:rPr>
-          <w:rFonts w:ascii="Menlo" w:eastAsia="Times New Roman" w:hAnsi="Menlo" w:cs="Menlo"/>
-          <w:color w:val="BBBEBF"/>
-          <w:sz w:val="18"/>
-          <w:szCs w:val="18"/>
-          <w:lang w:val="es-CL" w:eastAsia="es-MX"/>
-        </w:rPr>
-        <w:t xml:space="preserve"> Validación de datos ingresados por el usuario.</w:t>
-      </w:r>
-    </w:p>
-    <w:p>
-      <w:pPr>
-        <w:widowControl/>
-        <w:shd w:val="clear" w:color="auto" w:fill="121314"/>
-        <w:autoSpaceDE/>
-        <w:autoSpaceDN/>
-        <w:spacing w:line="270" w:lineRule="atLeast"/>
-        <w:rPr>
-          <w:rFonts w:ascii="Menlo" w:eastAsia="Times New Roman" w:hAnsi="Menlo" w:cs="Menlo"/>
-          <w:color w:val="BBBEBF"/>
-          <w:sz w:val="18"/>
-          <w:szCs w:val="18"/>
-          <w:lang w:val="es-CL" w:eastAsia="es-MX"/>
-        </w:rPr>
-      </w:pPr>
-      <w:r>
-        <w:rPr>
-          <w:rFonts w:ascii="Menlo" w:eastAsia="Times New Roman" w:hAnsi="Menlo" w:cs="Menlo"/>
+      <w:r>
+        <w:rPr>
+          <w:rFonts w:ascii="Times New Roman" w:hAnsi="Times New Roman" w:cs="Times New Roman"/>
+          <w:sz w:val="21"/>
+          <w:szCs w:val="21"/>
+        </w:rPr>
+        <w:t xml:space="preserve">Es la rama que se utilizó para </w:t>
+      </w:r>
+      <w:r>
+        <w:rPr>
+          <w:rFonts w:ascii="Times New Roman" w:hAnsi="Times New Roman" w:cs="Times New Roman"/>
+          <w:sz w:val="21"/>
+          <w:szCs w:val="21"/>
+        </w:rPr>
+        <w:t>desarrollar la lógica de conversiones, validaciones y fórmulas.</w:t>
+      </w:r>
+    </w:p>
+    <w:p>
+      <w:pPr>
+        <w:pStyle w:val="HTMLconformatoprevio"/>
+        <w:numPr>
+          <w:ilvl w:val="0"/>
+          <w:numId w:val="5"/>
+        </w:numPr>
+        <w:rPr>
+          <w:rFonts w:ascii="Times New Roman" w:hAnsi="Times New Roman" w:cs="Times New Roman"/>
+          <w:sz w:val="21"/>
+          <w:szCs w:val="21"/>
+        </w:rPr>
+      </w:pPr>
+      <w:r>
+        <w:rPr>
+          <w:rStyle w:val="CdigoHTML"/>
+          <w:rFonts w:ascii="Times New Roman" w:hAnsi="Times New Roman" w:cs="Times New Roman"/>
+          <w:sz w:val="21"/>
+          <w:szCs w:val="21"/>
+        </w:rPr>
+        <w:t xml:space="preserve">Branch </w:t>
+      </w:r>
+      <w:r>
+        <w:rPr>
+          <w:rStyle w:val="CdigoHTML"/>
+          <w:rFonts w:ascii="Times New Roman" w:hAnsi="Times New Roman" w:cs="Times New Roman"/>
+          <w:sz w:val="21"/>
+          <w:szCs w:val="21"/>
+        </w:rPr>
+        <w:t>feature-interfaz</w:t>
+      </w:r>
+      <w:r>
+        <w:rPr>
+          <w:rFonts w:ascii="Times New Roman" w:hAnsi="Times New Roman" w:cs="Times New Roman"/>
+          <w:sz w:val="21"/>
+          <w:szCs w:val="21"/>
+        </w:rPr>
+        <w:t xml:space="preserve">: </w:t>
+      </w:r>
+      <w:r>
+        <w:rPr>
+          <w:rFonts w:ascii="Times New Roman" w:hAnsi="Times New Roman" w:cs="Times New Roman"/>
+          <w:sz w:val="21"/>
+          <w:szCs w:val="21"/>
+        </w:rPr>
+        <w:t xml:space="preserve">Es la rama encargada de </w:t>
+      </w:r>
+      <w:r>
+        <w:rPr>
+          <w:rFonts w:ascii="Times New Roman" w:hAnsi="Times New Roman" w:cs="Times New Roman"/>
+          <w:sz w:val="21"/>
+          <w:szCs w:val="21"/>
+        </w:rPr>
+        <w:t xml:space="preserve">mejorar la interfaz visual del conversor, como </w:t>
+      </w:r>
+      <w:r>
+        <w:rPr>
+          <w:rFonts w:ascii="Times New Roman" w:hAnsi="Times New Roman" w:cs="Times New Roman"/>
+          <w:sz w:val="21"/>
+          <w:szCs w:val="21"/>
+        </w:rPr>
+        <w:t xml:space="preserve">de los </w:t>
+      </w:r>
+      <w:r>
+        <w:rPr>
+          <w:rFonts w:ascii="Times New Roman" w:hAnsi="Times New Roman" w:cs="Times New Roman"/>
+          <w:sz w:val="21"/>
+          <w:szCs w:val="21"/>
+        </w:rPr>
+        <w:t xml:space="preserve">estilos, </w:t>
+      </w:r>
+      <w:r>
+        <w:rPr>
+          <w:rFonts w:ascii="Times New Roman" w:hAnsi="Times New Roman" w:cs="Times New Roman"/>
+          <w:sz w:val="21"/>
+          <w:szCs w:val="21"/>
+        </w:rPr>
+        <w:t xml:space="preserve">los </w:t>
+      </w:r>
+      <w:r>
+        <w:rPr>
+          <w:rFonts w:ascii="Times New Roman" w:hAnsi="Times New Roman" w:cs="Times New Roman"/>
+          <w:sz w:val="21"/>
+          <w:szCs w:val="21"/>
+        </w:rPr>
+        <w:t>colores,</w:t>
+      </w:r>
+      <w:r>
+        <w:rPr>
+          <w:rFonts w:ascii="Times New Roman" w:hAnsi="Times New Roman" w:cs="Times New Roman"/>
+          <w:sz w:val="21"/>
+          <w:szCs w:val="21"/>
+        </w:rPr>
+        <w:t xml:space="preserve"> entre otros elementos visuales</w:t>
+      </w:r>
+      <w:r>
+        <w:rPr>
+          <w:rFonts w:ascii="Times New Roman" w:hAnsi="Times New Roman" w:cs="Times New Roman"/>
+          <w:sz w:val="21"/>
+          <w:szCs w:val="21"/>
+        </w:rPr>
+        <w:t>.</w:t>
+      </w:r>
+    </w:p>
+    <w:p>
+      <w:pPr>
+        <w:pStyle w:val="HTMLconformatoprevio"/>
+        <w:numPr>
+          <w:ilvl w:val="0"/>
+          <w:numId w:val="5"/>
+        </w:numPr>
+        <w:rPr>
+          <w:rFonts w:ascii="Times New Roman" w:hAnsi="Times New Roman" w:cs="Times New Roman"/>
+          <w:sz w:val="21"/>
+          <w:szCs w:val="21"/>
+        </w:rPr>
+      </w:pPr>
+      <w:r>
+        <w:rPr>
+          <w:rStyle w:val="CdigoHTML"/>
+          <w:rFonts w:ascii="Times New Roman" w:hAnsi="Times New Roman" w:cs="Times New Roman"/>
+          <w:sz w:val="21"/>
+          <w:szCs w:val="21"/>
+        </w:rPr>
+        <w:t xml:space="preserve">Branch </w:t>
+      </w:r>
+      <w:r>
+        <w:rPr>
+          <w:rStyle w:val="CdigoHTML"/>
+          <w:rFonts w:ascii="Times New Roman" w:hAnsi="Times New Roman" w:cs="Times New Roman"/>
+          <w:sz w:val="21"/>
+          <w:szCs w:val="21"/>
+        </w:rPr>
+        <w:t>test</w:t>
+      </w:r>
+      <w:r>
+        <w:rPr>
+          <w:rFonts w:ascii="Times New Roman" w:hAnsi="Times New Roman" w:cs="Times New Roman"/>
+          <w:sz w:val="21"/>
+          <w:szCs w:val="21"/>
+        </w:rPr>
+        <w:t xml:space="preserve">: </w:t>
+      </w:r>
+      <w:r>
+        <w:rPr>
+          <w:rFonts w:ascii="Times New Roman" w:hAnsi="Times New Roman" w:cs="Times New Roman"/>
+          <w:sz w:val="21"/>
+          <w:szCs w:val="21"/>
+        </w:rPr>
+        <w:t xml:space="preserve">Es la rama responsable de </w:t>
+      </w:r>
+      <w:r>
+        <w:rPr>
+          <w:rFonts w:ascii="Times New Roman" w:hAnsi="Times New Roman" w:cs="Times New Roman"/>
+          <w:sz w:val="21"/>
+          <w:szCs w:val="21"/>
+        </w:rPr>
+        <w:t>agregar y ejecutar pruebas para comprobar que algunas conversiones funcionen correctamente.</w:t>
+      </w:r>
+    </w:p>
+    <w:p>
+      <w:pPr>
+        <w:pStyle w:val="HTMLconformatoprevio"/>
+        <w:ind w:left="720"/>
+        <w:rPr>
+          <w:rFonts w:ascii="Times New Roman" w:hAnsi="Times New Roman" w:cs="Times New Roman"/>
+          <w:sz w:val="21"/>
+          <w:szCs w:val="21"/>
+        </w:rPr>
+      </w:pPr>
+    </w:p>
+    <w:p>
+      <w:pPr>
+        <w:tabs>
+          <w:tab w:val="left" w:pos="1513"/>
+        </w:tabs>
+        <w:spacing w:line="242" w:lineRule="exact"/>
+        <w:rPr>
+          <w:sz w:val="21"/>
+          <w:szCs w:val="21"/>
+        </w:rPr>
+      </w:pPr>
+      <w:r>
+        <w:rPr>
+          <w:sz w:val="21"/>
+          <w:szCs w:val="21"/>
+        </w:rPr>
+        <w:t>Los archivos más modificados fueron el README.md y el conversiones.html</w:t>
+      </w:r>
+    </w:p>
+    <w:p>
+      <w:pPr>
+        <w:tabs>
+          <w:tab w:val="left" w:pos="1513"/>
+        </w:tabs>
+        <w:spacing w:line="242" w:lineRule="exact"/>
+        <w:rPr>
+          <w:sz w:val="21"/>
+          <w:szCs w:val="21"/>
+        </w:rPr>
+      </w:pPr>
+      <w:r>
+        <w:rPr>
+          <w:sz w:val="21"/>
+          <w:szCs w:val="21"/>
+        </w:rPr>
+        <w:t xml:space="preserve">   6 README.md</w:t>
+      </w:r>
+    </w:p>
+    <w:p>
+      <w:pPr>
+        <w:tabs>
+          <w:tab w:val="left" w:pos="1513"/>
+        </w:tabs>
+        <w:spacing w:line="242" w:lineRule="exact"/>
+        <w:rPr>
+          <w:sz w:val="21"/>
+          <w:szCs w:val="21"/>
+        </w:rPr>
+      </w:pPr>
+      <w:r>
+        <w:rPr>
+          <w:sz w:val="21"/>
+          <w:szCs w:val="21"/>
+        </w:rPr>
+        <w:t xml:space="preserve">   6 conversor.html</w:t>
+      </w:r>
+    </w:p>
+    <w:p>
+      <w:pPr>
+        <w:tabs>
+          <w:tab w:val="left" w:pos="1513"/>
+        </w:tabs>
+        <w:spacing w:line="242" w:lineRule="exact"/>
+        <w:rPr>
+          <w:sz w:val="21"/>
+          <w:szCs w:val="21"/>
+        </w:rPr>
+      </w:pPr>
+      <w:r>
+        <w:rPr>
+          <w:sz w:val="21"/>
+          <w:szCs w:val="21"/>
+        </w:rPr>
+        <w:t xml:space="preserve">   5 Src/softwaremini.js</w:t>
+      </w:r>
+    </w:p>
+    <w:p>
+      <w:pPr>
+        <w:tabs>
+          <w:tab w:val="left" w:pos="1513"/>
+        </w:tabs>
+        <w:spacing w:line="242" w:lineRule="exact"/>
+        <w:rPr>
+          <w:sz w:val="21"/>
+          <w:szCs w:val="21"/>
+        </w:rPr>
+      </w:pPr>
+      <w:r>
+        <w:rPr>
+          <w:sz w:val="21"/>
+          <w:szCs w:val="21"/>
+        </w:rPr>
+        <w:t xml:space="preserve">   4 Src/unidades.js</w:t>
+      </w:r>
+    </w:p>
+    <w:p>
+      <w:pPr>
+        <w:tabs>
+          <w:tab w:val="left" w:pos="1513"/>
+        </w:tabs>
+        <w:spacing w:line="242" w:lineRule="exact"/>
+        <w:rPr>
+          <w:sz w:val="21"/>
+          <w:szCs w:val="21"/>
+        </w:rPr>
+      </w:pPr>
+      <w:r>
+        <w:rPr>
+          <w:sz w:val="21"/>
+          <w:szCs w:val="21"/>
+        </w:rPr>
+        <w:t xml:space="preserve">   4 Src/conversiones.js</w:t>
+      </w:r>
+    </w:p>
+    <w:p>
+      <w:pPr>
+        <w:tabs>
+          <w:tab w:val="left" w:pos="1513"/>
+        </w:tabs>
+        <w:spacing w:line="242" w:lineRule="exact"/>
+        <w:rPr>
+          <w:sz w:val="21"/>
+          <w:szCs w:val="21"/>
+        </w:rPr>
+      </w:pPr>
+      <w:r>
+        <w:rPr>
+          <w:sz w:val="21"/>
+          <w:szCs w:val="21"/>
+        </w:rPr>
+        <w:t xml:space="preserve">   3 Test/prueba.js</w:t>
+      </w:r>
+    </w:p>
+    <w:p>
+      <w:pPr>
+        <w:tabs>
+          <w:tab w:val="left" w:pos="1513"/>
+        </w:tabs>
+        <w:spacing w:line="242" w:lineRule="exact"/>
+        <w:rPr>
+          <w:sz w:val="21"/>
+          <w:szCs w:val="21"/>
+        </w:rPr>
+      </w:pPr>
+      <w:r>
+        <w:rPr>
+          <w:sz w:val="21"/>
+          <w:szCs w:val="21"/>
+        </w:rPr>
+        <w:t xml:space="preserve">   3 Style/conversor.css</w:t>
+      </w:r>
+    </w:p>
+    <w:p>
+      <w:pPr>
+        <w:tabs>
+          <w:tab w:val="left" w:pos="1513"/>
+        </w:tabs>
+        <w:spacing w:line="242" w:lineRule="exact"/>
+        <w:rPr>
+          <w:sz w:val="21"/>
+          <w:szCs w:val="21"/>
+        </w:rPr>
+      </w:pPr>
+      <w:r>
+        <w:rPr>
+          <w:sz w:val="21"/>
+          <w:szCs w:val="21"/>
+        </w:rPr>
+        <w:t xml:space="preserve">   3 .gitignore</w:t>
+      </w:r>
+    </w:p>
+    <w:p>
+      <w:pPr>
+        <w:tabs>
+          <w:tab w:val="left" w:pos="1513"/>
+        </w:tabs>
+        <w:spacing w:line="242" w:lineRule="exact"/>
+        <w:rPr>
+          <w:sz w:val="21"/>
+          <w:szCs w:val="21"/>
+        </w:rPr>
+      </w:pPr>
+      <w:r>
+        <w:rPr>
+          <w:sz w:val="21"/>
+          <w:szCs w:val="21"/>
+        </w:rPr>
+        <w:t xml:space="preserve">   2 Test/pruebas.js</w:t>
+      </w:r>
+    </w:p>
+    <w:p>
+      <w:pPr>
+        <w:tabs>
+          <w:tab w:val="left" w:pos="1513"/>
+        </w:tabs>
+        <w:spacing w:line="242" w:lineRule="exact"/>
+        <w:rPr>
+          <w:sz w:val="21"/>
+          <w:szCs w:val="21"/>
+        </w:rPr>
+      </w:pPr>
+      <w:r>
+        <w:rPr>
+          <w:sz w:val="21"/>
+          <w:szCs w:val="21"/>
+        </w:rPr>
+        <w:t xml:space="preserve">   1 ConversionInforme.docx</w:t>
+      </w:r>
+    </w:p>
+    <w:p>
+      <w:pPr>
+        <w:tabs>
+          <w:tab w:val="left" w:pos="1513"/>
+        </w:tabs>
+        <w:spacing w:line="242" w:lineRule="exact"/>
+        <w:rPr>
+          <w:sz w:val="21"/>
+          <w:szCs w:val="21"/>
+        </w:rPr>
+      </w:pPr>
+      <w:r>
+        <w:rPr>
+          <w:sz w:val="21"/>
+          <w:szCs w:val="21"/>
+        </w:rPr>
+        <w:t>Esto nos podría indicar que los archivos README.md y conversiones.html se podrían ver como hotspots.</w:t>
+      </w:r>
+    </w:p>
+    <w:p>
+      <w:pPr>
+        <w:tabs>
+          <w:tab w:val="left" w:pos="1513"/>
+        </w:tabs>
+        <w:spacing w:line="242" w:lineRule="exact"/>
+        <w:rPr>
+          <w:sz w:val="21"/>
+          <w:szCs w:val="21"/>
+        </w:rPr>
+      </w:pPr>
+    </w:p>
+    <w:p>
+      <w:pPr>
+        <w:tabs>
+          <w:tab w:val="left" w:pos="1513"/>
+        </w:tabs>
+        <w:spacing w:line="242" w:lineRule="exact"/>
+        <w:rPr>
+          <w:sz w:val="21"/>
+          <w:szCs w:val="21"/>
+        </w:rPr>
+      </w:pPr>
+      <w:r>
+        <w:rPr>
+          <w:sz w:val="21"/>
+          <w:szCs w:val="21"/>
+        </w:rPr>
+        <w:t>Los commits más relevantes que se pueden observar son:</w:t>
+      </w:r>
+    </w:p>
+    <w:p>
+      <w:pPr>
+        <w:tabs>
+          <w:tab w:val="left" w:pos="1513"/>
+        </w:tabs>
+        <w:spacing w:line="242" w:lineRule="exact"/>
+        <w:rPr>
+          <w:sz w:val="21"/>
+          <w:szCs w:val="21"/>
+        </w:rPr>
+      </w:pPr>
+      <w:r>
+        <w:rPr>
+          <w:sz w:val="21"/>
+          <w:szCs w:val="21"/>
+        </w:rPr>
+        <w:t>01ff165 agrego el resto de unidades para la conversion, que afecto al archivo conversiones.js</w:t>
+      </w:r>
+    </w:p>
+    <w:p>
+      <w:pPr>
+        <w:tabs>
+          <w:tab w:val="left" w:pos="1513"/>
+        </w:tabs>
+        <w:spacing w:line="242" w:lineRule="exact"/>
+        <w:rPr>
+          <w:sz w:val="21"/>
+          <w:szCs w:val="21"/>
+        </w:rPr>
+      </w:pPr>
+      <w:r>
+        <w:rPr>
+          <w:sz w:val="21"/>
+          <w:szCs w:val="21"/>
+        </w:rPr>
+        <w:t>acf9217 cambio de consumo de bencina a monedas de todos los países, que afecto al archivo unidades.js</w:t>
+      </w:r>
+    </w:p>
+    <w:p>
+      <w:pPr>
+        <w:tabs>
+          <w:tab w:val="left" w:pos="1513"/>
+        </w:tabs>
+        <w:spacing w:line="242" w:lineRule="exact"/>
+        <w:rPr>
+          <w:sz w:val="21"/>
+          <w:szCs w:val="21"/>
+        </w:rPr>
+      </w:pPr>
+      <w:r>
+        <w:rPr>
+          <w:sz w:val="21"/>
+          <w:szCs w:val="21"/>
+        </w:rPr>
+        <w:t>bf6032c Separacion de conversiones por tipo y categoría, que afecto a los archivos softwaremini.js y conversor.html ya que se redujo la cantidad de líneas considerablemente para la mejora del UX del software.</w:t>
+      </w:r>
+    </w:p>
+    <w:p>
+      <w:pPr>
+        <w:tabs>
+          <w:tab w:val="left" w:pos="1513"/>
+        </w:tabs>
+        <w:spacing w:line="242" w:lineRule="exact"/>
+        <w:rPr>
+          <w:sz w:val="21"/>
+          <w:szCs w:val="21"/>
+        </w:rPr>
+      </w:pPr>
+    </w:p>
+    <w:p>
+      <w:pPr>
+        <w:tabs>
+          <w:tab w:val="left" w:pos="1513"/>
+        </w:tabs>
+        <w:spacing w:line="242" w:lineRule="exact"/>
+        <w:rPr>
+          <w:sz w:val="21"/>
+          <w:szCs w:val="21"/>
+        </w:rPr>
+      </w:pPr>
+      <w:r>
+        <w:rPr>
+          <w:sz w:val="21"/>
+          <w:szCs w:val="21"/>
+        </w:rPr>
+        <w:t>Los merges realizados están en los commits:</w:t>
+      </w:r>
+    </w:p>
+    <w:p>
+      <w:pPr>
+        <w:tabs>
+          <w:tab w:val="left" w:pos="1513"/>
+        </w:tabs>
+        <w:spacing w:line="242" w:lineRule="exact"/>
+        <w:rPr>
+          <w:sz w:val="21"/>
+          <w:szCs w:val="21"/>
+          <w:lang w:val="en-US"/>
+        </w:rPr>
+      </w:pPr>
+      <w:r>
+        <w:rPr>
+          <w:sz w:val="21"/>
+          <w:szCs w:val="21"/>
+          <w:lang w:val="en-US"/>
+        </w:rPr>
+        <w:t>acab8b merge de main con rama test</w:t>
+      </w:r>
+    </w:p>
+    <w:p>
+      <w:pPr>
+        <w:tabs>
+          <w:tab w:val="left" w:pos="1513"/>
+        </w:tabs>
+        <w:spacing w:line="242" w:lineRule="exact"/>
+        <w:rPr>
+          <w:sz w:val="21"/>
+          <w:szCs w:val="21"/>
+          <w:lang w:val="en-US"/>
+        </w:rPr>
+      </w:pPr>
+      <w:r>
+        <w:rPr>
+          <w:sz w:val="21"/>
+          <w:szCs w:val="21"/>
+          <w:lang w:val="en-US"/>
+        </w:rPr>
+        <w:t>3c358f8 merge de feature-interfaz y test</w:t>
+      </w:r>
+    </w:p>
+    <w:p>
+      <w:pPr>
+        <w:tabs>
+          <w:tab w:val="left" w:pos="1513"/>
+        </w:tabs>
+        <w:spacing w:line="242" w:lineRule="exact"/>
+        <w:rPr>
+          <w:sz w:val="21"/>
+          <w:szCs w:val="21"/>
+        </w:rPr>
+      </w:pPr>
+      <w:r>
+        <w:rPr>
+          <w:sz w:val="21"/>
+          <w:szCs w:val="21"/>
+        </w:rPr>
+        <w:t>b4e3d72 (origin/feature-interfaz, feature-interfaz) conflicto del merge solucionado</w:t>
+      </w:r>
+    </w:p>
+    <w:p>
+      <w:pPr>
+        <w:tabs>
+          <w:tab w:val="left" w:pos="1513"/>
+        </w:tabs>
+        <w:spacing w:line="242" w:lineRule="exact"/>
+        <w:rPr>
+          <w:sz w:val="21"/>
+          <w:szCs w:val="21"/>
+        </w:rPr>
+      </w:pPr>
+      <w:r>
+        <w:rPr>
+          <w:sz w:val="21"/>
+          <w:szCs w:val="21"/>
+        </w:rPr>
+        <w:t>f5dd394 merge de feature-conversiones a main agregando algunas converdsiones de unidades</w:t>
+      </w:r>
+    </w:p>
+    <w:p>
+      <w:pPr>
+        <w:tabs>
+          <w:tab w:val="left" w:pos="1513"/>
+        </w:tabs>
+        <w:spacing w:line="242" w:lineRule="exact"/>
+        <w:rPr>
+          <w:sz w:val="21"/>
+          <w:szCs w:val="21"/>
+        </w:rPr>
+      </w:pPr>
+    </w:p>
+    <w:p>
+      <w:pPr>
+        <w:tabs>
+          <w:tab w:val="left" w:pos="1513"/>
+        </w:tabs>
+        <w:spacing w:line="242" w:lineRule="exact"/>
+        <w:rPr>
+          <w:sz w:val="21"/>
+          <w:szCs w:val="21"/>
+        </w:rPr>
+      </w:pPr>
+      <w:r>
+        <w:rPr>
+          <w:sz w:val="21"/>
+          <w:szCs w:val="21"/>
+        </w:rPr>
+        <w:lastRenderedPageBreak/>
+        <w:t xml:space="preserve">En la siguiente imagen se presenta el Git Graph, que corresponde a una representación gráfica de la salida del comando </w:t>
+      </w:r>
+      <w:r>
+        <w:rPr>
+          <w:rStyle w:val="CdigoHTML"/>
+          <w:rFonts w:ascii="Times New Roman" w:hAnsi="Times New Roman" w:cs="Times New Roman"/>
+          <w:sz w:val="21"/>
+          <w:szCs w:val="21"/>
+        </w:rPr>
+        <w:t>git log --graph --oneline --all</w:t>
+      </w:r>
+      <w:r>
+        <w:rPr>
+          <w:sz w:val="21"/>
+          <w:szCs w:val="21"/>
+        </w:rPr>
+        <w:t>, permitiendo visualizar de manera más clara el historial de commits, las ramas y los merges del proyecto.</w:t>
+      </w:r>
+    </w:p>
+    <w:p>
+      <w:pPr>
+        <w:pStyle w:val="pdq2pgselectionanchorcontainer"/>
+        <w:rPr>
+          <w:sz w:val="21"/>
+          <w:szCs w:val="21"/>
+        </w:rPr>
+      </w:pPr>
+      <w:r>
+        <w:rPr>
+          <w:sz w:val="21"/>
+          <w:szCs w:val="21"/>
+        </w:rPr>
+        <w:t xml:space="preserve">La Figura 1 ilustra el historial de Git a través de las ramas </w:t>
+      </w:r>
+      <w:r>
+        <w:rPr>
+          <w:rStyle w:val="CdigoHTML"/>
+          <w:rFonts w:ascii="Times New Roman" w:hAnsi="Times New Roman" w:cs="Times New Roman"/>
+          <w:sz w:val="21"/>
+          <w:szCs w:val="21"/>
+        </w:rPr>
+        <w:t>main</w:t>
+      </w:r>
+      <w:r>
+        <w:rPr>
+          <w:sz w:val="21"/>
+          <w:szCs w:val="21"/>
+        </w:rPr>
+        <w:t xml:space="preserve">, </w:t>
+      </w:r>
+      <w:r>
+        <w:rPr>
+          <w:rStyle w:val="CdigoHTML"/>
+          <w:rFonts w:ascii="Times New Roman" w:hAnsi="Times New Roman" w:cs="Times New Roman"/>
+          <w:sz w:val="21"/>
+          <w:szCs w:val="21"/>
+        </w:rPr>
+        <w:t>feature-conversiones</w:t>
+      </w:r>
+      <w:r>
+        <w:rPr>
+          <w:sz w:val="21"/>
+          <w:szCs w:val="21"/>
+        </w:rPr>
+        <w:t xml:space="preserve">, </w:t>
+      </w:r>
+      <w:r>
+        <w:rPr>
+          <w:rStyle w:val="CdigoHTML"/>
+          <w:rFonts w:ascii="Times New Roman" w:hAnsi="Times New Roman" w:cs="Times New Roman"/>
+          <w:sz w:val="21"/>
+          <w:szCs w:val="21"/>
+        </w:rPr>
+        <w:t>feature-interfaz</w:t>
+      </w:r>
+      <w:r>
+        <w:rPr>
+          <w:sz w:val="21"/>
+          <w:szCs w:val="21"/>
+        </w:rPr>
+        <w:t xml:space="preserve"> y </w:t>
+      </w:r>
+      <w:r>
+        <w:rPr>
+          <w:rStyle w:val="CdigoHTML"/>
+          <w:rFonts w:ascii="Times New Roman" w:hAnsi="Times New Roman" w:cs="Times New Roman"/>
+          <w:sz w:val="21"/>
+          <w:szCs w:val="21"/>
+        </w:rPr>
+        <w:t>test</w:t>
+      </w:r>
+      <w:r>
+        <w:rPr>
+          <w:sz w:val="21"/>
+          <w:szCs w:val="21"/>
+        </w:rPr>
+        <w:t>. El gráfico evidencia un desarrollo en paralelo integrado mediante three-way merge, lo que conservó el historial</w:t>
+      </w:r>
+      <w:r>
+        <w:rPr>
+          <w:sz w:val="21"/>
+          <w:szCs w:val="21"/>
+        </w:rPr>
+        <w:t xml:space="preserve"> completo</w:t>
+      </w:r>
+      <w:r>
+        <w:rPr>
+          <w:sz w:val="21"/>
+          <w:szCs w:val="21"/>
+        </w:rPr>
+        <w:t xml:space="preserve">. Esto demuestra un uso de trabajo en Git, facilitando la independencia de tareas y la resolución ordenada de </w:t>
+      </w:r>
+      <w:r>
+        <w:rPr>
+          <w:sz w:val="21"/>
+          <w:szCs w:val="21"/>
+        </w:rPr>
+        <w:t xml:space="preserve">los </w:t>
+      </w:r>
+      <w:r>
+        <w:rPr>
+          <w:sz w:val="21"/>
+          <w:szCs w:val="21"/>
+        </w:rPr>
+        <w:t>conflictos</w:t>
+      </w:r>
+      <w:r>
+        <w:rPr>
+          <w:sz w:val="21"/>
+          <w:szCs w:val="21"/>
+        </w:rPr>
+        <w:t>.</w:t>
+      </w:r>
+    </w:p>
+    <w:p>
+      <w:pPr>
+        <w:pBdr>
+          <w:top w:val="nil"/>
+          <w:left w:val="nil"/>
+          <w:bottom w:val="nil"/>
+          <w:right w:val="nil"/>
+          <w:between w:val="nil"/>
+        </w:pBdr>
+        <w:spacing w:before="120" w:after="120"/>
+        <w:jc w:val="center"/>
+        <w:rPr>
+          <w:color w:val="000000"/>
+          <w:sz w:val="16"/>
+          <w:szCs w:val="16"/>
+        </w:rPr>
+      </w:pPr>
+      <w:r>
+        <w:rPr>
+          <w:color w:val="000000"/>
+          <w:sz w:val="16"/>
+          <w:szCs w:val="16"/>
+        </w:rPr>
+        <w:t xml:space="preserve">Fig. 1  </w:t>
+      </w:r>
+      <w:r>
+        <w:rPr>
+          <w:color w:val="000000"/>
+          <w:sz w:val="16"/>
+          <w:szCs w:val="16"/>
+        </w:rPr>
+        <w:t>Gráfico con Git Graph</w:t>
+      </w:r>
+    </w:p>
+    <w:p>
+      <w:pPr>
+        <w:pStyle w:val="pdq2pgselectionanchorcontainer"/>
+        <w:rPr>
+          <w:sz w:val="21"/>
+          <w:szCs w:val="21"/>
+        </w:rPr>
+      </w:pPr>
+      <w:r>
+        <w:rPr>
+          <w:noProof/>
+          <w:sz w:val="21"/>
+          <w:szCs w:val="21"/>
+        </w:rPr>
+        <w:drawing>
+          <wp:anchor distT="0" distB="0" distL="114300" distR="114300" simplePos="0" relativeHeight="251658240" behindDoc="0" locked="0" layoutInCell="1" allowOverlap="1" wp14:anchorId="157094DD" wp14:editId="67FDA8CD">
+            <wp:simplePos x="0" y="0"/>
+            <wp:positionH relativeFrom="column">
+              <wp:posOffset>1270</wp:posOffset>
+            </wp:positionH>
+            <wp:positionV relativeFrom="paragraph">
+              <wp:posOffset>134</wp:posOffset>
+            </wp:positionV>
+            <wp:extent cx="6400800" cy="4369435"/>
+            <wp:effectExtent l="0" t="0" r="0" b="0"/>
+            <wp:wrapSquare wrapText="bothSides"/>
+            <wp:docPr id="1581422901" name="Imagen 4"/>
+            <wp:cNvGraphicFramePr>
+              <a:graphicFrameLocks xmlns:a="http://schemas.openxmlformats.org/drawingml/2006/main" noChangeAspect="1"/>
+            </wp:cNvGraphicFramePr>
+            <a:graphic xmlns:a="http://schemas.openxmlformats.org/drawingml/2006/main">
+              <a:graphicData uri="http://schemas.openxmlformats.org/drawingml/2006/picture">
+                <pic:pic xmlns:pic="http://schemas.openxmlformats.org/drawingml/2006/picture">
+                  <pic:nvPicPr>
+                    <pic:cNvPr id="1581422901" name="Imagen 1581422901"/>
+                    <pic:cNvPicPr/>
+                  </pic:nvPicPr>
+                  <pic:blipFill>
+                    <a:blip r:embed="rId7" cstate="print">
+                      <a:extLst>
+                        <a:ext uri="{28A0092B-C50C-407E-A947-70E740481C1C}">
+                          <a14:useLocalDpi xmlns:a14="http://schemas.microsoft.com/office/drawing/2010/main" val="0"/>
+                        </a:ext>
+                      </a:extLst>
+                    </a:blip>
+                    <a:stretch>
+                      <a:fillRect/>
+                    </a:stretch>
+                  </pic:blipFill>
+                  <pic:spPr>
+                    <a:xfrm>
+                      <a:off x="0" y="0"/>
+                      <a:ext cx="6400800" cy="4369435"/>
+                    </a:xfrm>
+                    <a:prstGeom prst="rect">
+                      <a:avLst/>
+                    </a:prstGeom>
+                  </pic:spPr>
+                </pic:pic>
+              </a:graphicData>
+            </a:graphic>
+            <wp14:sizeRelH relativeFrom="page">
+              <wp14:pctWidth>0</wp14:pctWidth>
+            </wp14:sizeRelH>
+            <wp14:sizeRelV relativeFrom="page">
+              <wp14:pctHeight>0</wp14:pctHeight>
+            </wp14:sizeRelV>
+          </wp:anchor>
+        </w:drawing>
+      </w:r>
+      <w:r>
+        <w:rPr>
+          <w:sz w:val="21"/>
+          <w:szCs w:val="21"/>
+        </w:rPr>
+        <w:t>En la imagen se observa el historial del repositorio con las distintas ramas del proyecto (</w:t>
+      </w:r>
+      <w:r>
+        <w:rPr>
+          <w:rStyle w:val="Fuerte"/>
+          <w:b w:val="0"/>
+          <w:bCs w:val="0"/>
+          <w:sz w:val="21"/>
+          <w:szCs w:val="21"/>
+        </w:rPr>
+        <w:t>main</w:t>
+      </w:r>
+      <w:r>
+        <w:rPr>
           <w:b/>
           <w:bCs/>
-          <w:color w:val="79C0FF"/>
-          <w:sz w:val="18"/>
-          <w:szCs w:val="18"/>
-          <w:lang w:val="es-CL" w:eastAsia="es-MX"/>
-        </w:rPr>
+          <w:sz w:val="21"/>
+          <w:szCs w:val="21"/>
+        </w:rPr>
+        <w:t xml:space="preserve">, </w:t>
+      </w:r>
+      <w:r>
+        <w:rPr>
+          <w:rStyle w:val="Fuerte"/>
+          <w:b w:val="0"/>
+          <w:bCs w:val="0"/>
+          <w:sz w:val="21"/>
+          <w:szCs w:val="21"/>
+        </w:rPr>
+        <w:t>feature-conversiones</w:t>
+      </w:r>
+      <w:r>
+        <w:rPr>
+          <w:b/>
+          <w:bCs/>
+          <w:sz w:val="21"/>
+          <w:szCs w:val="21"/>
+        </w:rPr>
+        <w:t xml:space="preserve">, </w:t>
+      </w:r>
+      <w:r>
+        <w:rPr>
+          <w:rStyle w:val="Fuerte"/>
+          <w:b w:val="0"/>
+          <w:bCs w:val="0"/>
+          <w:sz w:val="21"/>
+          <w:szCs w:val="21"/>
+        </w:rPr>
+        <w:t>feature-interfaz</w:t>
+      </w:r>
+      <w:r>
+        <w:rPr>
+          <w:b/>
+          <w:bCs/>
+          <w:sz w:val="21"/>
+          <w:szCs w:val="21"/>
+        </w:rPr>
+        <w:t xml:space="preserve"> </w:t>
+      </w:r>
+      <w:r>
+        <w:rPr>
+          <w:sz w:val="21"/>
+          <w:szCs w:val="21"/>
+        </w:rPr>
+        <w:t>y</w:t>
+      </w:r>
+      <w:r>
+        <w:rPr>
+          <w:b/>
+          <w:bCs/>
+          <w:sz w:val="21"/>
+          <w:szCs w:val="21"/>
+        </w:rPr>
+        <w:t xml:space="preserve"> </w:t>
+      </w:r>
+      <w:r>
+        <w:rPr>
+          <w:rStyle w:val="Fuerte"/>
+          <w:b w:val="0"/>
+          <w:bCs w:val="0"/>
+          <w:sz w:val="21"/>
+          <w:szCs w:val="21"/>
+        </w:rPr>
+        <w:t>test</w:t>
+      </w:r>
+      <w:r>
+        <w:rPr>
+          <w:sz w:val="21"/>
+          <w:szCs w:val="21"/>
+        </w:rPr>
+        <w:t xml:space="preserve">), mostrando la evolución del desarrollo, la integración de cambios mediante </w:t>
+      </w:r>
+      <w:r>
+        <w:rPr>
+          <w:rStyle w:val="nfasis"/>
+          <w:i w:val="0"/>
+          <w:iCs w:val="0"/>
+          <w:sz w:val="21"/>
+          <w:szCs w:val="21"/>
+        </w:rPr>
+        <w:t>three-way merge</w:t>
+      </w:r>
+      <w:r>
+        <w:rPr>
+          <w:sz w:val="21"/>
+          <w:szCs w:val="21"/>
+        </w:rPr>
+        <w:t xml:space="preserve"> y la conservación del historial de los commits.</w:t>
+      </w:r>
+      <w:r>
+        <w:rPr>
+          <w:sz w:val="21"/>
+          <w:szCs w:val="21"/>
+        </w:rPr>
+        <w:br/>
+      </w:r>
+      <w:r>
+        <w:rPr>
+          <w:sz w:val="21"/>
+          <w:szCs w:val="21"/>
+        </w:rPr>
+        <w:t>Los principales merges realizados fueron:</w:t>
+      </w:r>
+      <w:r>
+        <w:rPr>
+          <w:sz w:val="21"/>
+          <w:szCs w:val="21"/>
+        </w:rPr>
+        <w:br/>
+      </w:r>
+      <w:r>
+        <w:rPr>
+          <w:rStyle w:val="CdigoHTML"/>
+          <w:rFonts w:ascii="Times New Roman" w:hAnsi="Times New Roman" w:cs="Times New Roman"/>
+          <w:sz w:val="21"/>
+          <w:szCs w:val="21"/>
+        </w:rPr>
+        <w:t>f5dd394</w:t>
+      </w:r>
+      <w:r>
+        <w:rPr>
+          <w:sz w:val="21"/>
+          <w:szCs w:val="21"/>
+        </w:rPr>
+        <w:t xml:space="preserve">: Merge de la rama </w:t>
+      </w:r>
+      <w:r>
+        <w:rPr>
+          <w:rStyle w:val="CdigoHTML"/>
+          <w:rFonts w:ascii="Times New Roman" w:hAnsi="Times New Roman" w:cs="Times New Roman"/>
+          <w:sz w:val="21"/>
+          <w:szCs w:val="21"/>
+        </w:rPr>
+        <w:t>feature-conversiones</w:t>
+      </w:r>
+      <w:r>
+        <w:rPr>
+          <w:sz w:val="21"/>
+          <w:szCs w:val="21"/>
+        </w:rPr>
+        <w:t xml:space="preserve"> hacia </w:t>
+      </w:r>
+      <w:r>
+        <w:rPr>
+          <w:rStyle w:val="CdigoHTML"/>
+          <w:rFonts w:ascii="Times New Roman" w:hAnsi="Times New Roman" w:cs="Times New Roman"/>
+          <w:sz w:val="21"/>
+          <w:szCs w:val="21"/>
+        </w:rPr>
+        <w:t>main</w:t>
+      </w:r>
+      <w:r>
+        <w:rPr>
+          <w:sz w:val="21"/>
+          <w:szCs w:val="21"/>
+        </w:rPr>
+        <w:t xml:space="preserve">. </w:t>
+      </w:r>
+      <w:r>
+        <w:rPr>
+          <w:sz w:val="21"/>
+          <w:szCs w:val="21"/>
+        </w:rPr>
+        <w:br/>
+      </w:r>
+      <w:r>
+        <w:rPr>
+          <w:rStyle w:val="CdigoHTML"/>
+          <w:rFonts w:ascii="Times New Roman" w:hAnsi="Times New Roman" w:cs="Times New Roman"/>
+          <w:sz w:val="21"/>
+          <w:szCs w:val="21"/>
+        </w:rPr>
+        <w:t>3c358f8</w:t>
+      </w:r>
+      <w:r>
+        <w:rPr>
+          <w:sz w:val="21"/>
+          <w:szCs w:val="21"/>
+        </w:rPr>
+        <w:t xml:space="preserve">: Merge de la rama </w:t>
+      </w:r>
+      <w:r>
+        <w:rPr>
+          <w:rStyle w:val="CdigoHTML"/>
+          <w:rFonts w:ascii="Times New Roman" w:hAnsi="Times New Roman" w:cs="Times New Roman"/>
+          <w:sz w:val="21"/>
+          <w:szCs w:val="21"/>
+        </w:rPr>
+        <w:t>feature-interfaz</w:t>
+      </w:r>
+      <w:r>
+        <w:rPr>
+          <w:sz w:val="21"/>
+          <w:szCs w:val="21"/>
+        </w:rPr>
+        <w:t xml:space="preserve"> con </w:t>
+      </w:r>
+      <w:r>
+        <w:rPr>
+          <w:rStyle w:val="CdigoHTML"/>
+          <w:rFonts w:ascii="Times New Roman" w:hAnsi="Times New Roman" w:cs="Times New Roman"/>
+          <w:sz w:val="21"/>
+          <w:szCs w:val="21"/>
+        </w:rPr>
+        <w:t>test</w:t>
+      </w:r>
+      <w:r>
+        <w:rPr>
+          <w:sz w:val="21"/>
+          <w:szCs w:val="21"/>
+        </w:rPr>
+        <w:t xml:space="preserve">. </w:t>
+      </w:r>
+      <w:r>
+        <w:rPr>
+          <w:sz w:val="21"/>
+          <w:szCs w:val="21"/>
+        </w:rPr>
+        <w:br/>
+      </w:r>
+      <w:r>
+        <w:rPr>
+          <w:rStyle w:val="CdigoHTML"/>
+          <w:rFonts w:ascii="Times New Roman" w:hAnsi="Times New Roman" w:cs="Times New Roman"/>
+          <w:sz w:val="21"/>
+          <w:szCs w:val="21"/>
+        </w:rPr>
+        <w:t>2acab8b</w:t>
+      </w:r>
+      <w:r>
+        <w:rPr>
+          <w:sz w:val="21"/>
+          <w:szCs w:val="21"/>
+        </w:rPr>
+        <w:t xml:space="preserve">: Merge de la rama </w:t>
+      </w:r>
+      <w:r>
+        <w:rPr>
+          <w:rStyle w:val="CdigoHTML"/>
+          <w:rFonts w:ascii="Times New Roman" w:hAnsi="Times New Roman" w:cs="Times New Roman"/>
+          <w:sz w:val="21"/>
+          <w:szCs w:val="21"/>
+        </w:rPr>
+        <w:t>test</w:t>
+      </w:r>
+      <w:r>
+        <w:rPr>
+          <w:sz w:val="21"/>
+          <w:szCs w:val="21"/>
+        </w:rPr>
+        <w:t xml:space="preserve"> hacia </w:t>
+      </w:r>
+      <w:r>
+        <w:rPr>
+          <w:rStyle w:val="CdigoHTML"/>
+          <w:rFonts w:ascii="Times New Roman" w:hAnsi="Times New Roman" w:cs="Times New Roman"/>
+          <w:sz w:val="21"/>
+          <w:szCs w:val="21"/>
+        </w:rPr>
+        <w:t>main</w:t>
+      </w:r>
+      <w:r>
+        <w:rPr>
+          <w:sz w:val="21"/>
+          <w:szCs w:val="21"/>
+        </w:rPr>
+        <w:t>.</w:t>
+      </w:r>
+      <w:r>
+        <w:rPr>
+          <w:sz w:val="21"/>
+          <w:szCs w:val="21"/>
+        </w:rPr>
+        <w:br/>
+      </w:r>
+      <w:r>
+        <w:rPr>
+          <w:sz w:val="21"/>
+          <w:szCs w:val="21"/>
+        </w:rPr>
+        <w:br/>
+        <w:t>El Conflicto se generó en el archivo README.md entre las ramas feature-interfaz y feature-conversiones</w:t>
+      </w:r>
+      <w:r>
+        <w:rPr>
+          <w:sz w:val="21"/>
+          <w:szCs w:val="21"/>
+        </w:rPr>
+        <w:t>.</w:t>
+      </w:r>
+      <w:r>
+        <w:rPr>
+          <w:sz w:val="21"/>
+          <w:szCs w:val="21"/>
+        </w:rPr>
+        <w:br/>
+      </w:r>
+      <w:r>
+        <w:rPr>
+          <w:rStyle w:val="CdigoHTML"/>
+        </w:rPr>
+        <w:t>&lt;&lt;&lt;&lt;&lt;&lt;&lt; HEAD</w:t>
+      </w:r>
+      <w:r>
+        <w:rPr>
+          <w:rStyle w:val="CdigoHTML"/>
+        </w:rPr>
+        <w:br/>
+        <w:t>## Tecnologías utilizadas</w:t>
+      </w:r>
+      <w:r>
+        <w:rPr>
+          <w:rStyle w:val="CdigoHTML"/>
+        </w:rPr>
+        <w:br/>
+        <w:t>- HTML</w:t>
+      </w:r>
+      <w:r>
+        <w:rPr>
+          <w:rStyle w:val="CdigoHTML"/>
+        </w:rPr>
+        <w:br/>
+        <w:t>- CSS</w:t>
+      </w:r>
+      <w:r>
+        <w:rPr>
+          <w:rStyle w:val="CdigoHTML"/>
+        </w:rPr>
+        <w:br/>
+        <w:t>- JavaScript</w:t>
+      </w:r>
+      <w:r>
+        <w:rPr>
+          <w:rStyle w:val="CdigoHTML"/>
+        </w:rPr>
+        <w:br/>
+        <w:t>- git</w:t>
+      </w:r>
+      <w:r>
+        <w:rPr>
+          <w:rStyle w:val="CdigoHTML"/>
+        </w:rPr>
+        <w:br/>
+        <w:t>- GitHub</w:t>
+      </w:r>
+      <w:r>
+        <w:rPr>
+          <w:rStyle w:val="CdigoHTML"/>
+        </w:rPr>
+        <w:br/>
         <w:t>=======</w:t>
       </w:r>
-    </w:p>
-    <w:p>
-      <w:pPr>
-        <w:widowControl/>
-        <w:shd w:val="clear" w:color="auto" w:fill="121314"/>
-        <w:autoSpaceDE/>
-        <w:autoSpaceDN/>
-        <w:spacing w:line="270" w:lineRule="atLeast"/>
-        <w:rPr>
-          <w:rFonts w:ascii="Menlo" w:eastAsia="Times New Roman" w:hAnsi="Menlo" w:cs="Menlo"/>
-          <w:color w:val="BBBEBF"/>
-          <w:sz w:val="18"/>
-          <w:szCs w:val="18"/>
-          <w:lang w:val="es-CL" w:eastAsia="es-MX"/>
-        </w:rPr>
-      </w:pPr>
-      <w:r>
-        <w:rPr>
-          <w:rFonts w:ascii="Menlo" w:eastAsia="Times New Roman" w:hAnsi="Menlo" w:cs="Menlo"/>
-          <w:color w:val="FFA657"/>
-          <w:sz w:val="18"/>
-          <w:szCs w:val="18"/>
-          <w:lang w:val="es-CL" w:eastAsia="es-MX"/>
+      <w:r>
+        <w:rPr>
+          <w:rStyle w:val="CdigoHTML"/>
+        </w:rPr>
+        <w:br/>
+      </w:r>
+      <w:r>
+        <w:rPr>
+          <w:rStyle w:val="CdigoHTML"/>
         </w:rPr>
         <w:lastRenderedPageBreak/>
-        <w:t>-</w:t>
-      </w:r>
-      <w:r>
-        <w:rPr>
-          <w:rFonts w:ascii="Menlo" w:eastAsia="Times New Roman" w:hAnsi="Menlo" w:cs="Menlo"/>
-          <w:color w:val="BBBEBF"/>
-          <w:sz w:val="18"/>
-          <w:szCs w:val="18"/>
-          <w:lang w:val="es-CL" w:eastAsia="es-MX"/>
-        </w:rPr>
-        <w:t xml:space="preserve"> Validación de datos ingresados.</w:t>
-      </w:r>
-    </w:p>
-    <w:p>
-      <w:pPr>
-        <w:widowControl/>
-        <w:shd w:val="clear" w:color="auto" w:fill="121314"/>
-        <w:autoSpaceDE/>
-        <w:autoSpaceDN/>
-        <w:spacing w:line="270" w:lineRule="atLeast"/>
-        <w:rPr>
-          <w:rFonts w:ascii="Menlo" w:eastAsia="Times New Roman" w:hAnsi="Menlo" w:cs="Menlo"/>
-          <w:color w:val="BBBEBF"/>
-          <w:sz w:val="18"/>
-          <w:szCs w:val="18"/>
-          <w:lang w:val="es-CL" w:eastAsia="es-MX"/>
-        </w:rPr>
-      </w:pPr>
-      <w:r>
-        <w:rPr>
-          <w:rFonts w:ascii="Menlo" w:eastAsia="Times New Roman" w:hAnsi="Menlo" w:cs="Menlo"/>
-          <w:color w:val="6A9955"/>
-          <w:sz w:val="18"/>
-          <w:szCs w:val="18"/>
-          <w:lang w:val="es-CL" w:eastAsia="es-MX"/>
-        </w:rPr>
-        <w:t>&gt;&gt;&gt;&gt;&gt;&gt;&gt;</w:t>
-      </w:r>
-      <w:r>
-        <w:rPr>
-          <w:rFonts w:ascii="Menlo" w:eastAsia="Times New Roman" w:hAnsi="Menlo" w:cs="Menlo"/>
-          <w:color w:val="7EE787"/>
-          <w:sz w:val="18"/>
-          <w:szCs w:val="18"/>
-          <w:lang w:val="es-CL" w:eastAsia="es-MX"/>
-        </w:rPr>
-        <w:t xml:space="preserve"> feature-interfaz</w:t>
-      </w:r>
-    </w:p>
-    <w:p>
-      <w:pPr>
-        <w:widowControl/>
-        <w:shd w:val="clear" w:color="auto" w:fill="121314"/>
-        <w:autoSpaceDE/>
-        <w:autoSpaceDN/>
-        <w:spacing w:line="270" w:lineRule="atLeast"/>
-        <w:rPr>
-          <w:rFonts w:ascii="Menlo" w:eastAsia="Times New Roman" w:hAnsi="Menlo" w:cs="Menlo"/>
-          <w:color w:val="BBBEBF"/>
-          <w:sz w:val="18"/>
-          <w:szCs w:val="18"/>
-          <w:lang w:val="en-US" w:eastAsia="es-MX"/>
-        </w:rPr>
-      </w:pPr>
-      <w:r>
-        <w:rPr>
-          <w:rFonts w:ascii="Menlo" w:eastAsia="Times New Roman" w:hAnsi="Menlo" w:cs="Menlo"/>
-          <w:color w:val="FFA657"/>
-          <w:sz w:val="18"/>
-          <w:szCs w:val="18"/>
-          <w:lang w:val="en-US" w:eastAsia="es-MX"/>
-        </w:rPr>
-        <w:t>-</w:t>
-      </w:r>
-      <w:r>
-        <w:rPr>
-          <w:rFonts w:ascii="Menlo" w:eastAsia="Times New Roman" w:hAnsi="Menlo" w:cs="Menlo"/>
-          <w:color w:val="BBBEBF"/>
-          <w:sz w:val="18"/>
-          <w:szCs w:val="18"/>
-          <w:lang w:val="en-US" w:eastAsia="es-MX"/>
+        <w:t>## Tecnologías utilizadas</w:t>
+      </w:r>
+      <w:r>
+        <w:rPr>
+          <w:rStyle w:val="CdigoHTML"/>
+        </w:rPr>
+        <w:br/>
+        <w:t>- html</w:t>
+      </w:r>
+      <w:r>
+        <w:rPr>
+          <w:rStyle w:val="CdigoHTML"/>
+        </w:rPr>
+        <w:br/>
+        <w:t>- css</w:t>
+      </w:r>
+      <w:r>
+        <w:rPr>
+          <w:rStyle w:val="CdigoHTML"/>
+        </w:rPr>
+        <w:br/>
+        <w:t>- JavaScript</w:t>
+      </w:r>
+      <w:r>
+        <w:rPr>
+          <w:rStyle w:val="CdigoHTML"/>
+        </w:rPr>
+        <w:br/>
+        <w:t>- git</w:t>
+      </w:r>
+      <w:r>
+        <w:rPr>
+          <w:rStyle w:val="CdigoHTML"/>
+        </w:rPr>
+        <w:br/>
+        <w:t>- GitHub</w:t>
+      </w:r>
+      <w:r>
+        <w:rPr>
+          <w:rStyle w:val="CdigoHTML"/>
+        </w:rPr>
+        <w:br/>
+        <w:t>&gt;&gt;&gt;&gt;&gt;&gt;&gt; feature-interfaz</w:t>
+      </w:r>
+      <w:r>
+        <w:rPr>
+          <w:rStyle w:val="CdigoHTML"/>
+        </w:rPr>
+        <w:br/>
+      </w:r>
+      <w:r>
+        <w:rPr>
+          <w:rFonts w:ascii="Courier New" w:hAnsi="Courier New" w:cs="Courier New"/>
+          <w:sz w:val="20"/>
+          <w:szCs w:val="20"/>
+        </w:rPr>
+        <w:t>&lt;&lt;&lt;&lt;&lt;&lt;&lt; HEAD</w:t>
+      </w:r>
+      <w:r>
+        <w:rPr>
+          <w:rFonts w:ascii="Courier New" w:hAnsi="Courier New" w:cs="Courier New"/>
+          <w:sz w:val="20"/>
+          <w:szCs w:val="20"/>
+        </w:rPr>
+        <w:br/>
+      </w:r>
+      <w:r>
+        <w:rPr>
+          <w:rFonts w:ascii="Courier New" w:hAnsi="Courier New" w:cs="Courier New"/>
+          <w:sz w:val="20"/>
+          <w:szCs w:val="20"/>
+        </w:rPr>
+        <w:t>- Validación de datos ingresados.</w:t>
+      </w:r>
+      <w:r>
+        <w:rPr>
+          <w:rFonts w:ascii="Courier New" w:hAnsi="Courier New" w:cs="Courier New"/>
+          <w:sz w:val="20"/>
+          <w:szCs w:val="20"/>
+        </w:rPr>
+        <w:br/>
+      </w:r>
+      <w:r>
+        <w:rPr>
+          <w:rFonts w:ascii="Courier New" w:hAnsi="Courier New" w:cs="Courier New"/>
+          <w:sz w:val="20"/>
+          <w:szCs w:val="20"/>
+        </w:rPr>
+        <w:t>=======</w:t>
+      </w:r>
+      <w:r>
+        <w:rPr>
+          <w:rFonts w:ascii="Courier New" w:hAnsi="Courier New" w:cs="Courier New"/>
+          <w:sz w:val="20"/>
+          <w:szCs w:val="20"/>
+        </w:rPr>
+        <w:br/>
+      </w:r>
+      <w:r>
+        <w:rPr>
+          <w:rFonts w:ascii="Courier New" w:hAnsi="Courier New" w:cs="Courier New"/>
+          <w:sz w:val="20"/>
+          <w:szCs w:val="20"/>
+        </w:rPr>
+        <w:t>- Validación de datos ingresados por el usuario.</w:t>
+      </w:r>
+      <w:r>
+        <w:rPr>
+          <w:rFonts w:ascii="Courier New" w:hAnsi="Courier New" w:cs="Courier New"/>
+          <w:sz w:val="20"/>
+          <w:szCs w:val="20"/>
+        </w:rPr>
+        <w:br/>
+      </w:r>
+      <w:r>
+        <w:rPr>
+          <w:rFonts w:ascii="Courier New" w:hAnsi="Courier New" w:cs="Courier New"/>
+          <w:sz w:val="20"/>
+          <w:szCs w:val="20"/>
+        </w:rPr>
+        <w:t>&gt;&gt;&gt;&gt;&gt;&gt;&gt; feature-interfaz</w:t>
+      </w:r>
+    </w:p>
+    <w:p>
+      <w:pPr>
+        <w:pStyle w:val="pdq2pgselectionanchorcontainer"/>
+        <w:rPr>
+          <w:sz w:val="21"/>
+          <w:szCs w:val="21"/>
+        </w:rPr>
+      </w:pPr>
+      <w:r>
+        <w:rPr>
+          <w:sz w:val="21"/>
+          <w:szCs w:val="21"/>
+        </w:rPr>
+        <w:t xml:space="preserve">El conflicto se produjo en el archivo </w:t>
+      </w:r>
+      <w:r>
+        <w:rPr>
+          <w:rStyle w:val="CdigoHTML"/>
+          <w:rFonts w:ascii="Times New Roman" w:hAnsi="Times New Roman" w:cs="Times New Roman"/>
+          <w:sz w:val="21"/>
+          <w:szCs w:val="21"/>
+        </w:rPr>
+        <w:t>README.md</w:t>
+      </w:r>
+      <w:r>
+        <w:rPr>
+          <w:sz w:val="21"/>
+          <w:szCs w:val="21"/>
+        </w:rPr>
+        <w:t xml:space="preserve">, específicamente en la sección </w:t>
+      </w:r>
+      <w:r>
+        <w:rPr>
+          <w:sz w:val="21"/>
+          <w:szCs w:val="21"/>
+        </w:rPr>
+        <w:t xml:space="preserve">“Funcionalidades” y </w:t>
+      </w:r>
+      <w:r>
+        <w:rPr>
+          <w:sz w:val="21"/>
+          <w:szCs w:val="21"/>
+        </w:rPr>
+        <w:t xml:space="preserve">“Tecnologías utilizadas”. La rama </w:t>
+      </w:r>
+      <w:r>
+        <w:rPr>
+          <w:rStyle w:val="CdigoHTML"/>
+          <w:rFonts w:ascii="Times New Roman" w:hAnsi="Times New Roman" w:cs="Times New Roman"/>
+          <w:sz w:val="21"/>
+          <w:szCs w:val="21"/>
+        </w:rPr>
+        <w:t>HEAD</w:t>
+      </w:r>
+      <w:r>
+        <w:rPr>
+          <w:sz w:val="21"/>
+          <w:szCs w:val="21"/>
+        </w:rPr>
+        <w:t xml:space="preserve"> tenía la lista con nombres escritos con mayúscula inicial, mientras que </w:t>
+      </w:r>
+      <w:r>
+        <w:rPr>
+          <w:rStyle w:val="CdigoHTML"/>
+          <w:rFonts w:ascii="Times New Roman" w:hAnsi="Times New Roman" w:cs="Times New Roman"/>
+          <w:sz w:val="21"/>
+          <w:szCs w:val="21"/>
+        </w:rPr>
+        <w:t>feature-interfaz</w:t>
+      </w:r>
+      <w:r>
+        <w:rPr>
+          <w:sz w:val="21"/>
+          <w:szCs w:val="21"/>
+        </w:rPr>
+        <w:t xml:space="preserve"> tenía algunos nombres en minúscula</w:t>
+      </w:r>
+      <w:r>
+        <w:rPr>
+          <w:sz w:val="21"/>
+          <w:szCs w:val="21"/>
+        </w:rPr>
+        <w:t xml:space="preserve"> y en la rama HEAD estaba escrito “Validación de datos ingresados” y en feature-interfaz estaba escrito “Validación de datos ingresados por el usuario”</w:t>
+      </w:r>
+      <w:r>
+        <w:rPr>
+          <w:sz w:val="21"/>
+          <w:szCs w:val="21"/>
+        </w:rPr>
+        <w:t>. La resolución manual consistió en unificar el formato, dejando todos los nombres c</w:t>
+      </w:r>
+      <w:r>
+        <w:rPr>
+          <w:sz w:val="21"/>
+          <w:szCs w:val="21"/>
+        </w:rPr>
+        <w:t>omo</w:t>
+      </w:r>
+      <w:r>
+        <w:rPr>
+          <w:sz w:val="21"/>
+          <w:szCs w:val="21"/>
+        </w:rPr>
+        <w:t xml:space="preserve"> inicial</w:t>
+      </w:r>
+      <w:r>
+        <w:rPr>
+          <w:sz w:val="21"/>
+          <w:szCs w:val="21"/>
+        </w:rPr>
+        <w:t>mente estaba en feature-interfaz</w:t>
+      </w:r>
+      <w:r>
+        <w:rPr>
+          <w:sz w:val="21"/>
+          <w:szCs w:val="21"/>
+        </w:rPr>
+        <w:t xml:space="preserve"> e incorporando </w:t>
+      </w:r>
+      <w:r>
+        <w:rPr>
+          <w:sz w:val="21"/>
+          <w:szCs w:val="21"/>
+        </w:rPr>
+        <w:t>la parte de “por el usuario” a ambas ramas.</w:t>
+      </w:r>
+      <w:r>
+        <w:rPr>
+          <w:sz w:val="21"/>
+          <w:szCs w:val="21"/>
+        </w:rPr>
+        <w:t xml:space="preserve"> Cerrando este merge con el commit </w:t>
+      </w:r>
+      <w:r>
+        <w:rPr>
+          <w:rStyle w:val="CdigoHTML"/>
+          <w:rFonts w:ascii="Times New Roman" w:hAnsi="Times New Roman" w:cs="Times New Roman"/>
+          <w:sz w:val="21"/>
+          <w:szCs w:val="21"/>
+        </w:rPr>
+        <w:t>b4e3d72</w:t>
+      </w:r>
+      <w:r>
+        <w:rPr>
+          <w:sz w:val="21"/>
+          <w:szCs w:val="21"/>
+        </w:rPr>
+        <w:t xml:space="preserve"> - merge con conflicto solucionado</w:t>
+      </w:r>
+    </w:p>
+    <w:p>
+      <w:pPr>
+        <w:pStyle w:val="pdq2pgselectionanchorcontainer"/>
+        <w:rPr>
+          <w:sz w:val="20"/>
+        </w:rPr>
+      </w:pPr>
+      <w:r>
+        <w:rPr>
+          <w:sz w:val="20"/>
+        </w:rPr>
+        <w:t>Los archivos a lo largo del desarrollo del proyecto tuvieron varias inserciones (líneas agregadas) y varias líneas eliminadas para así poder llegar a el software finalizado.</w:t>
+      </w:r>
+    </w:p>
+    <w:p>
+      <w:pPr>
+        <w:pBdr>
+          <w:top w:val="nil"/>
+          <w:left w:val="nil"/>
+          <w:bottom w:val="nil"/>
+          <w:right w:val="nil"/>
+          <w:between w:val="nil"/>
+        </w:pBdr>
+        <w:spacing w:before="120" w:after="120"/>
+        <w:jc w:val="center"/>
+        <w:rPr>
+          <w:color w:val="000000"/>
+          <w:sz w:val="16"/>
+          <w:szCs w:val="16"/>
+        </w:rPr>
+      </w:pPr>
+      <w:r>
+        <w:rPr>
+          <w:color w:val="000000"/>
+          <w:sz w:val="16"/>
+          <w:szCs w:val="16"/>
+        </w:rPr>
+        <w:t>Tabla</w:t>
+      </w:r>
+      <w:r>
+        <w:rPr>
+          <w:color w:val="000000"/>
+          <w:sz w:val="16"/>
+          <w:szCs w:val="16"/>
+        </w:rPr>
+        <w:t xml:space="preserve">. 1  </w:t>
+      </w:r>
+      <w:r>
+        <w:rPr>
+          <w:color w:val="000000"/>
+          <w:sz w:val="16"/>
+          <w:szCs w:val="16"/>
+        </w:rPr>
+        <w:t>Tabla de inserciones y eliminaciones por archivo</w:t>
+      </w:r>
+    </w:p>
+    <w:tbl>
+      <w:tblPr>
+        <w:tblStyle w:val="Tablaconcuadrcula"/>
+        <w:tblW w:w="0" w:type="auto"/>
+        <w:tblLook w:val="04A0" w:firstRow="1" w:lastRow="0" w:firstColumn="1" w:lastColumn="0" w:noHBand="0" w:noVBand="1"/>
+      </w:tblPr>
+      <w:tblGrid>
+        <w:gridCol w:w="3356"/>
+        <w:gridCol w:w="3357"/>
+        <w:gridCol w:w="3357"/>
+      </w:tblGrid>
+      <w:tr>
+        <w:tc>
+          <w:tcPr>
+            <w:tcW w:w="3356" w:type="dxa"/>
+          </w:tcPr>
+          <w:p>
+            <w:pPr>
+              <w:pStyle w:val="pdq2pgselectionanchorcontainer"/>
+              <w:rPr>
+                <w:sz w:val="20"/>
+              </w:rPr>
+            </w:pPr>
+            <w:r>
+              <w:rPr>
+                <w:sz w:val="20"/>
+              </w:rPr>
+              <w:t>Archivo</w:t>
+            </w:r>
+          </w:p>
+        </w:tc>
+        <w:tc>
+          <w:tcPr>
+            <w:tcW w:w="3357" w:type="dxa"/>
+          </w:tcPr>
+          <w:p>
+            <w:pPr>
+              <w:pStyle w:val="pdq2pgselectionanchorcontainer"/>
+              <w:rPr>
+                <w:sz w:val="20"/>
+              </w:rPr>
+            </w:pPr>
+            <w:r>
+              <w:rPr>
+                <w:sz w:val="20"/>
+              </w:rPr>
+              <w:t>Líneas agregadas (Inserts)</w:t>
+            </w:r>
+          </w:p>
+        </w:tc>
+        <w:tc>
+          <w:tcPr>
+            <w:tcW w:w="3357" w:type="dxa"/>
+          </w:tcPr>
+          <w:p>
+            <w:pPr>
+              <w:pStyle w:val="pdq2pgselectionanchorcontainer"/>
+              <w:rPr>
+                <w:sz w:val="20"/>
+              </w:rPr>
+            </w:pPr>
+            <w:r>
+              <w:rPr>
+                <w:sz w:val="20"/>
+              </w:rPr>
+              <w:t>Líneas eliminadas (Deletes)</w:t>
+            </w:r>
+          </w:p>
+        </w:tc>
+      </w:tr>
+      <w:tr>
+        <w:tc>
+          <w:tcPr>
+            <w:tcW w:w="3356" w:type="dxa"/>
+          </w:tcPr>
+          <w:p>
+            <w:pPr>
+              <w:pStyle w:val="pdq2pgselectionanchorcontainer"/>
+              <w:rPr>
+                <w:sz w:val="20"/>
+              </w:rPr>
+            </w:pPr>
+            <w:r>
+              <w:rPr>
+                <w:sz w:val="20"/>
+              </w:rPr>
+              <w:t>.gitignore</w:t>
+            </w:r>
+          </w:p>
+        </w:tc>
+        <w:tc>
+          <w:tcPr>
+            <w:tcW w:w="3357" w:type="dxa"/>
+          </w:tcPr>
+          <w:p>
+            <w:pPr>
+              <w:pStyle w:val="pdq2pgselectionanchorcontainer"/>
+              <w:rPr>
+                <w:sz w:val="20"/>
+              </w:rPr>
+            </w:pPr>
+            <w:r>
+              <w:rPr>
+                <w:sz w:val="20"/>
+              </w:rPr>
+              <w:t>2</w:t>
+            </w:r>
+          </w:p>
+        </w:tc>
+        <w:tc>
+          <w:tcPr>
+            <w:tcW w:w="3357" w:type="dxa"/>
+          </w:tcPr>
+          <w:p>
+            <w:pPr>
+              <w:pStyle w:val="pdq2pgselectionanchorcontainer"/>
+              <w:rPr>
+                <w:sz w:val="20"/>
+              </w:rPr>
+            </w:pPr>
+            <w:r>
+              <w:rPr>
+                <w:sz w:val="20"/>
+              </w:rPr>
+              <w:t>1</w:t>
+            </w:r>
+          </w:p>
+        </w:tc>
+      </w:tr>
+      <w:tr>
+        <w:tc>
+          <w:tcPr>
+            <w:tcW w:w="3356" w:type="dxa"/>
+          </w:tcPr>
+          <w:p>
+            <w:pPr>
+              <w:pStyle w:val="pdq2pgselectionanchorcontainer"/>
+              <w:rPr>
+                <w:sz w:val="20"/>
+              </w:rPr>
+            </w:pPr>
+            <w:r>
+              <w:rPr>
+                <w:sz w:val="20"/>
+              </w:rPr>
+              <w:t>README.md</w:t>
+            </w:r>
+          </w:p>
+        </w:tc>
+        <w:tc>
+          <w:tcPr>
+            <w:tcW w:w="3357" w:type="dxa"/>
+          </w:tcPr>
+          <w:p>
+            <w:pPr>
+              <w:pStyle w:val="pdq2pgselectionanchorcontainer"/>
+              <w:rPr>
+                <w:sz w:val="20"/>
+              </w:rPr>
+            </w:pPr>
+            <w:r>
+              <w:rPr>
+                <w:sz w:val="20"/>
+              </w:rPr>
+              <w:t>105</w:t>
+            </w:r>
+          </w:p>
+        </w:tc>
+        <w:tc>
+          <w:tcPr>
+            <w:tcW w:w="3357" w:type="dxa"/>
+          </w:tcPr>
+          <w:p>
+            <w:pPr>
+              <w:pStyle w:val="pdq2pgselectionanchorcontainer"/>
+              <w:rPr>
+                <w:sz w:val="20"/>
+              </w:rPr>
+            </w:pPr>
+            <w:r>
+              <w:rPr>
+                <w:sz w:val="20"/>
+              </w:rPr>
+              <w:t>2</w:t>
+            </w:r>
+          </w:p>
+        </w:tc>
+      </w:tr>
+      <w:tr>
+        <w:tc>
+          <w:tcPr>
+            <w:tcW w:w="3356" w:type="dxa"/>
+          </w:tcPr>
+          <w:p>
+            <w:pPr>
+              <w:pStyle w:val="pdq2pgselectionanchorcontainer"/>
+              <w:rPr>
+                <w:sz w:val="20"/>
+              </w:rPr>
+            </w:pPr>
+            <w:r>
+              <w:rPr>
+                <w:sz w:val="20"/>
+              </w:rPr>
+              <w:t>Src/conversiones.js</w:t>
+            </w:r>
+          </w:p>
+        </w:tc>
+        <w:tc>
+          <w:tcPr>
+            <w:tcW w:w="3357" w:type="dxa"/>
+          </w:tcPr>
+          <w:p>
+            <w:pPr>
+              <w:pStyle w:val="pdq2pgselectionanchorcontainer"/>
+              <w:rPr>
+                <w:sz w:val="20"/>
+              </w:rPr>
+            </w:pPr>
+            <w:r>
+              <w:rPr>
+                <w:sz w:val="20"/>
+              </w:rPr>
+              <w:t>96</w:t>
+            </w:r>
+          </w:p>
+        </w:tc>
+        <w:tc>
+          <w:tcPr>
+            <w:tcW w:w="3357" w:type="dxa"/>
+          </w:tcPr>
+          <w:p>
+            <w:pPr>
+              <w:pStyle w:val="pdq2pgselectionanchorcontainer"/>
+              <w:rPr>
+                <w:sz w:val="20"/>
+              </w:rPr>
+            </w:pPr>
+            <w:r>
+              <w:rPr>
+                <w:sz w:val="20"/>
+              </w:rPr>
+              <w:t>36</w:t>
+            </w:r>
+          </w:p>
+        </w:tc>
+      </w:tr>
+      <w:tr>
+        <w:tc>
+          <w:tcPr>
+            <w:tcW w:w="3356" w:type="dxa"/>
+          </w:tcPr>
+          <w:p>
+            <w:pPr>
+              <w:pStyle w:val="pdq2pgselectionanchorcontainer"/>
+              <w:rPr>
+                <w:sz w:val="20"/>
+              </w:rPr>
+            </w:pPr>
+            <w:r>
+              <w:rPr>
+                <w:sz w:val="20"/>
+              </w:rPr>
+              <w:t>Src/unidades.js</w:t>
+            </w:r>
+          </w:p>
+        </w:tc>
+        <w:tc>
+          <w:tcPr>
+            <w:tcW w:w="3357" w:type="dxa"/>
+          </w:tcPr>
+          <w:p>
+            <w:pPr>
+              <w:pStyle w:val="pdq2pgselectionanchorcontainer"/>
+              <w:rPr>
+                <w:sz w:val="20"/>
+              </w:rPr>
+            </w:pPr>
+            <w:r>
+              <w:rPr>
+                <w:sz w:val="20"/>
+              </w:rPr>
+              <w:t>332</w:t>
+            </w:r>
+          </w:p>
+        </w:tc>
+        <w:tc>
+          <w:tcPr>
+            <w:tcW w:w="3357" w:type="dxa"/>
+          </w:tcPr>
+          <w:p>
+            <w:pPr>
+              <w:pStyle w:val="pdq2pgselectionanchorcontainer"/>
+              <w:rPr>
+                <w:sz w:val="20"/>
+              </w:rPr>
+            </w:pPr>
+            <w:r>
+              <w:rPr>
+                <w:sz w:val="20"/>
+              </w:rPr>
+              <w:t>10</w:t>
+            </w:r>
+          </w:p>
+        </w:tc>
+      </w:tr>
+      <w:tr>
+        <w:tc>
+          <w:tcPr>
+            <w:tcW w:w="3356" w:type="dxa"/>
+          </w:tcPr>
+          <w:p>
+            <w:pPr>
+              <w:pStyle w:val="pdq2pgselectionanchorcontainer"/>
+              <w:rPr>
+                <w:sz w:val="20"/>
+              </w:rPr>
+            </w:pPr>
+            <w:r>
+              <w:rPr>
+                <w:sz w:val="20"/>
+              </w:rPr>
+              <w:t>Src/softwaremini.js</w:t>
+            </w:r>
+          </w:p>
+        </w:tc>
+        <w:tc>
+          <w:tcPr>
+            <w:tcW w:w="3357" w:type="dxa"/>
+          </w:tcPr>
+          <w:p>
+            <w:pPr>
+              <w:pStyle w:val="pdq2pgselectionanchorcontainer"/>
+              <w:rPr>
+                <w:sz w:val="20"/>
+              </w:rPr>
+            </w:pPr>
+            <w:r>
+              <w:rPr>
+                <w:sz w:val="20"/>
+              </w:rPr>
+              <w:t>156</w:t>
+            </w:r>
+          </w:p>
+        </w:tc>
+        <w:tc>
+          <w:tcPr>
+            <w:tcW w:w="3357" w:type="dxa"/>
+          </w:tcPr>
+          <w:p>
+            <w:pPr>
+              <w:pStyle w:val="pdq2pgselectionanchorcontainer"/>
+              <w:rPr>
+                <w:sz w:val="20"/>
+              </w:rPr>
+            </w:pPr>
+            <w:r>
+              <w:rPr>
+                <w:sz w:val="20"/>
+              </w:rPr>
+              <w:t>14</w:t>
+            </w:r>
+          </w:p>
+        </w:tc>
+      </w:tr>
+      <w:tr>
+        <w:tc>
+          <w:tcPr>
+            <w:tcW w:w="3356" w:type="dxa"/>
+          </w:tcPr>
+          <w:p>
+            <w:pPr>
+              <w:pStyle w:val="pdq2pgselectionanchorcontainer"/>
+              <w:rPr>
+                <w:sz w:val="20"/>
+              </w:rPr>
+            </w:pPr>
+            <w:r>
+              <w:rPr>
+                <w:sz w:val="20"/>
+              </w:rPr>
+              <w:t>Style/conversor.css</w:t>
+            </w:r>
+          </w:p>
+        </w:tc>
+        <w:tc>
+          <w:tcPr>
+            <w:tcW w:w="3357" w:type="dxa"/>
+          </w:tcPr>
+          <w:p>
+            <w:pPr>
+              <w:pStyle w:val="pdq2pgselectionanchorcontainer"/>
+              <w:rPr>
+                <w:sz w:val="20"/>
+              </w:rPr>
+            </w:pPr>
+            <w:r>
+              <w:rPr>
+                <w:sz w:val="20"/>
+              </w:rPr>
+              <w:t>93</w:t>
+            </w:r>
+          </w:p>
+        </w:tc>
+        <w:tc>
+          <w:tcPr>
+            <w:tcW w:w="3357" w:type="dxa"/>
+          </w:tcPr>
+          <w:p>
+            <w:pPr>
+              <w:pStyle w:val="pdq2pgselectionanchorcontainer"/>
+              <w:rPr>
+                <w:sz w:val="20"/>
+              </w:rPr>
+            </w:pPr>
+            <w:r>
+              <w:rPr>
+                <w:sz w:val="20"/>
+              </w:rPr>
+              <w:t>12</w:t>
+            </w:r>
+          </w:p>
+        </w:tc>
+      </w:tr>
+      <w:tr>
+        <w:tc>
+          <w:tcPr>
+            <w:tcW w:w="3356" w:type="dxa"/>
+          </w:tcPr>
+          <w:p>
+            <w:pPr>
+              <w:pStyle w:val="pdq2pgselectionanchorcontainer"/>
+              <w:rPr>
+                <w:sz w:val="20"/>
+              </w:rPr>
+            </w:pPr>
+            <w:r>
+              <w:rPr>
+                <w:sz w:val="20"/>
+              </w:rPr>
+              <w:t>Test/prueba.js</w:t>
+            </w:r>
+          </w:p>
+        </w:tc>
+        <w:tc>
+          <w:tcPr>
+            <w:tcW w:w="3357" w:type="dxa"/>
+          </w:tcPr>
+          <w:p>
+            <w:pPr>
+              <w:pStyle w:val="pdq2pgselectionanchorcontainer"/>
+              <w:rPr>
+                <w:sz w:val="20"/>
+              </w:rPr>
+            </w:pPr>
+            <w:r>
+              <w:rPr>
+                <w:sz w:val="20"/>
+              </w:rPr>
+              <w:t>83</w:t>
+            </w:r>
+          </w:p>
+        </w:tc>
+        <w:tc>
+          <w:tcPr>
+            <w:tcW w:w="3357" w:type="dxa"/>
+          </w:tcPr>
+          <w:p>
+            <w:pPr>
+              <w:pStyle w:val="pdq2pgselectionanchorcontainer"/>
+              <w:rPr>
+                <w:sz w:val="20"/>
+              </w:rPr>
+            </w:pPr>
+            <w:r>
+              <w:rPr>
+                <w:sz w:val="20"/>
+              </w:rPr>
+              <w:t>34</w:t>
+            </w:r>
+          </w:p>
+        </w:tc>
+      </w:tr>
+      <w:tr>
+        <w:tc>
+          <w:tcPr>
+            <w:tcW w:w="3356" w:type="dxa"/>
+          </w:tcPr>
+          <w:p>
+            <w:pPr>
+              <w:pStyle w:val="pdq2pgselectionanchorcontainer"/>
+              <w:rPr>
+                <w:sz w:val="20"/>
+              </w:rPr>
+            </w:pPr>
+            <w:r>
+              <w:rPr>
+                <w:sz w:val="20"/>
+              </w:rPr>
+              <w:t>Test/pruebas.js</w:t>
+            </w:r>
+          </w:p>
+        </w:tc>
+        <w:tc>
+          <w:tcPr>
+            <w:tcW w:w="3357" w:type="dxa"/>
+          </w:tcPr>
+          <w:p>
+            <w:pPr>
+              <w:pStyle w:val="pdq2pgselectionanchorcontainer"/>
+              <w:rPr>
+                <w:sz w:val="20"/>
+              </w:rPr>
+            </w:pPr>
+            <w:r>
+              <w:rPr>
+                <w:sz w:val="20"/>
+              </w:rPr>
+              <w:t>7</w:t>
+            </w:r>
+          </w:p>
+        </w:tc>
+        <w:tc>
+          <w:tcPr>
+            <w:tcW w:w="3357" w:type="dxa"/>
+          </w:tcPr>
+          <w:p>
+            <w:pPr>
+              <w:pStyle w:val="pdq2pgselectionanchorcontainer"/>
+              <w:rPr>
+                <w:sz w:val="20"/>
+              </w:rPr>
+            </w:pPr>
+            <w:r>
+              <w:rPr>
+                <w:sz w:val="20"/>
+              </w:rPr>
+              <w:t>(archivo eliminado)</w:t>
+            </w:r>
+          </w:p>
+        </w:tc>
+      </w:tr>
+      <w:tr>
+        <w:tc>
+          <w:tcPr>
+            <w:tcW w:w="3356" w:type="dxa"/>
+          </w:tcPr>
+          <w:p>
+            <w:pPr>
+              <w:pStyle w:val="pdq2pgselectionanchorcontainer"/>
+              <w:rPr>
+                <w:sz w:val="20"/>
+              </w:rPr>
+            </w:pPr>
+            <w:r>
+              <w:rPr>
+                <w:sz w:val="20"/>
+              </w:rPr>
+              <w:t>conversor.html</w:t>
+            </w:r>
+          </w:p>
+        </w:tc>
+        <w:tc>
+          <w:tcPr>
+            <w:tcW w:w="3357" w:type="dxa"/>
+          </w:tcPr>
+          <w:p>
+            <w:pPr>
+              <w:pStyle w:val="pdq2pgselectionanchorcontainer"/>
+              <w:rPr>
+                <w:sz w:val="20"/>
+              </w:rPr>
+            </w:pPr>
+            <w:r>
+              <w:rPr>
+                <w:sz w:val="20"/>
+              </w:rPr>
+              <w:t>474</w:t>
+            </w:r>
+          </w:p>
+        </w:tc>
+        <w:tc>
+          <w:tcPr>
+            <w:tcW w:w="3357" w:type="dxa"/>
+          </w:tcPr>
+          <w:p>
+            <w:pPr>
+              <w:pStyle w:val="pdq2pgselectionanchorcontainer"/>
+              <w:rPr>
+                <w:sz w:val="20"/>
+              </w:rPr>
+            </w:pPr>
+            <w:r>
+              <w:rPr>
+                <w:sz w:val="20"/>
+              </w:rPr>
+              <w:t>379</w:t>
+            </w:r>
+          </w:p>
+        </w:tc>
+      </w:tr>
+    </w:tbl>
+    <w:p>
+      <w:pPr>
+        <w:pBdr>
+          <w:top w:val="nil"/>
+          <w:left w:val="nil"/>
+          <w:bottom w:val="nil"/>
+          <w:right w:val="nil"/>
+          <w:between w:val="nil"/>
+        </w:pBdr>
+        <w:spacing w:before="120" w:after="120"/>
+        <w:rPr>
+          <w:sz w:val="21"/>
+          <w:szCs w:val="21"/>
+        </w:rPr>
+      </w:pPr>
+      <w:r>
+        <w:rPr>
+          <w:sz w:val="21"/>
+          <w:szCs w:val="21"/>
+        </w:rPr>
+        <w:t xml:space="preserve">La Tabla 1 </w:t>
+      </w:r>
+      <w:r>
+        <w:rPr>
+          <w:sz w:val="21"/>
+          <w:szCs w:val="21"/>
+        </w:rPr>
+        <w:t>muestra</w:t>
+      </w:r>
+      <w:r>
+        <w:rPr>
+          <w:sz w:val="21"/>
+          <w:szCs w:val="21"/>
+        </w:rPr>
+        <w:t xml:space="preserve"> las líneas agregadas y eliminadas por archivo. </w:t>
+      </w:r>
+      <w:r>
+        <w:rPr>
+          <w:rStyle w:val="CdigoHTML"/>
+          <w:rFonts w:ascii="Times New Roman" w:hAnsi="Times New Roman" w:cs="Times New Roman"/>
+          <w:sz w:val="21"/>
+          <w:szCs w:val="21"/>
+        </w:rPr>
+        <w:t>conversor.html</w:t>
+      </w:r>
+      <w:r>
+        <w:rPr>
+          <w:sz w:val="21"/>
+          <w:szCs w:val="21"/>
+        </w:rPr>
+        <w:t xml:space="preserve"> fue el más modificado (474 inserciones </w:t>
+      </w:r>
+      <w:r>
+        <w:rPr>
+          <w:sz w:val="21"/>
+          <w:szCs w:val="21"/>
+        </w:rPr>
+        <w:t xml:space="preserve">y </w:t>
+      </w:r>
+      <w:r>
+        <w:rPr>
+          <w:sz w:val="21"/>
+          <w:szCs w:val="21"/>
+        </w:rPr>
+        <w:t xml:space="preserve">379 eliminaciones) debido al refinamiento continuo de la interfaz. Por </w:t>
+      </w:r>
+      <w:r>
+        <w:rPr>
+          <w:sz w:val="21"/>
+          <w:szCs w:val="21"/>
+        </w:rPr>
+        <w:t>otra</w:t>
+      </w:r>
+      <w:r>
+        <w:rPr>
+          <w:sz w:val="21"/>
+          <w:szCs w:val="21"/>
+        </w:rPr>
+        <w:t xml:space="preserve"> parte, </w:t>
+      </w:r>
+      <w:r>
+        <w:rPr>
+          <w:rStyle w:val="CdigoHTML"/>
+          <w:rFonts w:ascii="Times New Roman" w:hAnsi="Times New Roman" w:cs="Times New Roman"/>
+          <w:sz w:val="21"/>
+          <w:szCs w:val="21"/>
+        </w:rPr>
+        <w:t>Src/unidades.js</w:t>
+      </w:r>
+      <w:r>
+        <w:rPr>
+          <w:sz w:val="21"/>
+          <w:szCs w:val="21"/>
+        </w:rPr>
+        <w:t xml:space="preserve"> sumó múltiples categorías de unidades y monedas, mientras que </w:t>
+      </w:r>
+      <w:r>
+        <w:rPr>
+          <w:rStyle w:val="CdigoHTML"/>
+          <w:rFonts w:ascii="Times New Roman" w:hAnsi="Times New Roman" w:cs="Times New Roman"/>
+          <w:sz w:val="21"/>
+          <w:szCs w:val="21"/>
+        </w:rPr>
+        <w:t>README.md</w:t>
+      </w:r>
+      <w:r>
+        <w:rPr>
+          <w:sz w:val="21"/>
+          <w:szCs w:val="21"/>
+        </w:rPr>
+        <w:t xml:space="preserve"> y </w:t>
+      </w:r>
+      <w:r>
+        <w:rPr>
+          <w:rStyle w:val="CdigoHTML"/>
+          <w:rFonts w:ascii="Times New Roman" w:hAnsi="Times New Roman" w:cs="Times New Roman"/>
+          <w:sz w:val="21"/>
+          <w:szCs w:val="21"/>
+        </w:rPr>
+        <w:t>Test/prueba.js</w:t>
+      </w:r>
+      <w:r>
+        <w:rPr>
+          <w:sz w:val="21"/>
+          <w:szCs w:val="21"/>
         </w:rPr>
         <w:t xml:space="preserve"> </w:t>
       </w:r>
-      <w:proofErr w:type="spellStart"/>
-      <w:r>
-        <w:rPr>
-          <w:rFonts w:ascii="Menlo" w:eastAsia="Times New Roman" w:hAnsi="Menlo" w:cs="Menlo"/>
-          <w:color w:val="BBBEBF"/>
-          <w:sz w:val="18"/>
-          <w:szCs w:val="18"/>
-          <w:lang w:val="en-US" w:eastAsia="es-MX"/>
-        </w:rPr>
-        <w:t>Interfaz</w:t>
-      </w:r>
-      <w:proofErr w:type="spellEnd"/>
-      <w:r>
-        <w:rPr>
-          <w:rFonts w:ascii="Menlo" w:eastAsia="Times New Roman" w:hAnsi="Menlo" w:cs="Menlo"/>
-          <w:color w:val="BBBEBF"/>
-          <w:sz w:val="18"/>
-          <w:szCs w:val="18"/>
-          <w:lang w:val="en-US" w:eastAsia="es-MX"/>
+      <w:r>
+        <w:rPr>
+          <w:sz w:val="21"/>
+          <w:szCs w:val="21"/>
+        </w:rPr>
+        <w:t xml:space="preserve">se </w:t>
+      </w:r>
+      <w:r>
+        <w:rPr>
+          <w:sz w:val="21"/>
+          <w:szCs w:val="21"/>
+        </w:rPr>
+        <w:t>reflejan la actualización de la documentación y las pruebas.</w:t>
+      </w:r>
+    </w:p>
+    <w:p>
+      <w:pPr>
+        <w:pBdr>
+          <w:top w:val="nil"/>
+          <w:left w:val="nil"/>
+          <w:bottom w:val="nil"/>
+          <w:right w:val="nil"/>
+          <w:between w:val="nil"/>
+        </w:pBdr>
+        <w:spacing w:before="120" w:after="120"/>
+        <w:rPr>
+          <w:sz w:val="21"/>
+          <w:szCs w:val="21"/>
+        </w:rPr>
+      </w:pPr>
+    </w:p>
+    <w:p>
+      <w:pPr>
+        <w:pBdr>
+          <w:top w:val="nil"/>
+          <w:left w:val="nil"/>
+          <w:bottom w:val="nil"/>
+          <w:right w:val="nil"/>
+          <w:between w:val="nil"/>
+        </w:pBdr>
+        <w:spacing w:before="120" w:after="120"/>
+        <w:rPr>
+          <w:sz w:val="21"/>
+          <w:szCs w:val="21"/>
+        </w:rPr>
+      </w:pPr>
+    </w:p>
+    <w:p>
+      <w:pPr>
+        <w:pBdr>
+          <w:top w:val="nil"/>
+          <w:left w:val="nil"/>
+          <w:bottom w:val="nil"/>
+          <w:right w:val="nil"/>
+          <w:between w:val="nil"/>
+        </w:pBdr>
+        <w:spacing w:before="120" w:after="120"/>
+        <w:rPr>
+          <w:sz w:val="21"/>
+          <w:szCs w:val="21"/>
+        </w:rPr>
+      </w:pPr>
+    </w:p>
+    <w:p>
+      <w:pPr>
+        <w:pBdr>
+          <w:top w:val="nil"/>
+          <w:left w:val="nil"/>
+          <w:bottom w:val="nil"/>
+          <w:right w:val="nil"/>
+          <w:between w:val="nil"/>
+        </w:pBdr>
+        <w:spacing w:before="120" w:after="120"/>
+        <w:rPr>
+          <w:sz w:val="21"/>
+          <w:szCs w:val="21"/>
+        </w:rPr>
+      </w:pPr>
+    </w:p>
+    <w:p>
+      <w:pPr>
+        <w:pBdr>
+          <w:top w:val="nil"/>
+          <w:left w:val="nil"/>
+          <w:bottom w:val="nil"/>
+          <w:right w:val="nil"/>
+          <w:between w:val="nil"/>
+        </w:pBdr>
+        <w:spacing w:before="120" w:after="120"/>
+        <w:rPr>
+          <w:sz w:val="21"/>
+          <w:szCs w:val="21"/>
+        </w:rPr>
+      </w:pPr>
+    </w:p>
+    <w:p>
+      <w:pPr>
+        <w:pBdr>
+          <w:top w:val="nil"/>
+          <w:left w:val="nil"/>
+          <w:bottom w:val="nil"/>
+          <w:right w:val="nil"/>
+          <w:between w:val="nil"/>
+        </w:pBdr>
+        <w:spacing w:before="120" w:after="120"/>
+        <w:rPr>
+          <w:sz w:val="21"/>
+          <w:szCs w:val="21"/>
+        </w:rPr>
+      </w:pPr>
+    </w:p>
+    <w:p>
+      <w:pPr>
+        <w:pBdr>
+          <w:top w:val="nil"/>
+          <w:left w:val="nil"/>
+          <w:bottom w:val="nil"/>
+          <w:right w:val="nil"/>
+          <w:between w:val="nil"/>
+        </w:pBdr>
+        <w:spacing w:before="120" w:after="120"/>
+        <w:rPr>
+          <w:sz w:val="21"/>
+          <w:szCs w:val="21"/>
+        </w:rPr>
+      </w:pPr>
+    </w:p>
+    <w:p>
+      <w:pPr>
+        <w:pBdr>
+          <w:top w:val="nil"/>
+          <w:left w:val="nil"/>
+          <w:bottom w:val="nil"/>
+          <w:right w:val="nil"/>
+          <w:between w:val="nil"/>
+        </w:pBdr>
+        <w:spacing w:before="120" w:after="120"/>
+        <w:rPr>
+          <w:sz w:val="21"/>
+          <w:szCs w:val="21"/>
+        </w:rPr>
+      </w:pPr>
+    </w:p>
+    <w:p>
+      <w:pPr>
+        <w:pBdr>
+          <w:top w:val="nil"/>
+          <w:left w:val="nil"/>
+          <w:bottom w:val="nil"/>
+          <w:right w:val="nil"/>
+          <w:between w:val="nil"/>
+        </w:pBdr>
+        <w:spacing w:before="120" w:after="120"/>
+        <w:rPr>
+          <w:sz w:val="21"/>
+          <w:szCs w:val="21"/>
+        </w:rPr>
+      </w:pPr>
+    </w:p>
+    <w:p>
+      <w:pPr>
+        <w:pBdr>
+          <w:top w:val="nil"/>
+          <w:left w:val="nil"/>
+          <w:bottom w:val="nil"/>
+          <w:right w:val="nil"/>
+          <w:between w:val="nil"/>
+        </w:pBdr>
+        <w:spacing w:before="120" w:after="120"/>
+        <w:rPr>
+          <w:sz w:val="21"/>
+          <w:szCs w:val="21"/>
+        </w:rPr>
+      </w:pPr>
+    </w:p>
+    <w:p>
+      <w:pPr>
+        <w:pBdr>
+          <w:top w:val="nil"/>
+          <w:left w:val="nil"/>
+          <w:bottom w:val="nil"/>
+          <w:right w:val="nil"/>
+          <w:between w:val="nil"/>
+        </w:pBdr>
+        <w:spacing w:before="120" w:after="120"/>
+        <w:rPr>
+          <w:color w:val="000000"/>
+          <w:sz w:val="21"/>
+          <w:szCs w:val="21"/>
+        </w:rPr>
+      </w:pPr>
+    </w:p>
+    <w:p>
+      <w:pPr>
+        <w:pBdr>
+          <w:top w:val="nil"/>
+          <w:left w:val="nil"/>
+          <w:bottom w:val="nil"/>
+          <w:right w:val="nil"/>
+          <w:between w:val="nil"/>
+        </w:pBdr>
+        <w:spacing w:before="120" w:after="120"/>
+        <w:rPr>
+          <w:color w:val="000000"/>
+          <w:sz w:val="16"/>
+          <w:szCs w:val="16"/>
+        </w:rPr>
+      </w:pPr>
+      <w:r>
+        <w:rPr>
+          <w:color w:val="000000"/>
+          <w:sz w:val="16"/>
+          <w:szCs w:val="16"/>
+        </w:rPr>
+        <w:lastRenderedPageBreak/>
+        <w:t xml:space="preserve">Fig. </w:t>
+      </w:r>
+      <w:r>
+        <w:rPr>
+          <w:color w:val="000000"/>
+          <w:sz w:val="16"/>
+          <w:szCs w:val="16"/>
+        </w:rPr>
+        <w:t>2</w:t>
+      </w:r>
+      <w:r>
+        <w:rPr>
+          <w:color w:val="000000"/>
+          <w:sz w:val="16"/>
+          <w:szCs w:val="16"/>
+        </w:rPr>
+        <w:t xml:space="preserve">  </w:t>
+      </w:r>
+      <w:r>
+        <w:rPr>
+          <w:color w:val="000000"/>
+          <w:sz w:val="16"/>
+          <w:szCs w:val="16"/>
+        </w:rPr>
+        <w:t>Gráfico realizado con Excel y Git de la cantidad de archivos por día</w:t>
+      </w:r>
+    </w:p>
+    <w:p>
+      <w:pPr>
+        <w:pStyle w:val="pdq2pgselectionanchorcontainer"/>
+        <w:rPr>
+          <w:sz w:val="21"/>
+          <w:szCs w:val="21"/>
+        </w:rPr>
+      </w:pPr>
+      <w:r>
+        <w:rPr>
+          <w:noProof/>
+          <w:sz w:val="21"/>
+          <w:szCs w:val="21"/>
+        </w:rPr>
+        <w:drawing>
+          <wp:inline distT="0" distB="0" distL="0" distR="0" wp14:anchorId="5D95E5A2" wp14:editId="5A97720F">
+            <wp:extent cx="4572000" cy="2743200"/>
+            <wp:effectExtent l="0" t="0" r="12700" b="12700"/>
+            <wp:docPr id="1923101662" name="Gráfico 1">
+              <a:extLst xmlns:a="http://schemas.openxmlformats.org/drawingml/2006/main">
+                <a:ext uri="{FF2B5EF4-FFF2-40B4-BE49-F238E27FC236}">
+                  <a16:creationId xmlns:a16="http://schemas.microsoft.com/office/drawing/2014/main" id="{39D46F8F-B97F-352D-F2AE-89070657E8B5}"/>
+                </a:ext>
+              </a:extLst>
+            </wp:docPr>
+            <wp:cNvGraphicFramePr/>
+            <a:graphic xmlns:a="http://schemas.openxmlformats.org/drawingml/2006/main">
+              <a:graphicData uri="http://schemas.openxmlformats.org/drawingml/2006/chart">
+                <c:chart xmlns:c="http://schemas.openxmlformats.org/drawingml/2006/chart" xmlns:r="http://schemas.openxmlformats.org/officeDocument/2006/relationships" r:id="rId8"/>
+              </a:graphicData>
+            </a:graphic>
+          </wp:inline>
+        </w:drawing>
+      </w:r>
+    </w:p>
+    <w:p>
+      <w:pPr>
+        <w:pStyle w:val="pdq2pgselectionanchorcontainer"/>
+        <w:rPr>
+          <w:sz w:val="21"/>
+          <w:szCs w:val="21"/>
+        </w:rPr>
+      </w:pPr>
+      <w:r>
+        <w:rPr>
+          <w:sz w:val="21"/>
+          <w:szCs w:val="21"/>
+        </w:rPr>
+        <w:t>L</w:t>
+      </w:r>
+      <w:r>
+        <w:rPr>
+          <w:sz w:val="21"/>
+          <w:szCs w:val="21"/>
+        </w:rPr>
+        <w:t>a Figura 2 muestra la evolución de los archivos en el proyecto. La estructura se mantuvo</w:t>
+      </w:r>
+      <w:r>
+        <w:rPr>
+          <w:sz w:val="21"/>
+          <w:szCs w:val="21"/>
         </w:rPr>
         <w:t xml:space="preserve"> </w:t>
       </w:r>
-      <w:proofErr w:type="spellStart"/>
-      <w:r>
-        <w:rPr>
-          <w:rFonts w:ascii="Menlo" w:eastAsia="Times New Roman" w:hAnsi="Menlo" w:cs="Menlo"/>
-          <w:color w:val="BBBEBF"/>
-          <w:sz w:val="18"/>
-          <w:szCs w:val="18"/>
-          <w:lang w:val="en-US" w:eastAsia="es-MX"/>
-        </w:rPr>
-        <w:t>gráfica</w:t>
-      </w:r>
-      <w:proofErr w:type="spellEnd"/>
-      <w:r>
-        <w:rPr>
-          <w:rFonts w:ascii="Menlo" w:eastAsia="Times New Roman" w:hAnsi="Menlo" w:cs="Menlo"/>
-          <w:color w:val="BBBEBF"/>
-          <w:sz w:val="18"/>
-          <w:szCs w:val="18"/>
-          <w:lang w:val="en-US" w:eastAsia="es-MX"/>
-        </w:rPr>
-        <w:t xml:space="preserve"> simple e </w:t>
-      </w:r>
+      <w:r>
+        <w:rPr>
+          <w:sz w:val="21"/>
+          <w:szCs w:val="21"/>
+        </w:rPr>
+        <w:t>con siete archivos entre el 24 y 28 de junio</w:t>
+      </w:r>
+      <w:r>
+        <w:rPr>
+          <w:sz w:val="21"/>
+          <w:szCs w:val="21"/>
+        </w:rPr>
+        <w:t>,</w:t>
+      </w:r>
+      <w:r>
+        <w:rPr>
+          <w:sz w:val="21"/>
+          <w:szCs w:val="21"/>
+        </w:rPr>
+        <w:t xml:space="preserve"> luego, creció a ocho el 29 de junio tras añadir las pruebas, y llegó a nueve el 1 de julio con la </w:t>
+      </w:r>
+      <w:r>
+        <w:rPr>
+          <w:sz w:val="21"/>
+          <w:szCs w:val="21"/>
+        </w:rPr>
+        <w:t>agregación</w:t>
+      </w:r>
+      <w:r>
+        <w:rPr>
+          <w:sz w:val="21"/>
+          <w:szCs w:val="21"/>
+        </w:rPr>
+        <w:t xml:space="preserve"> del informe. </w:t>
+      </w:r>
+    </w:p>
+    <w:p>
+      <w:pPr>
+        <w:pBdr>
+          <w:top w:val="nil"/>
+          <w:left w:val="nil"/>
+          <w:bottom w:val="nil"/>
+          <w:right w:val="nil"/>
+          <w:between w:val="nil"/>
+        </w:pBdr>
+        <w:spacing w:before="120" w:after="120"/>
+        <w:rPr>
+          <w:color w:val="000000"/>
+          <w:sz w:val="16"/>
+          <w:szCs w:val="16"/>
+        </w:rPr>
+      </w:pPr>
+      <w:r>
+        <w:rPr>
+          <w:color w:val="000000"/>
+          <w:sz w:val="16"/>
+          <w:szCs w:val="16"/>
+        </w:rPr>
+        <w:t xml:space="preserve">Fig. </w:t>
+      </w:r>
+      <w:r>
+        <w:rPr>
+          <w:color w:val="000000"/>
+          <w:sz w:val="16"/>
+          <w:szCs w:val="16"/>
+        </w:rPr>
+        <w:t>3</w:t>
+      </w:r>
+      <w:r>
+        <w:rPr>
+          <w:color w:val="000000"/>
+          <w:sz w:val="16"/>
+          <w:szCs w:val="16"/>
+        </w:rPr>
+        <w:t xml:space="preserve">  </w:t>
+      </w:r>
+      <w:r>
+        <w:rPr>
+          <w:color w:val="000000"/>
+          <w:sz w:val="16"/>
+          <w:szCs w:val="16"/>
+        </w:rPr>
+        <w:t>Gráfico realizado con Excel y Git de la cantidad de peso del proyecto por día</w:t>
+      </w:r>
+    </w:p>
+    <w:p>
+      <w:pPr>
+        <w:pStyle w:val="pdq2pgselectionanchorcontainer"/>
+        <w:rPr>
+          <w:sz w:val="20"/>
+        </w:rPr>
+      </w:pPr>
+      <w:r>
+        <w:rPr>
+          <w:noProof/>
+        </w:rPr>
+        <w:drawing>
+          <wp:inline distT="0" distB="0" distL="0" distR="0" wp14:anchorId="717720C2" wp14:editId="0230B874">
+            <wp:extent cx="4572000" cy="2743200"/>
+            <wp:effectExtent l="0" t="0" r="12700" b="12700"/>
+            <wp:docPr id="204560503" name="Gráfico 1">
+              <a:extLst xmlns:a="http://schemas.openxmlformats.org/drawingml/2006/main">
+                <a:ext uri="{FF2B5EF4-FFF2-40B4-BE49-F238E27FC236}">
+                  <a16:creationId xmlns:a16="http://schemas.microsoft.com/office/drawing/2014/main" id="{72725A5A-3226-E8D9-F480-C7E93AA5C5A6}"/>
+                </a:ext>
+              </a:extLst>
+            </wp:docPr>
+            <wp:cNvGraphicFramePr/>
+            <a:graphic xmlns:a="http://schemas.openxmlformats.org/drawingml/2006/main">
+              <a:graphicData uri="http://schemas.openxmlformats.org/drawingml/2006/chart">
+                <c:chart xmlns:c="http://schemas.openxmlformats.org/drawingml/2006/chart" xmlns:r="http://schemas.openxmlformats.org/officeDocument/2006/relationships" r:id="rId9"/>
+              </a:graphicData>
+            </a:graphic>
+          </wp:inline>
+        </w:drawing>
+      </w:r>
+    </w:p>
+    <w:p>
+      <w:pPr>
+        <w:pStyle w:val="pdq2pgselectionanchorcontainer"/>
+        <w:rPr>
+          <w:sz w:val="21"/>
+          <w:szCs w:val="21"/>
+        </w:rPr>
+      </w:pPr>
+      <w:r>
+        <w:rPr>
+          <w:sz w:val="21"/>
+          <w:szCs w:val="21"/>
+        </w:rPr>
+        <w:t xml:space="preserve">La Figura 3 </w:t>
+      </w:r>
+      <w:r>
+        <w:rPr>
+          <w:sz w:val="21"/>
+          <w:szCs w:val="21"/>
+        </w:rPr>
+        <w:t>nos muestra</w:t>
+      </w:r>
+      <w:r>
+        <w:rPr>
+          <w:sz w:val="21"/>
+          <w:szCs w:val="21"/>
+        </w:rPr>
+        <w:t xml:space="preserve"> el crecimiento en kilobytes del proyecto. Los incrementos del 28 y 29 de junio responden a nuevas conversiones, mejoras de interfaz y documentación. Sin embargo, el aumento más drástico ocurrió el 1 de julio, duplicando el tamaño del repositorio por </w:t>
+      </w:r>
+      <w:r>
+        <w:rPr>
+          <w:sz w:val="21"/>
+          <w:szCs w:val="21"/>
+        </w:rPr>
+        <w:t>el</w:t>
+      </w:r>
+      <w:r>
+        <w:rPr>
+          <w:sz w:val="21"/>
+          <w:szCs w:val="21"/>
+        </w:rPr>
+        <w:t xml:space="preserve"> informe y archivos finales. Este incremento es consistente con el avance del desarrollo.</w:t>
+      </w:r>
+    </w:p>
+    <w:p>
+      <w:pPr>
+        <w:pStyle w:val="pdq2pgselectionanchorcontainer"/>
+        <w:rPr>
+          <w:sz w:val="21"/>
+          <w:szCs w:val="21"/>
+        </w:rPr>
+      </w:pPr>
+    </w:p>
+    <w:p>
+      <w:pPr>
+        <w:pStyle w:val="pdq2pgselectionanchorcontainer"/>
+        <w:rPr>
+          <w:sz w:val="21"/>
+          <w:szCs w:val="21"/>
+        </w:rPr>
+      </w:pPr>
     </w:p>
     <w:p>
       <w:pPr>
@@ -2444,42 +5175,22 @@
         </w:tabs>
         <w:spacing w:line="242" w:lineRule="exact"/>
         <w:rPr>
-          <w:szCs w:val="28"/>
-          <w:lang w:val="en-US"/>
-        </w:rPr>
-      </w:pPr>
-      <w:r>
-        <w:rPr>
-          <w:szCs w:val="28"/>
-          <w:lang w:val="en-US"/>
-        </w:rPr>
-        <w:t xml:space="preserve">base) diegocastrosatt@MacBook-Pro-de-Diego-2 </w:t>
-      </w:r>
-      <w:proofErr w:type="spellStart"/>
-      <w:r>
-        <w:rPr>
-          <w:szCs w:val="28"/>
-          <w:lang w:val="en-US"/>
-        </w:rPr>
-        <w:t>ConversorUnidades</w:t>
-      </w:r>
-      <w:proofErr w:type="spellEnd"/>
-      <w:r>
-        <w:rPr>
-          <w:szCs w:val="28"/>
-          <w:lang w:val="en-US"/>
-        </w:rPr>
-        <w:t xml:space="preserve"> % git checkout feature-</w:t>
-      </w:r>
-      <w:proofErr w:type="spellStart"/>
-      <w:r>
-        <w:rPr>
-          <w:szCs w:val="28"/>
-          <w:lang w:val="en-US"/>
-        </w:rPr>
-        <w:t>conversiones</w:t>
-      </w:r>
-      <w:proofErr w:type="spellEnd"/>
+          <w:b/>
+          <w:bCs/>
+          <w:sz w:val="21"/>
+          <w:szCs w:val="21"/>
+        </w:rPr>
+      </w:pPr>
+      <w:r>
+        <w:rPr>
+          <w:b/>
+          <w:bCs/>
+          <w:sz w:val="21"/>
+          <w:szCs w:val="21"/>
+        </w:rPr>
+        <w:lastRenderedPageBreak/>
+        <w:t>Reflexión final</w:t>
+      </w:r>
     </w:p>
     <w:p>
       <w:pPr>
@@ -2488,26 +5199,73 @@
         </w:tabs>
         <w:spacing w:line="242" w:lineRule="exact"/>
         <w:rPr>
-          <w:szCs w:val="28"/>
-          <w:lang w:val="en-US"/>
-        </w:rPr>
-      </w:pPr>
-      <w:r>
-        <w:rPr>
-          <w:szCs w:val="28"/>
-          <w:lang w:val="en-US"/>
-        </w:rPr>
-        <w:t>git merge feature-</w:t>
-      </w:r>
-      <w:proofErr w:type="spellStart"/>
-      <w:r>
-        <w:rPr>
-          <w:szCs w:val="28"/>
-          <w:lang w:val="en-US"/>
-        </w:rPr>
-        <w:t>interfaz</w:t>
-      </w:r>
-      <w:proofErr w:type="spellEnd"/>
+          <w:sz w:val="21"/>
+          <w:szCs w:val="21"/>
+        </w:rPr>
+      </w:pPr>
+      <w:r>
+        <w:rPr>
+          <w:sz w:val="21"/>
+          <w:szCs w:val="21"/>
+        </w:rPr>
+        <w:t xml:space="preserve">Este proyecto me permitió aprender el uso práctico de Git y GitHub para el control de versiones. </w:t>
+      </w:r>
+      <w:r>
+        <w:rPr>
+          <w:sz w:val="21"/>
+          <w:szCs w:val="21"/>
+        </w:rPr>
+        <w:t xml:space="preserve">Entendí </w:t>
+      </w:r>
+      <w:r>
+        <w:rPr>
+          <w:sz w:val="21"/>
+          <w:szCs w:val="21"/>
+        </w:rPr>
+        <w:t xml:space="preserve">la importancia de realizar commits claros, trabajar con ramas para desarrollar funcionalidades de forma independiente y utilizar merges para integrar los cambios. Además, aprendí a resolver conflictos de manera manual y a interpretar el historial del repositorio para analizar la evolución del proyecto. Finalmente, comprobé que un desarrollo incremental facilita </w:t>
+      </w:r>
+      <w:r>
+        <w:rPr>
+          <w:sz w:val="21"/>
+          <w:szCs w:val="21"/>
+        </w:rPr>
+        <w:t xml:space="preserve">la </w:t>
+      </w:r>
+      <w:r>
+        <w:rPr>
+          <w:sz w:val="21"/>
+          <w:szCs w:val="21"/>
+        </w:rPr>
+        <w:t>organiza</w:t>
+      </w:r>
+      <w:r>
+        <w:rPr>
+          <w:sz w:val="21"/>
+          <w:szCs w:val="21"/>
+        </w:rPr>
+        <w:t>ción</w:t>
+      </w:r>
+      <w:r>
+        <w:rPr>
+          <w:sz w:val="21"/>
+          <w:szCs w:val="21"/>
+        </w:rPr>
+        <w:t xml:space="preserve"> </w:t>
+      </w:r>
+      <w:r>
+        <w:rPr>
+          <w:sz w:val="21"/>
+          <w:szCs w:val="21"/>
+        </w:rPr>
+        <w:t>d</w:t>
+      </w:r>
+      <w:r>
+        <w:rPr>
+          <w:sz w:val="21"/>
+          <w:szCs w:val="21"/>
+        </w:rPr>
+        <w:t>el trabajo, agregar nuevas funcionalidades de forma progresiva y mantener un software más ordenado.</w:t>
+      </w:r>
     </w:p>
     <w:p>
       <w:pPr>
@@ -2516,203 +5274,51 @@
         </w:tabs>
         <w:spacing w:line="242" w:lineRule="exact"/>
         <w:rPr>
-          <w:szCs w:val="28"/>
-          <w:lang w:val="en-US"/>
-        </w:rPr>
-      </w:pPr>
-      <w:r>
-        <w:rPr>
-          <w:szCs w:val="28"/>
-          <w:lang w:val="en-US"/>
-        </w:rPr>
-        <w:t>Switched to branch 'feature-</w:t>
-      </w:r>
-      <w:proofErr w:type="spellStart"/>
-      <w:r>
-        <w:rPr>
-          <w:szCs w:val="28"/>
-          <w:lang w:val="en-US"/>
-        </w:rPr>
-        <w:t>conversiones</w:t>
-      </w:r>
-      <w:proofErr w:type="spellEnd"/>
-      <w:r>
-        <w:rPr>
-          <w:szCs w:val="28"/>
-          <w:lang w:val="en-US"/>
-        </w:rPr>
-        <w:t>'</w:t>
-      </w:r>
-    </w:p>
-    <w:p>
-      <w:pPr>
-        <w:tabs>
-          <w:tab w:val="left" w:pos="1513"/>
-        </w:tabs>
-        <w:spacing w:line="242" w:lineRule="exact"/>
-        <w:rPr>
-          <w:szCs w:val="28"/>
-          <w:lang w:val="en-US"/>
-        </w:rPr>
-      </w:pPr>
-      <w:r>
-        <w:rPr>
-          <w:szCs w:val="28"/>
-          <w:lang w:val="en-US"/>
-        </w:rPr>
-        <w:t>Your branch is ahead of 'origin/feature-</w:t>
-      </w:r>
-      <w:proofErr w:type="spellStart"/>
-      <w:r>
-        <w:rPr>
-          <w:szCs w:val="28"/>
-          <w:lang w:val="en-US"/>
-        </w:rPr>
-        <w:t>conversiones</w:t>
-      </w:r>
-      <w:proofErr w:type="spellEnd"/>
-      <w:r>
-        <w:rPr>
-          <w:szCs w:val="28"/>
-          <w:lang w:val="en-US"/>
-        </w:rPr>
-        <w:t>' by 6 commits.</w:t>
-      </w:r>
-    </w:p>
-    <w:p>
-      <w:pPr>
-        <w:tabs>
-          <w:tab w:val="left" w:pos="1513"/>
-        </w:tabs>
-        <w:spacing w:line="242" w:lineRule="exact"/>
-        <w:rPr>
-          <w:szCs w:val="28"/>
-          <w:lang w:val="en-US"/>
-        </w:rPr>
-      </w:pPr>
-      <w:r>
-        <w:rPr>
-          <w:szCs w:val="28"/>
-          <w:lang w:val="en-US"/>
-        </w:rPr>
-        <w:t xml:space="preserve">  (use "git push" to publish your local commits)</w:t>
-      </w:r>
-    </w:p>
-    <w:p>
-      <w:pPr>
-        <w:tabs>
-          <w:tab w:val="left" w:pos="1513"/>
-        </w:tabs>
-        <w:spacing w:line="242" w:lineRule="exact"/>
-        <w:rPr>
-          <w:szCs w:val="28"/>
-          <w:lang w:val="en-US"/>
-        </w:rPr>
-      </w:pPr>
-      <w:r>
-        <w:rPr>
-          <w:szCs w:val="28"/>
-          <w:lang w:val="en-US"/>
-        </w:rPr>
-        <w:t>Auto-merging README.md</w:t>
-      </w:r>
-    </w:p>
-    <w:p>
-      <w:pPr>
-        <w:tabs>
-          <w:tab w:val="left" w:pos="1513"/>
-        </w:tabs>
-        <w:spacing w:line="242" w:lineRule="exact"/>
-        <w:rPr>
-          <w:szCs w:val="28"/>
-          <w:lang w:val="en-US"/>
-        </w:rPr>
-      </w:pPr>
-      <w:r>
-        <w:rPr>
-          <w:szCs w:val="28"/>
-          <w:lang w:val="en-US"/>
-        </w:rPr>
-        <w:t>CONFLICT (content): Merge conflict in README.md</w:t>
-      </w:r>
-    </w:p>
-    <w:p>
-      <w:pPr>
-        <w:tabs>
-          <w:tab w:val="left" w:pos="1513"/>
-        </w:tabs>
-        <w:spacing w:line="242" w:lineRule="exact"/>
-        <w:rPr>
-          <w:szCs w:val="28"/>
-          <w:lang w:val="en-US"/>
-        </w:rPr>
-      </w:pPr>
-      <w:r>
-        <w:rPr>
-          <w:szCs w:val="28"/>
-          <w:lang w:val="en-US"/>
-        </w:rPr>
-        <w:t>Auto-merging conversor.html</w:t>
-      </w:r>
-    </w:p>
-    <w:p>
-      <w:pPr>
-        <w:tabs>
-          <w:tab w:val="left" w:pos="1513"/>
-        </w:tabs>
-        <w:spacing w:line="242" w:lineRule="exact"/>
-        <w:rPr>
-          <w:szCs w:val="28"/>
-          <w:lang w:val="en-US"/>
-        </w:rPr>
-      </w:pPr>
-      <w:r>
-        <w:rPr>
-          <w:szCs w:val="28"/>
-          <w:lang w:val="en-US"/>
-        </w:rPr>
-        <w:t>CONFLICT (content): Merge conflict in conversor.html</w:t>
-      </w:r>
-    </w:p>
-    <w:p>
-      <w:pPr>
-        <w:tabs>
-          <w:tab w:val="left" w:pos="1513"/>
-        </w:tabs>
-        <w:spacing w:line="242" w:lineRule="exact"/>
-        <w:rPr>
-          <w:szCs w:val="28"/>
-          <w:lang w:val="en-US"/>
-        </w:rPr>
-      </w:pPr>
-      <w:r>
-        <w:rPr>
-          <w:szCs w:val="28"/>
-          <w:lang w:val="en-US"/>
-        </w:rPr>
-        <w:t>Automatic merge failed; fix conflicts and then commit the result.</w:t>
-      </w:r>
-    </w:p>
-    <w:p>
-      <w:pPr>
-        <w:tabs>
-          <w:tab w:val="left" w:pos="1513"/>
-        </w:tabs>
-        <w:spacing w:line="242" w:lineRule="exact"/>
-        <w:rPr>
-          <w:szCs w:val="28"/>
-        </w:rPr>
-      </w:pPr>
-      <w:r>
-        <w:rPr>
-          <w:szCs w:val="28"/>
-        </w:rPr>
-        <w:t>Se resolvió manualmente eliminando &lt;&lt;&lt;&lt;&lt;&lt; HEAD, ==== y &gt;&gt;&gt;&gt;&gt; feature-interfaz, seleccionando el archivo/texto preferido.</w:t>
+          <w:b/>
+          <w:bCs/>
+          <w:sz w:val="21"/>
+          <w:szCs w:val="21"/>
+        </w:rPr>
+      </w:pPr>
+      <w:r>
+        <w:rPr>
+          <w:sz w:val="21"/>
+          <w:szCs w:val="21"/>
+        </w:rPr>
+        <w:t>Durante el desarrollo del proyecto se utilizó C</w:t>
+      </w:r>
+      <w:r>
+        <w:rPr>
+          <w:sz w:val="21"/>
+          <w:szCs w:val="21"/>
+        </w:rPr>
+        <w:t>odex</w:t>
+      </w:r>
+      <w:r>
+        <w:rPr>
+          <w:sz w:val="21"/>
+          <w:szCs w:val="21"/>
+        </w:rPr>
+        <w:t xml:space="preserve"> como apoyo para reorganizar parte del código, eliminando código repetitivo o innecesario con el fin de mejorar la estructura del proyecto. También se utilizó como apoyo en la implementación de la integración de monedas y en la redacción de algunas secciones de la documentación del informe</w:t>
+      </w:r>
+      <w:r>
+        <w:rPr>
+          <w:sz w:val="21"/>
+          <w:szCs w:val="21"/>
+        </w:rPr>
+        <w:t xml:space="preserve"> (en el peso en kb del proyecto y en el conteo de líneas agregadas y eliminadas por archivo)</w:t>
+      </w:r>
+      <w:r>
+        <w:rPr>
+          <w:sz w:val="21"/>
+          <w:szCs w:val="21"/>
+        </w:rPr>
+        <w:t>. Todas las decisiones fueron revisadas y comprendidas antes de incorporarlas al proyecto.</w:t>
       </w:r>
     </w:p>
     <w:sectPr>
-      <w:headerReference w:type="default" r:id="rId7"/>
-      <w:footerReference w:type="default" r:id="rId8"/>
+      <w:headerReference w:type="default" r:id="rId10"/>
+      <w:footerReference w:type="default" r:id="rId11"/>
       <w:type w:val="continuous"/>
       <w:pgSz w:w="12240" w:h="15840"/>
       <w:pgMar w:top="1420" w:right="1080" w:bottom="900" w:left="1080" w:header="770" w:footer="718" w:gutter="0"/>
@@ -3542,6 +6148,244 @@
     </w:lvl>
   </w:abstractNum>
   <w:abstractNum w:abstractNumId="2" w15:restartNumberingAfterBreak="0">
+    <w:nsid w:val="59BA7E24"/>
+    <w:multiLevelType w:val="multilevel"/>
+    <w:tmpl w:val="0EBC85C8"/>
+    <w:lvl w:ilvl="0">
+      <w:start w:val="1"/>
+      <w:numFmt w:val="bullet"/>
+      <w:lvlText w:val=""/>
+      <w:lvlJc w:val="left"/>
+      <w:pPr>
+        <w:tabs>
+          <w:tab w:val="num" w:pos="720"/>
+        </w:tabs>
+        <w:ind w:left="720" w:hanging="360"/>
+      </w:pPr>
+      <w:rPr>
+        <w:rFonts w:ascii="Symbol" w:hAnsi="Symbol" w:hint="default"/>
+        <w:sz w:val="20"/>
+      </w:rPr>
+    </w:lvl>
+    <w:lvl w:ilvl="1" w:tentative="1">
+      <w:start w:val="1"/>
+      <w:numFmt w:val="bullet"/>
+      <w:lvlText w:val="o"/>
+      <w:lvlJc w:val="left"/>
+      <w:pPr>
+        <w:tabs>
+          <w:tab w:val="num" w:pos="1440"/>
+        </w:tabs>
+        <w:ind w:left="1440" w:hanging="360"/>
+      </w:pPr>
+      <w:rPr>
+        <w:rFonts w:ascii="Courier New" w:hAnsi="Courier New" w:hint="default"/>
+        <w:sz w:val="20"/>
+      </w:rPr>
+    </w:lvl>
+    <w:lvl w:ilvl="2" w:tentative="1">
+      <w:start w:val="1"/>
+      <w:numFmt w:val="bullet"/>
+      <w:lvlText w:val=""/>
+      <w:lvlJc w:val="left"/>
+      <w:pPr>
+        <w:tabs>
+          <w:tab w:val="num" w:pos="2160"/>
+        </w:tabs>
+        <w:ind w:left="2160" w:hanging="360"/>
+      </w:pPr>
+      <w:rPr>
+        <w:rFonts w:ascii="Wingdings" w:hAnsi="Wingdings" w:hint="default"/>
+        <w:sz w:val="20"/>
+      </w:rPr>
+    </w:lvl>
+    <w:lvl w:ilvl="3" w:tentative="1">
+      <w:start w:val="1"/>
+      <w:numFmt w:val="bullet"/>
+      <w:lvlText w:val=""/>
+      <w:lvlJc w:val="left"/>
+      <w:pPr>
+        <w:tabs>
+          <w:tab w:val="num" w:pos="2880"/>
+        </w:tabs>
+        <w:ind w:left="2880" w:hanging="360"/>
+      </w:pPr>
+      <w:rPr>
+        <w:rFonts w:ascii="Wingdings" w:hAnsi="Wingdings" w:hint="default"/>
+        <w:sz w:val="20"/>
+      </w:rPr>
+    </w:lvl>
+    <w:lvl w:ilvl="4" w:tentative="1">
+      <w:start w:val="1"/>
+      <w:numFmt w:val="bullet"/>
+      <w:lvlText w:val=""/>
+      <w:lvlJc w:val="left"/>
+      <w:pPr>
+        <w:tabs>
+          <w:tab w:val="num" w:pos="3600"/>
+        </w:tabs>
+        <w:ind w:left="3600" w:hanging="360"/>
+      </w:pPr>
+      <w:rPr>
+        <w:rFonts w:ascii="Wingdings" w:hAnsi="Wingdings" w:hint="default"/>
+        <w:sz w:val="20"/>
+      </w:rPr>
+    </w:lvl>
+    <w:lvl w:ilvl="5" w:tentative="1">
+      <w:start w:val="1"/>
+      <w:numFmt w:val="bullet"/>
+      <w:lvlText w:val=""/>
+      <w:lvlJc w:val="left"/>
+      <w:pPr>
+        <w:tabs>
+          <w:tab w:val="num" w:pos="4320"/>
+        </w:tabs>
+        <w:ind w:left="4320" w:hanging="360"/>
+      </w:pPr>
+      <w:rPr>
+        <w:rFonts w:ascii="Wingdings" w:hAnsi="Wingdings" w:hint="default"/>
+        <w:sz w:val="20"/>
+      </w:rPr>
+    </w:lvl>
+    <w:lvl w:ilvl="6" w:tentative="1">
+      <w:start w:val="1"/>
+      <w:numFmt w:val="bullet"/>
+      <w:lvlText w:val=""/>
+      <w:lvlJc w:val="left"/>
+      <w:pPr>
+        <w:tabs>
+          <w:tab w:val="num" w:pos="5040"/>
+        </w:tabs>
+        <w:ind w:left="5040" w:hanging="360"/>
+      </w:pPr>
+      <w:rPr>
+        <w:rFonts w:ascii="Wingdings" w:hAnsi="Wingdings" w:hint="default"/>
+        <w:sz w:val="20"/>
+      </w:rPr>
+    </w:lvl>
+    <w:lvl w:ilvl="7" w:tentative="1">
+      <w:start w:val="1"/>
+      <w:numFmt w:val="bullet"/>
+      <w:lvlText w:val=""/>
+      <w:lvlJc w:val="left"/>
+      <w:pPr>
+        <w:tabs>
+          <w:tab w:val="num" w:pos="5760"/>
+        </w:tabs>
+        <w:ind w:left="5760" w:hanging="360"/>
+      </w:pPr>
+      <w:rPr>
+        <w:rFonts w:ascii="Wingdings" w:hAnsi="Wingdings" w:hint="default"/>
+        <w:sz w:val="20"/>
+      </w:rPr>
+    </w:lvl>
+    <w:lvl w:ilvl="8" w:tentative="1">
+      <w:start w:val="1"/>
+      <w:numFmt w:val="bullet"/>
+      <w:lvlText w:val=""/>
+      <w:lvlJc w:val="left"/>
+      <w:pPr>
+        <w:tabs>
+          <w:tab w:val="num" w:pos="6480"/>
+        </w:tabs>
+        <w:ind w:left="6480" w:hanging="360"/>
+      </w:pPr>
+      <w:rPr>
+        <w:rFonts w:ascii="Wingdings" w:hAnsi="Wingdings" w:hint="default"/>
+        <w:sz w:val="20"/>
+      </w:rPr>
+    </w:lvl>
+  </w:abstractNum>
+  <w:abstractNum w:abstractNumId="3" w15:restartNumberingAfterBreak="0">
+    <w:nsid w:val="5CA55F25"/>
+    <w:multiLevelType w:val="hybridMultilevel"/>
+    <w:tmpl w:val="D4985786"/>
+    <w:lvl w:ilvl="0" w:tplc="080A000F">
+      <w:start w:val="1"/>
+      <w:numFmt w:val="decimal"/>
+      <w:lvlText w:val="%1."/>
+      <w:lvlJc w:val="left"/>
+      <w:pPr>
+        <w:ind w:left="720" w:hanging="360"/>
+      </w:pPr>
+      <w:rPr>
+        <w:rFonts w:hint="default"/>
+      </w:rPr>
+    </w:lvl>
+    <w:lvl w:ilvl="1" w:tplc="080A0019" w:tentative="1">
+      <w:start w:val="1"/>
+      <w:numFmt w:val="lowerLetter"/>
+      <w:lvlText w:val="%2."/>
+      <w:lvlJc w:val="left"/>
+      <w:pPr>
+        <w:ind w:left="1440" w:hanging="360"/>
+      </w:pPr>
+    </w:lvl>
+    <w:lvl w:ilvl="2" w:tplc="080A001B" w:tentative="1">
+      <w:start w:val="1"/>
+      <w:numFmt w:val="lowerRoman"/>
+      <w:lvlText w:val="%3."/>
+      <w:lvlJc w:val="right"/>
+      <w:pPr>
+        <w:ind w:left="2160" w:hanging="180"/>
+      </w:pPr>
+    </w:lvl>
+    <w:lvl w:ilvl="3" w:tplc="080A000F" w:tentative="1">
+      <w:start w:val="1"/>
+      <w:numFmt w:val="decimal"/>
+      <w:lvlText w:val="%4."/>
+      <w:lvlJc w:val="left"/>
+      <w:pPr>
+        <w:ind w:left="2880" w:hanging="360"/>
+      </w:pPr>
+    </w:lvl>
+    <w:lvl w:ilvl="4" w:tplc="080A0019" w:tentative="1">
+      <w:start w:val="1"/>
+      <w:numFmt w:val="lowerLetter"/>
+      <w:lvlText w:val="%5."/>
+      <w:lvlJc w:val="left"/>
+      <w:pPr>
+        <w:ind w:left="3600" w:hanging="360"/>
+      </w:pPr>
+    </w:lvl>
+    <w:lvl w:ilvl="5" w:tplc="080A001B" w:tentative="1">
+      <w:start w:val="1"/>
+      <w:numFmt w:val="lowerRoman"/>
+      <w:lvlText w:val="%6."/>
+      <w:lvlJc w:val="right"/>
+      <w:pPr>
+        <w:ind w:left="4320" w:hanging="180"/>
+      </w:pPr>
+    </w:lvl>
+    <w:lvl w:ilvl="6" w:tplc="080A000F" w:tentative="1">
+      <w:start w:val="1"/>
+      <w:numFmt w:val="decimal"/>
+      <w:lvlText w:val="%7."/>
+      <w:lvlJc w:val="left"/>
+      <w:pPr>
+        <w:ind w:left="5040" w:hanging="360"/>
+      </w:pPr>
+    </w:lvl>
+    <w:lvl w:ilvl="7" w:tplc="080A0019" w:tentative="1">
+      <w:start w:val="1"/>
+      <w:numFmt w:val="lowerLetter"/>
+      <w:lvlText w:val="%8."/>
+      <w:lvlJc w:val="left"/>
+      <w:pPr>
+        <w:ind w:left="5760" w:hanging="360"/>
+      </w:pPr>
+    </w:lvl>
+    <w:lvl w:ilvl="8" w:tplc="080A001B" w:tentative="1">
+      <w:start w:val="1"/>
+      <w:numFmt w:val="lowerRoman"/>
+      <w:lvlText w:val="%9."/>
+      <w:lvlJc w:val="right"/>
+      <w:pPr>
+        <w:ind w:left="6480" w:hanging="180"/>
+      </w:pPr>
+    </w:lvl>
+  </w:abstractNum>
+  <w:abstractNum w:abstractNumId="4" w15:restartNumberingAfterBreak="0">
     <w:nsid w:val="67BC6A4C"/>
     <w:multiLevelType w:val="hybridMultilevel"/>
     <w:tmpl w:val="43AEE5AA"/>
@@ -3654,7 +6498,7 @@
       </w:rPr>
     </w:lvl>
   </w:abstractNum>
-  <w:abstractNum w:abstractNumId="3" w15:restartNumberingAfterBreak="0">
+  <w:abstractNum w:abstractNumId="5" w15:restartNumberingAfterBreak="0">
     <w:nsid w:val="7F71561B"/>
     <w:multiLevelType w:val="hybridMultilevel"/>
     <w:tmpl w:val="395E2414"/>
@@ -3794,16 +6638,22 @@
     </w:lvl>
   </w:abstractNum>
   <w:num w:numId="1" w16cid:durableId="189955401">
-    <w:abstractNumId w:val="3"/>
+    <w:abstractNumId w:val="5"/>
   </w:num>
   <w:num w:numId="2" w16cid:durableId="872185281">
-    <w:abstractNumId w:val="2"/>
+    <w:abstractNumId w:val="4"/>
   </w:num>
   <w:num w:numId="3" w16cid:durableId="2096432728">
     <w:abstractNumId w:val="0"/>
   </w:num>
   <w:num w:numId="4" w16cid:durableId="1236356214">
     <w:abstractNumId w:val="1"/>
+  </w:num>
+  <w:num w:numId="5" w16cid:durableId="1435787626">
+    <w:abstractNumId w:val="3"/>
+  </w:num>
+  <w:num w:numId="6" w16cid:durableId="1692221420">
+    <w:abstractNumId w:val="2"/>
   </w:num>
 </w:numbering>
 </file>
@@ -4208,9 +7058,17 @@
   <w:style w:type="paragraph" w:default="1" w:styleId="Normal">
     <w:name w:val="Normal"/>
     <w:qFormat/>
+    <w:rsid w:val="004E7F8D"/>
+    <w:pPr>
+      <w:widowControl/>
+      <w:autoSpaceDE/>
+      <w:autoSpaceDN/>
+    </w:pPr>
     <w:rPr>
-      <w:rFonts w:ascii="Calibri" w:eastAsia="Calibri" w:hAnsi="Calibri" w:cs="Calibri"/>
-      <w:lang w:val="es-ES"/>
+      <w:rFonts w:ascii="Times New Roman" w:eastAsia="Times New Roman" w:hAnsi="Times New Roman" w:cs="Times New Roman"/>
+      <w:sz w:val="24"/>
+      <w:szCs w:val="24"/>
+      <w:lang w:val="es-CL" w:eastAsia="es-MX"/>
     </w:rPr>
   </w:style>
   <w:style w:type="paragraph" w:styleId="Ttulo1">
@@ -4361,7 +7219,6 @@
     <w:unhideWhenUsed/>
     <w:rsid w:val="00CC4DB5"/>
     <w:pPr>
-      <w:widowControl/>
       <w:tabs>
         <w:tab w:val="left" w:pos="916"/>
         <w:tab w:val="left" w:pos="1832"/>
@@ -4380,14 +7237,11 @@
         <w:tab w:val="left" w:pos="13740"/>
         <w:tab w:val="left" w:pos="14656"/>
       </w:tabs>
-      <w:autoSpaceDE/>
-      <w:autoSpaceDN/>
     </w:pPr>
     <w:rPr>
-      <w:rFonts w:ascii="Courier New" w:eastAsia="Times New Roman" w:hAnsi="Courier New" w:cs="Courier New"/>
+      <w:rFonts w:ascii="Courier New" w:hAnsi="Courier New" w:cs="Courier New"/>
       <w:sz w:val="20"/>
       <w:szCs w:val="20"/>
-      <w:lang w:val="es-CL" w:eastAsia="es-MX"/>
     </w:rPr>
   </w:style>
   <w:style w:type="character" w:customStyle="1" w:styleId="HTMLconformatoprevioCar">
@@ -4420,21 +7274,11 @@
     <w:name w:val="Normal (Web)"/>
     <w:basedOn w:val="Normal"/>
     <w:uiPriority w:val="99"/>
-    <w:semiHidden/>
     <w:unhideWhenUsed/>
     <w:rsid w:val="004B6827"/>
     <w:pPr>
-      <w:widowControl/>
-      <w:autoSpaceDE/>
-      <w:autoSpaceDN/>
       <w:spacing w:before="100" w:beforeAutospacing="1" w:after="100" w:afterAutospacing="1"/>
     </w:pPr>
-    <w:rPr>
-      <w:rFonts w:ascii="Times New Roman" w:eastAsia="Times New Roman" w:hAnsi="Times New Roman" w:cs="Times New Roman"/>
-      <w:sz w:val="24"/>
-      <w:szCs w:val="24"/>
-      <w:lang w:val="es-CL" w:eastAsia="es-MX"/>
-    </w:rPr>
   </w:style>
   <w:style w:type="character" w:styleId="Fuerte">
     <w:name w:val="Strong"/>
@@ -4447,7 +7291,1748 @@
       <w:bCs/>
     </w:rPr>
   </w:style>
+  <w:style w:type="paragraph" w:customStyle="1" w:styleId="pdq2pgselectionanchorcontainer">
+    <w:name w:val="pdq2pg_selectionanchorcontainer"/>
+    <w:basedOn w:val="Normal"/>
+    <w:rsid w:val="00415B68"/>
+    <w:pPr>
+      <w:spacing w:before="100" w:beforeAutospacing="1" w:after="100" w:afterAutospacing="1"/>
+    </w:pPr>
+  </w:style>
+  <w:style w:type="table" w:styleId="Tablaconcuadrcula">
+    <w:name w:val="Table Grid"/>
+    <w:basedOn w:val="Tablanormal"/>
+    <w:uiPriority w:val="39"/>
+    <w:rsid w:val="00F2384B"/>
+    <w:tblPr>
+      <w:tblBorders>
+        <w:top w:val="single" w:sz="4" w:space="0" w:color="auto"/>
+        <w:left w:val="single" w:sz="4" w:space="0" w:color="auto"/>
+        <w:bottom w:val="single" w:sz="4" w:space="0" w:color="auto"/>
+        <w:right w:val="single" w:sz="4" w:space="0" w:color="auto"/>
+        <w:insideH w:val="single" w:sz="4" w:space="0" w:color="auto"/>
+        <w:insideV w:val="single" w:sz="4" w:space="0" w:color="auto"/>
+      </w:tblBorders>
+    </w:tblPr>
+  </w:style>
+  <w:style w:type="character" w:styleId="nfasis">
+    <w:name w:val="Emphasis"/>
+    <w:basedOn w:val="Fuentedeprrafopredeter"/>
+    <w:uiPriority w:val="20"/>
+    <w:qFormat/>
+    <w:rsid w:val="00B84468"/>
+    <w:rPr>
+      <w:i/>
+      <w:iCs/>
+    </w:rPr>
+  </w:style>
 </w:styles>
+</file>
+
+<file path=word/charts/chart1.xml><?xml version="1.0" encoding="utf-8"?>
+<c:chartSpace xmlns:c="http://schemas.openxmlformats.org/drawingml/2006/chart" xmlns:a="http://schemas.openxmlformats.org/drawingml/2006/main" xmlns:r="http://schemas.openxmlformats.org/officeDocument/2006/relationships" xmlns:c16r2="http://schemas.microsoft.com/office/drawing/2015/06/chart">
+  <c:date1904 val="0"/>
+  <c:lang val="es-MX"/>
+  <c:roundedCorners val="0"/>
+  <mc:AlternateContent xmlns:mc="http://schemas.openxmlformats.org/markup-compatibility/2006">
+    <mc:Choice xmlns:c14="http://schemas.microsoft.com/office/drawing/2007/8/2/chart" Requires="c14">
+      <c14:style val="102"/>
+    </mc:Choice>
+    <mc:Fallback>
+      <c:style val="2"/>
+    </mc:Fallback>
+  </mc:AlternateContent>
+  <c:chart>
+    <c:title>
+      <c:overlay val="0"/>
+      <c:spPr>
+        <a:noFill/>
+        <a:ln>
+          <a:noFill/>
+        </a:ln>
+        <a:effectLst/>
+      </c:spPr>
+      <c:txPr>
+        <a:bodyPr rot="0" spcFirstLastPara="1" vertOverflow="ellipsis" vert="horz" wrap="square" anchor="ctr" anchorCtr="1"/>
+        <a:lstStyle/>
+        <a:p>
+          <a:pPr>
+            <a:defRPr sz="1400" b="0" i="0" u="none" strike="noStrike" kern="1200" spc="0" baseline="0">
+              <a:solidFill>
+                <a:schemeClr val="tx1">
+                  <a:lumMod val="65000"/>
+                  <a:lumOff val="35000"/>
+                </a:schemeClr>
+              </a:solidFill>
+              <a:latin typeface="+mn-lt"/>
+              <a:ea typeface="+mn-ea"/>
+              <a:cs typeface="+mn-cs"/>
+            </a:defRPr>
+          </a:pPr>
+          <a:endParaRPr lang="es-CL"/>
+        </a:p>
+      </c:txPr>
+    </c:title>
+    <c:autoTitleDeleted val="0"/>
+    <c:plotArea>
+      <c:layout/>
+      <c:lineChart>
+        <c:grouping val="standard"/>
+        <c:varyColors val="0"/>
+        <c:ser>
+          <c:idx val="0"/>
+          <c:order val="0"/>
+          <c:tx>
+            <c:strRef>
+              <c:f>Hoja1!$B$1</c:f>
+              <c:strCache>
+                <c:ptCount val="1"/>
+                <c:pt idx="0">
+                  <c:v>Archivos</c:v>
+                </c:pt>
+              </c:strCache>
+            </c:strRef>
+          </c:tx>
+          <c:spPr>
+            <a:ln w="28575" cap="rnd">
+              <a:solidFill>
+                <a:schemeClr val="accent1"/>
+              </a:solidFill>
+              <a:round/>
+            </a:ln>
+            <a:effectLst/>
+          </c:spPr>
+          <c:marker>
+            <c:symbol val="none"/>
+          </c:marker>
+          <c:cat>
+            <c:numRef>
+              <c:f>Hoja1!$A$2:$A$8</c:f>
+              <c:numCache>
+                <c:formatCode>m/d/yy</c:formatCode>
+                <c:ptCount val="7"/>
+                <c:pt idx="0">
+                  <c:v>46197</c:v>
+                </c:pt>
+                <c:pt idx="1">
+                  <c:v>46198</c:v>
+                </c:pt>
+                <c:pt idx="2">
+                  <c:v>46199</c:v>
+                </c:pt>
+                <c:pt idx="3">
+                  <c:v>46201</c:v>
+                </c:pt>
+                <c:pt idx="4">
+                  <c:v>46202</c:v>
+                </c:pt>
+                <c:pt idx="5">
+                  <c:v>46203</c:v>
+                </c:pt>
+                <c:pt idx="6">
+                  <c:v>46204</c:v>
+                </c:pt>
+              </c:numCache>
+            </c:numRef>
+          </c:cat>
+          <c:val>
+            <c:numRef>
+              <c:f>Hoja1!$B$2:$B$8</c:f>
+              <c:numCache>
+                <c:formatCode>General</c:formatCode>
+                <c:ptCount val="7"/>
+                <c:pt idx="0">
+                  <c:v>7</c:v>
+                </c:pt>
+                <c:pt idx="1">
+                  <c:v>7</c:v>
+                </c:pt>
+                <c:pt idx="2">
+                  <c:v>7</c:v>
+                </c:pt>
+                <c:pt idx="3">
+                  <c:v>7</c:v>
+                </c:pt>
+                <c:pt idx="4">
+                  <c:v>8</c:v>
+                </c:pt>
+                <c:pt idx="5">
+                  <c:v>8</c:v>
+                </c:pt>
+                <c:pt idx="6">
+                  <c:v>9</c:v>
+                </c:pt>
+              </c:numCache>
+            </c:numRef>
+          </c:val>
+          <c:smooth val="0"/>
+          <c:extLst>
+            <c:ext xmlns:c16="http://schemas.microsoft.com/office/drawing/2014/chart" uri="{C3380CC4-5D6E-409C-BE32-E72D297353CC}">
+              <c16:uniqueId val="{00000000-0E36-064B-A1AC-A0B1DF335E5A}"/>
+            </c:ext>
+          </c:extLst>
+        </c:ser>
+        <c:dLbls>
+          <c:showLegendKey val="0"/>
+          <c:showVal val="0"/>
+          <c:showCatName val="0"/>
+          <c:showSerName val="0"/>
+          <c:showPercent val="0"/>
+          <c:showBubbleSize val="0"/>
+        </c:dLbls>
+        <c:smooth val="0"/>
+        <c:axId val="1447314848"/>
+        <c:axId val="1447316560"/>
+      </c:lineChart>
+      <c:dateAx>
+        <c:axId val="1447314848"/>
+        <c:scaling>
+          <c:orientation val="minMax"/>
+        </c:scaling>
+        <c:delete val="0"/>
+        <c:axPos val="b"/>
+        <c:numFmt formatCode="m/d/yy" sourceLinked="1"/>
+        <c:majorTickMark val="out"/>
+        <c:minorTickMark val="none"/>
+        <c:tickLblPos val="nextTo"/>
+        <c:spPr>
+          <a:noFill/>
+          <a:ln w="9525" cap="flat" cmpd="sng" algn="ctr">
+            <a:solidFill>
+              <a:schemeClr val="tx1">
+                <a:lumMod val="15000"/>
+                <a:lumOff val="85000"/>
+              </a:schemeClr>
+            </a:solidFill>
+            <a:round/>
+          </a:ln>
+          <a:effectLst/>
+        </c:spPr>
+        <c:txPr>
+          <a:bodyPr rot="-60000000" spcFirstLastPara="1" vertOverflow="ellipsis" vert="horz" wrap="square" anchor="ctr" anchorCtr="1"/>
+          <a:lstStyle/>
+          <a:p>
+            <a:pPr>
+              <a:defRPr sz="900" b="0" i="0" u="none" strike="noStrike" kern="1200" baseline="0">
+                <a:solidFill>
+                  <a:schemeClr val="tx1">
+                    <a:lumMod val="65000"/>
+                    <a:lumOff val="35000"/>
+                  </a:schemeClr>
+                </a:solidFill>
+                <a:latin typeface="+mn-lt"/>
+                <a:ea typeface="+mn-ea"/>
+                <a:cs typeface="+mn-cs"/>
+              </a:defRPr>
+            </a:pPr>
+            <a:endParaRPr lang="es-CL"/>
+          </a:p>
+        </c:txPr>
+        <c:crossAx val="1447316560"/>
+        <c:crosses val="autoZero"/>
+        <c:auto val="1"/>
+        <c:lblOffset val="100"/>
+        <c:baseTimeUnit val="days"/>
+      </c:dateAx>
+      <c:valAx>
+        <c:axId val="1447316560"/>
+        <c:scaling>
+          <c:orientation val="minMax"/>
+        </c:scaling>
+        <c:delete val="0"/>
+        <c:axPos val="l"/>
+        <c:majorGridlines>
+          <c:spPr>
+            <a:ln w="9525" cap="flat" cmpd="sng" algn="ctr">
+              <a:solidFill>
+                <a:schemeClr val="tx1">
+                  <a:lumMod val="15000"/>
+                  <a:lumOff val="85000"/>
+                </a:schemeClr>
+              </a:solidFill>
+              <a:round/>
+            </a:ln>
+            <a:effectLst/>
+          </c:spPr>
+        </c:majorGridlines>
+        <c:numFmt formatCode="General" sourceLinked="1"/>
+        <c:majorTickMark val="none"/>
+        <c:minorTickMark val="none"/>
+        <c:tickLblPos val="nextTo"/>
+        <c:spPr>
+          <a:noFill/>
+          <a:ln>
+            <a:noFill/>
+          </a:ln>
+          <a:effectLst/>
+        </c:spPr>
+        <c:txPr>
+          <a:bodyPr rot="-60000000" spcFirstLastPara="1" vertOverflow="ellipsis" vert="horz" wrap="square" anchor="ctr" anchorCtr="1"/>
+          <a:lstStyle/>
+          <a:p>
+            <a:pPr>
+              <a:defRPr sz="900" b="0" i="0" u="none" strike="noStrike" kern="1200" baseline="0">
+                <a:solidFill>
+                  <a:schemeClr val="tx1">
+                    <a:lumMod val="65000"/>
+                    <a:lumOff val="35000"/>
+                  </a:schemeClr>
+                </a:solidFill>
+                <a:latin typeface="+mn-lt"/>
+                <a:ea typeface="+mn-ea"/>
+                <a:cs typeface="+mn-cs"/>
+              </a:defRPr>
+            </a:pPr>
+            <a:endParaRPr lang="es-CL"/>
+          </a:p>
+        </c:txPr>
+        <c:crossAx val="1447314848"/>
+        <c:crosses val="autoZero"/>
+        <c:crossBetween val="between"/>
+      </c:valAx>
+      <c:spPr>
+        <a:noFill/>
+        <a:ln>
+          <a:noFill/>
+        </a:ln>
+        <a:effectLst/>
+      </c:spPr>
+    </c:plotArea>
+    <c:plotVisOnly val="1"/>
+    <c:dispBlanksAs val="gap"/>
+    <c:showDLblsOverMax val="0"/>
+  </c:chart>
+  <c:spPr>
+    <a:solidFill>
+      <a:schemeClr val="bg1"/>
+    </a:solidFill>
+    <a:ln w="9525" cap="flat" cmpd="sng" algn="ctr">
+      <a:solidFill>
+        <a:schemeClr val="tx1">
+          <a:lumMod val="15000"/>
+          <a:lumOff val="85000"/>
+        </a:schemeClr>
+      </a:solidFill>
+      <a:round/>
+    </a:ln>
+    <a:effectLst/>
+  </c:spPr>
+  <c:txPr>
+    <a:bodyPr/>
+    <a:lstStyle/>
+    <a:p>
+      <a:pPr>
+        <a:defRPr/>
+      </a:pPr>
+      <a:endParaRPr lang="es-CL"/>
+    </a:p>
+  </c:txPr>
+  <c:externalData r:id="rId3">
+    <c:autoUpdate val="0"/>
+  </c:externalData>
+</c:chartSpace>
+</file>
+
+<file path=word/charts/chart2.xml><?xml version="1.0" encoding="utf-8"?>
+<c:chartSpace xmlns:c="http://schemas.openxmlformats.org/drawingml/2006/chart" xmlns:a="http://schemas.openxmlformats.org/drawingml/2006/main" xmlns:r="http://schemas.openxmlformats.org/officeDocument/2006/relationships" xmlns:c16r2="http://schemas.microsoft.com/office/drawing/2015/06/chart">
+  <c:date1904 val="0"/>
+  <c:lang val="es-MX"/>
+  <c:roundedCorners val="0"/>
+  <mc:AlternateContent xmlns:mc="http://schemas.openxmlformats.org/markup-compatibility/2006">
+    <mc:Choice xmlns:c14="http://schemas.microsoft.com/office/drawing/2007/8/2/chart" Requires="c14">
+      <c14:style val="102"/>
+    </mc:Choice>
+    <mc:Fallback>
+      <c:style val="2"/>
+    </mc:Fallback>
+  </mc:AlternateContent>
+  <c:chart>
+    <c:title>
+      <c:overlay val="0"/>
+      <c:spPr>
+        <a:noFill/>
+        <a:ln>
+          <a:noFill/>
+        </a:ln>
+        <a:effectLst/>
+      </c:spPr>
+      <c:txPr>
+        <a:bodyPr rot="0" spcFirstLastPara="1" vertOverflow="ellipsis" vert="horz" wrap="square" anchor="ctr" anchorCtr="1"/>
+        <a:lstStyle/>
+        <a:p>
+          <a:pPr>
+            <a:defRPr sz="1400" b="0" i="0" u="none" strike="noStrike" kern="1200" spc="0" baseline="0">
+              <a:solidFill>
+                <a:schemeClr val="tx1">
+                  <a:lumMod val="65000"/>
+                  <a:lumOff val="35000"/>
+                </a:schemeClr>
+              </a:solidFill>
+              <a:latin typeface="+mn-lt"/>
+              <a:ea typeface="+mn-ea"/>
+              <a:cs typeface="+mn-cs"/>
+            </a:defRPr>
+          </a:pPr>
+          <a:endParaRPr lang="es-CL"/>
+        </a:p>
+      </c:txPr>
+    </c:title>
+    <c:autoTitleDeleted val="0"/>
+    <c:plotArea>
+      <c:layout/>
+      <c:barChart>
+        <c:barDir val="col"/>
+        <c:grouping val="clustered"/>
+        <c:varyColors val="0"/>
+        <c:ser>
+          <c:idx val="0"/>
+          <c:order val="0"/>
+          <c:tx>
+            <c:strRef>
+              <c:f>Hoja1!$B$9</c:f>
+              <c:strCache>
+                <c:ptCount val="1"/>
+                <c:pt idx="0">
+                  <c:v>Peso (KB)</c:v>
+                </c:pt>
+              </c:strCache>
+            </c:strRef>
+          </c:tx>
+          <c:spPr>
+            <a:solidFill>
+              <a:schemeClr val="accent1"/>
+            </a:solidFill>
+            <a:ln>
+              <a:noFill/>
+            </a:ln>
+            <a:effectLst/>
+          </c:spPr>
+          <c:invertIfNegative val="0"/>
+          <c:cat>
+            <c:numRef>
+              <c:f>Hoja1!$A$10:$A$16</c:f>
+              <c:numCache>
+                <c:formatCode>m/d/yy</c:formatCode>
+                <c:ptCount val="7"/>
+                <c:pt idx="0">
+                  <c:v>46197</c:v>
+                </c:pt>
+                <c:pt idx="1">
+                  <c:v>46198</c:v>
+                </c:pt>
+                <c:pt idx="2">
+                  <c:v>46199</c:v>
+                </c:pt>
+                <c:pt idx="3">
+                  <c:v>46201</c:v>
+                </c:pt>
+                <c:pt idx="4">
+                  <c:v>46202</c:v>
+                </c:pt>
+                <c:pt idx="5">
+                  <c:v>46203</c:v>
+                </c:pt>
+                <c:pt idx="6">
+                  <c:v>46204</c:v>
+                </c:pt>
+              </c:numCache>
+            </c:numRef>
+          </c:cat>
+          <c:val>
+            <c:numRef>
+              <c:f>Hoja1!$B$10:$B$16</c:f>
+              <c:numCache>
+                <c:formatCode>General</c:formatCode>
+                <c:ptCount val="7"/>
+                <c:pt idx="0">
+                  <c:v>1.1000000000000001</c:v>
+                </c:pt>
+                <c:pt idx="1">
+                  <c:v>5.0999999999999996</c:v>
+                </c:pt>
+                <c:pt idx="2">
+                  <c:v>3.1</c:v>
+                </c:pt>
+                <c:pt idx="3">
+                  <c:v>26.2</c:v>
+                </c:pt>
+                <c:pt idx="4">
+                  <c:v>27.8</c:v>
+                </c:pt>
+                <c:pt idx="5">
+                  <c:v>19.100000000000001</c:v>
+                </c:pt>
+                <c:pt idx="6">
+                  <c:v>56.6</c:v>
+                </c:pt>
+              </c:numCache>
+            </c:numRef>
+          </c:val>
+          <c:extLst>
+            <c:ext xmlns:c16="http://schemas.microsoft.com/office/drawing/2014/chart" uri="{C3380CC4-5D6E-409C-BE32-E72D297353CC}">
+              <c16:uniqueId val="{00000000-A920-7A45-9C95-0DE708F535FC}"/>
+            </c:ext>
+          </c:extLst>
+        </c:ser>
+        <c:dLbls>
+          <c:showLegendKey val="0"/>
+          <c:showVal val="0"/>
+          <c:showCatName val="0"/>
+          <c:showSerName val="0"/>
+          <c:showPercent val="0"/>
+          <c:showBubbleSize val="0"/>
+        </c:dLbls>
+        <c:gapWidth val="219"/>
+        <c:overlap val="-27"/>
+        <c:axId val="1447766176"/>
+        <c:axId val="1040913152"/>
+      </c:barChart>
+      <c:dateAx>
+        <c:axId val="1447766176"/>
+        <c:scaling>
+          <c:orientation val="minMax"/>
+        </c:scaling>
+        <c:delete val="0"/>
+        <c:axPos val="b"/>
+        <c:numFmt formatCode="m/d/yy" sourceLinked="1"/>
+        <c:majorTickMark val="out"/>
+        <c:minorTickMark val="none"/>
+        <c:tickLblPos val="nextTo"/>
+        <c:spPr>
+          <a:noFill/>
+          <a:ln w="9525" cap="flat" cmpd="sng" algn="ctr">
+            <a:solidFill>
+              <a:schemeClr val="tx1">
+                <a:lumMod val="15000"/>
+                <a:lumOff val="85000"/>
+              </a:schemeClr>
+            </a:solidFill>
+            <a:round/>
+          </a:ln>
+          <a:effectLst/>
+        </c:spPr>
+        <c:txPr>
+          <a:bodyPr rot="-60000000" spcFirstLastPara="1" vertOverflow="ellipsis" vert="horz" wrap="square" anchor="ctr" anchorCtr="1"/>
+          <a:lstStyle/>
+          <a:p>
+            <a:pPr>
+              <a:defRPr sz="900" b="0" i="0" u="none" strike="noStrike" kern="1200" baseline="0">
+                <a:solidFill>
+                  <a:schemeClr val="tx1">
+                    <a:lumMod val="65000"/>
+                    <a:lumOff val="35000"/>
+                  </a:schemeClr>
+                </a:solidFill>
+                <a:latin typeface="+mn-lt"/>
+                <a:ea typeface="+mn-ea"/>
+                <a:cs typeface="+mn-cs"/>
+              </a:defRPr>
+            </a:pPr>
+            <a:endParaRPr lang="es-CL"/>
+          </a:p>
+        </c:txPr>
+        <c:crossAx val="1040913152"/>
+        <c:crosses val="autoZero"/>
+        <c:auto val="1"/>
+        <c:lblOffset val="100"/>
+        <c:baseTimeUnit val="days"/>
+      </c:dateAx>
+      <c:valAx>
+        <c:axId val="1040913152"/>
+        <c:scaling>
+          <c:orientation val="minMax"/>
+        </c:scaling>
+        <c:delete val="0"/>
+        <c:axPos val="l"/>
+        <c:majorGridlines>
+          <c:spPr>
+            <a:ln w="9525" cap="flat" cmpd="sng" algn="ctr">
+              <a:solidFill>
+                <a:schemeClr val="tx1">
+                  <a:lumMod val="15000"/>
+                  <a:lumOff val="85000"/>
+                </a:schemeClr>
+              </a:solidFill>
+              <a:round/>
+            </a:ln>
+            <a:effectLst/>
+          </c:spPr>
+        </c:majorGridlines>
+        <c:numFmt formatCode="General" sourceLinked="1"/>
+        <c:majorTickMark val="none"/>
+        <c:minorTickMark val="none"/>
+        <c:tickLblPos val="nextTo"/>
+        <c:spPr>
+          <a:noFill/>
+          <a:ln>
+            <a:noFill/>
+          </a:ln>
+          <a:effectLst/>
+        </c:spPr>
+        <c:txPr>
+          <a:bodyPr rot="-60000000" spcFirstLastPara="1" vertOverflow="ellipsis" vert="horz" wrap="square" anchor="ctr" anchorCtr="1"/>
+          <a:lstStyle/>
+          <a:p>
+            <a:pPr>
+              <a:defRPr sz="900" b="0" i="0" u="none" strike="noStrike" kern="1200" baseline="0">
+                <a:solidFill>
+                  <a:schemeClr val="tx1">
+                    <a:lumMod val="65000"/>
+                    <a:lumOff val="35000"/>
+                  </a:schemeClr>
+                </a:solidFill>
+                <a:latin typeface="+mn-lt"/>
+                <a:ea typeface="+mn-ea"/>
+                <a:cs typeface="+mn-cs"/>
+              </a:defRPr>
+            </a:pPr>
+            <a:endParaRPr lang="es-CL"/>
+          </a:p>
+        </c:txPr>
+        <c:crossAx val="1447766176"/>
+        <c:crosses val="autoZero"/>
+        <c:crossBetween val="between"/>
+      </c:valAx>
+      <c:spPr>
+        <a:noFill/>
+        <a:ln>
+          <a:noFill/>
+        </a:ln>
+        <a:effectLst/>
+      </c:spPr>
+    </c:plotArea>
+    <c:plotVisOnly val="1"/>
+    <c:dispBlanksAs val="gap"/>
+    <c:showDLblsOverMax val="0"/>
+  </c:chart>
+  <c:spPr>
+    <a:solidFill>
+      <a:schemeClr val="bg1"/>
+    </a:solidFill>
+    <a:ln w="9525" cap="flat" cmpd="sng" algn="ctr">
+      <a:solidFill>
+        <a:schemeClr val="tx1">
+          <a:lumMod val="15000"/>
+          <a:lumOff val="85000"/>
+        </a:schemeClr>
+      </a:solidFill>
+      <a:round/>
+    </a:ln>
+    <a:effectLst/>
+  </c:spPr>
+  <c:txPr>
+    <a:bodyPr/>
+    <a:lstStyle/>
+    <a:p>
+      <a:pPr>
+        <a:defRPr/>
+      </a:pPr>
+      <a:endParaRPr lang="es-CL"/>
+    </a:p>
+  </c:txPr>
+  <c:externalData r:id="rId3">
+    <c:autoUpdate val="0"/>
+  </c:externalData>
+</c:chartSpace>
+</file>
+
+<file path=word/charts/colors1.xml><?xml version="1.0" encoding="utf-8"?>
+<cs:colorStyle xmlns:cs="http://schemas.microsoft.com/office/drawing/2012/chartStyle" xmlns:a="http://schemas.openxmlformats.org/drawingml/2006/main" meth="cycle" id="10">
+  <a:schemeClr val="accent1"/>
+  <a:schemeClr val="accent2"/>
+  <a:schemeClr val="accent3"/>
+  <a:schemeClr val="accent4"/>
+  <a:schemeClr val="accent5"/>
+  <a:schemeClr val="accent6"/>
+  <cs:variation/>
+  <cs:variation>
+    <a:lumMod val="60000"/>
+  </cs:variation>
+  <cs:variation>
+    <a:lumMod val="80000"/>
+    <a:lumOff val="20000"/>
+  </cs:variation>
+  <cs:variation>
+    <a:lumMod val="80000"/>
+  </cs:variation>
+  <cs:variation>
+    <a:lumMod val="60000"/>
+    <a:lumOff val="40000"/>
+  </cs:variation>
+  <cs:variation>
+    <a:lumMod val="50000"/>
+  </cs:variation>
+  <cs:variation>
+    <a:lumMod val="70000"/>
+    <a:lumOff val="30000"/>
+  </cs:variation>
+  <cs:variation>
+    <a:lumMod val="70000"/>
+  </cs:variation>
+  <cs:variation>
+    <a:lumMod val="50000"/>
+    <a:lumOff val="50000"/>
+  </cs:variation>
+</cs:colorStyle>
+</file>
+
+<file path=word/charts/colors2.xml><?xml version="1.0" encoding="utf-8"?>
+<cs:colorStyle xmlns:cs="http://schemas.microsoft.com/office/drawing/2012/chartStyle" xmlns:a="http://schemas.openxmlformats.org/drawingml/2006/main" meth="cycle" id="10">
+  <a:schemeClr val="accent1"/>
+  <a:schemeClr val="accent2"/>
+  <a:schemeClr val="accent3"/>
+  <a:schemeClr val="accent4"/>
+  <a:schemeClr val="accent5"/>
+  <a:schemeClr val="accent6"/>
+  <cs:variation/>
+  <cs:variation>
+    <a:lumMod val="60000"/>
+  </cs:variation>
+  <cs:variation>
+    <a:lumMod val="80000"/>
+    <a:lumOff val="20000"/>
+  </cs:variation>
+  <cs:variation>
+    <a:lumMod val="80000"/>
+  </cs:variation>
+  <cs:variation>
+    <a:lumMod val="60000"/>
+    <a:lumOff val="40000"/>
+  </cs:variation>
+  <cs:variation>
+    <a:lumMod val="50000"/>
+  </cs:variation>
+  <cs:variation>
+    <a:lumMod val="70000"/>
+    <a:lumOff val="30000"/>
+  </cs:variation>
+  <cs:variation>
+    <a:lumMod val="70000"/>
+  </cs:variation>
+  <cs:variation>
+    <a:lumMod val="50000"/>
+    <a:lumOff val="50000"/>
+  </cs:variation>
+</cs:colorStyle>
+</file>
+
+<file path=word/charts/style1.xml><?xml version="1.0" encoding="utf-8"?>
+<cs:chartStyle xmlns:cs="http://schemas.microsoft.com/office/drawing/2012/chartStyle" xmlns:a="http://schemas.openxmlformats.org/drawingml/2006/main" id="227">
+  <cs:axisTitle>
+    <cs:lnRef idx="0"/>
+    <cs:fillRef idx="0"/>
+    <cs:effectRef idx="0"/>
+    <cs:fontRef idx="minor">
+      <a:schemeClr val="tx1">
+        <a:lumMod val="65000"/>
+        <a:lumOff val="35000"/>
+      </a:schemeClr>
+    </cs:fontRef>
+    <cs:defRPr sz="1000" kern="1200"/>
+  </cs:axisTitle>
+  <cs:categoryAxis>
+    <cs:lnRef idx="0"/>
+    <cs:fillRef idx="0"/>
+    <cs:effectRef idx="0"/>
+    <cs:fontRef idx="minor">
+      <a:schemeClr val="tx1">
+        <a:lumMod val="65000"/>
+        <a:lumOff val="35000"/>
+      </a:schemeClr>
+    </cs:fontRef>
+    <cs:spPr>
+      <a:ln w="9525" cap="flat" cmpd="sng" algn="ctr">
+        <a:solidFill>
+          <a:schemeClr val="tx1">
+            <a:lumMod val="15000"/>
+            <a:lumOff val="85000"/>
+          </a:schemeClr>
+        </a:solidFill>
+        <a:round/>
+      </a:ln>
+    </cs:spPr>
+    <cs:defRPr sz="900" kern="1200"/>
+  </cs:categoryAxis>
+  <cs:chartArea mods="allowNoFillOverride allowNoLineOverride">
+    <cs:lnRef idx="0"/>
+    <cs:fillRef idx="0"/>
+    <cs:effectRef idx="0"/>
+    <cs:fontRef idx="minor">
+      <a:schemeClr val="tx1"/>
+    </cs:fontRef>
+    <cs:spPr>
+      <a:solidFill>
+        <a:schemeClr val="bg1"/>
+      </a:solidFill>
+      <a:ln w="9525" cap="flat" cmpd="sng" algn="ctr">
+        <a:solidFill>
+          <a:schemeClr val="tx1">
+            <a:lumMod val="15000"/>
+            <a:lumOff val="85000"/>
+          </a:schemeClr>
+        </a:solidFill>
+        <a:round/>
+      </a:ln>
+    </cs:spPr>
+    <cs:defRPr sz="1000" kern="1200"/>
+  </cs:chartArea>
+  <cs:dataLabel>
+    <cs:lnRef idx="0"/>
+    <cs:fillRef idx="0"/>
+    <cs:effectRef idx="0"/>
+    <cs:fontRef idx="minor">
+      <a:schemeClr val="tx1">
+        <a:lumMod val="75000"/>
+        <a:lumOff val="25000"/>
+      </a:schemeClr>
+    </cs:fontRef>
+    <cs:defRPr sz="900" kern="1200"/>
+  </cs:dataLabel>
+  <cs:dataLabelCallout>
+    <cs:lnRef idx="0"/>
+    <cs:fillRef idx="0"/>
+    <cs:effectRef idx="0"/>
+    <cs:fontRef idx="minor">
+      <a:schemeClr val="dk1">
+        <a:lumMod val="65000"/>
+        <a:lumOff val="35000"/>
+      </a:schemeClr>
+    </cs:fontRef>
+    <cs:spPr>
+      <a:solidFill>
+        <a:schemeClr val="lt1"/>
+      </a:solidFill>
+      <a:ln>
+        <a:solidFill>
+          <a:schemeClr val="dk1">
+            <a:lumMod val="25000"/>
+            <a:lumOff val="75000"/>
+          </a:schemeClr>
+        </a:solidFill>
+      </a:ln>
+    </cs:spPr>
+    <cs:defRPr sz="900" kern="1200"/>
+    <cs:bodyPr rot="0" spcFirstLastPara="1" vertOverflow="clip" horzOverflow="clip" vert="horz" wrap="square" lIns="36576" tIns="18288" rIns="36576" bIns="18288" anchor="ctr" anchorCtr="1">
+      <a:spAutoFit/>
+    </cs:bodyPr>
+  </cs:dataLabelCallout>
+  <cs:dataPoint>
+    <cs:lnRef idx="0"/>
+    <cs:fillRef idx="1">
+      <cs:styleClr val="auto"/>
+    </cs:fillRef>
+    <cs:effectRef idx="0"/>
+    <cs:fontRef idx="minor">
+      <a:schemeClr val="tx1"/>
+    </cs:fontRef>
+    <cs:spPr>
+      <a:solidFill>
+        <a:schemeClr val="phClr"/>
+      </a:solidFill>
+    </cs:spPr>
+  </cs:dataPoint>
+  <cs:dataPoint3D>
+    <cs:lnRef idx="0"/>
+    <cs:fillRef idx="1">
+      <cs:styleClr val="auto"/>
+    </cs:fillRef>
+    <cs:effectRef idx="0"/>
+    <cs:fontRef idx="minor">
+      <a:schemeClr val="tx1"/>
+    </cs:fontRef>
+    <cs:spPr>
+      <a:solidFill>
+        <a:schemeClr val="phClr"/>
+      </a:solidFill>
+    </cs:spPr>
+  </cs:dataPoint3D>
+  <cs:dataPointLine>
+    <cs:lnRef idx="0">
+      <cs:styleClr val="auto"/>
+    </cs:lnRef>
+    <cs:fillRef idx="1"/>
+    <cs:effectRef idx="0"/>
+    <cs:fontRef idx="minor">
+      <a:schemeClr val="tx1"/>
+    </cs:fontRef>
+    <cs:spPr>
+      <a:ln w="28575" cap="rnd">
+        <a:solidFill>
+          <a:schemeClr val="phClr"/>
+        </a:solidFill>
+        <a:round/>
+      </a:ln>
+    </cs:spPr>
+  </cs:dataPointLine>
+  <cs:dataPointMarker>
+    <cs:lnRef idx="0">
+      <cs:styleClr val="auto"/>
+    </cs:lnRef>
+    <cs:fillRef idx="1">
+      <cs:styleClr val="auto"/>
+    </cs:fillRef>
+    <cs:effectRef idx="0"/>
+    <cs:fontRef idx="minor">
+      <a:schemeClr val="tx1"/>
+    </cs:fontRef>
+    <cs:spPr>
+      <a:solidFill>
+        <a:schemeClr val="phClr"/>
+      </a:solidFill>
+      <a:ln w="9525">
+        <a:solidFill>
+          <a:schemeClr val="phClr"/>
+        </a:solidFill>
+      </a:ln>
+    </cs:spPr>
+  </cs:dataPointMarker>
+  <cs:dataPointMarkerLayout symbol="circle" size="5"/>
+  <cs:dataPointWireframe>
+    <cs:lnRef idx="0">
+      <cs:styleClr val="auto"/>
+    </cs:lnRef>
+    <cs:fillRef idx="1"/>
+    <cs:effectRef idx="0"/>
+    <cs:fontRef idx="minor">
+      <a:schemeClr val="tx1"/>
+    </cs:fontRef>
+    <cs:spPr>
+      <a:ln w="9525" cap="rnd">
+        <a:solidFill>
+          <a:schemeClr val="phClr"/>
+        </a:solidFill>
+        <a:round/>
+      </a:ln>
+    </cs:spPr>
+  </cs:dataPointWireframe>
+  <cs:dataTable>
+    <cs:lnRef idx="0"/>
+    <cs:fillRef idx="0"/>
+    <cs:effectRef idx="0"/>
+    <cs:fontRef idx="minor">
+      <a:schemeClr val="tx1">
+        <a:lumMod val="65000"/>
+        <a:lumOff val="35000"/>
+      </a:schemeClr>
+    </cs:fontRef>
+    <cs:spPr>
+      <a:noFill/>
+      <a:ln w="9525" cap="flat" cmpd="sng" algn="ctr">
+        <a:solidFill>
+          <a:schemeClr val="tx1">
+            <a:lumMod val="15000"/>
+            <a:lumOff val="85000"/>
+          </a:schemeClr>
+        </a:solidFill>
+        <a:round/>
+      </a:ln>
+    </cs:spPr>
+    <cs:defRPr sz="900" kern="1200"/>
+  </cs:dataTable>
+  <cs:downBar>
+    <cs:lnRef idx="0"/>
+    <cs:fillRef idx="0"/>
+    <cs:effectRef idx="0"/>
+    <cs:fontRef idx="minor">
+      <a:schemeClr val="dk1"/>
+    </cs:fontRef>
+    <cs:spPr>
+      <a:solidFill>
+        <a:schemeClr val="dk1">
+          <a:lumMod val="65000"/>
+          <a:lumOff val="35000"/>
+        </a:schemeClr>
+      </a:solidFill>
+      <a:ln w="9525">
+        <a:solidFill>
+          <a:schemeClr val="tx1">
+            <a:lumMod val="65000"/>
+            <a:lumOff val="35000"/>
+          </a:schemeClr>
+        </a:solidFill>
+      </a:ln>
+    </cs:spPr>
+  </cs:downBar>
+  <cs:dropLine>
+    <cs:lnRef idx="0"/>
+    <cs:fillRef idx="0"/>
+    <cs:effectRef idx="0"/>
+    <cs:fontRef idx="minor">
+      <a:schemeClr val="tx1"/>
+    </cs:fontRef>
+    <cs:spPr>
+      <a:ln w="9525" cap="flat" cmpd="sng" algn="ctr">
+        <a:solidFill>
+          <a:schemeClr val="tx1">
+            <a:lumMod val="35000"/>
+            <a:lumOff val="65000"/>
+          </a:schemeClr>
+        </a:solidFill>
+        <a:round/>
+      </a:ln>
+    </cs:spPr>
+  </cs:dropLine>
+  <cs:errorBar>
+    <cs:lnRef idx="0"/>
+    <cs:fillRef idx="0"/>
+    <cs:effectRef idx="0"/>
+    <cs:fontRef idx="minor">
+      <a:schemeClr val="tx1"/>
+    </cs:fontRef>
+    <cs:spPr>
+      <a:ln w="9525" cap="flat" cmpd="sng" algn="ctr">
+        <a:solidFill>
+          <a:schemeClr val="tx1">
+            <a:lumMod val="65000"/>
+            <a:lumOff val="35000"/>
+          </a:schemeClr>
+        </a:solidFill>
+        <a:round/>
+      </a:ln>
+    </cs:spPr>
+  </cs:errorBar>
+  <cs:floor>
+    <cs:lnRef idx="0"/>
+    <cs:fillRef idx="0"/>
+    <cs:effectRef idx="0"/>
+    <cs:fontRef idx="minor">
+      <a:schemeClr val="tx1"/>
+    </cs:fontRef>
+    <cs:spPr>
+      <a:noFill/>
+      <a:ln>
+        <a:noFill/>
+      </a:ln>
+    </cs:spPr>
+  </cs:floor>
+  <cs:gridlineMajor>
+    <cs:lnRef idx="0"/>
+    <cs:fillRef idx="0"/>
+    <cs:effectRef idx="0"/>
+    <cs:fontRef idx="minor">
+      <a:schemeClr val="tx1"/>
+    </cs:fontRef>
+    <cs:spPr>
+      <a:ln w="9525" cap="flat" cmpd="sng" algn="ctr">
+        <a:solidFill>
+          <a:schemeClr val="tx1">
+            <a:lumMod val="15000"/>
+            <a:lumOff val="85000"/>
+          </a:schemeClr>
+        </a:solidFill>
+        <a:round/>
+      </a:ln>
+    </cs:spPr>
+  </cs:gridlineMajor>
+  <cs:gridlineMinor>
+    <cs:lnRef idx="0"/>
+    <cs:fillRef idx="0"/>
+    <cs:effectRef idx="0"/>
+    <cs:fontRef idx="minor">
+      <a:schemeClr val="tx1"/>
+    </cs:fontRef>
+    <cs:spPr>
+      <a:ln w="9525" cap="flat" cmpd="sng" algn="ctr">
+        <a:solidFill>
+          <a:schemeClr val="tx1">
+            <a:lumMod val="5000"/>
+            <a:lumOff val="95000"/>
+          </a:schemeClr>
+        </a:solidFill>
+        <a:round/>
+      </a:ln>
+    </cs:spPr>
+  </cs:gridlineMinor>
+  <cs:hiLoLine>
+    <cs:lnRef idx="0"/>
+    <cs:fillRef idx="0"/>
+    <cs:effectRef idx="0"/>
+    <cs:fontRef idx="minor">
+      <a:schemeClr val="tx1"/>
+    </cs:fontRef>
+    <cs:spPr>
+      <a:ln w="9525" cap="flat" cmpd="sng" algn="ctr">
+        <a:solidFill>
+          <a:schemeClr val="tx1">
+            <a:lumMod val="75000"/>
+            <a:lumOff val="25000"/>
+          </a:schemeClr>
+        </a:solidFill>
+        <a:round/>
+      </a:ln>
+    </cs:spPr>
+  </cs:hiLoLine>
+  <cs:leaderLine>
+    <cs:lnRef idx="0"/>
+    <cs:fillRef idx="0"/>
+    <cs:effectRef idx="0"/>
+    <cs:fontRef idx="minor">
+      <a:schemeClr val="tx1"/>
+    </cs:fontRef>
+    <cs:spPr>
+      <a:ln w="9525" cap="flat" cmpd="sng" algn="ctr">
+        <a:solidFill>
+          <a:schemeClr val="tx1">
+            <a:lumMod val="35000"/>
+            <a:lumOff val="65000"/>
+          </a:schemeClr>
+        </a:solidFill>
+        <a:round/>
+      </a:ln>
+    </cs:spPr>
+  </cs:leaderLine>
+  <cs:legend>
+    <cs:lnRef idx="0"/>
+    <cs:fillRef idx="0"/>
+    <cs:effectRef idx="0"/>
+    <cs:fontRef idx="minor">
+      <a:schemeClr val="tx1">
+        <a:lumMod val="65000"/>
+        <a:lumOff val="35000"/>
+      </a:schemeClr>
+    </cs:fontRef>
+    <cs:defRPr sz="900" kern="1200"/>
+  </cs:legend>
+  <cs:plotArea mods="allowNoFillOverride allowNoLineOverride">
+    <cs:lnRef idx="0"/>
+    <cs:fillRef idx="0"/>
+    <cs:effectRef idx="0"/>
+    <cs:fontRef idx="minor">
+      <a:schemeClr val="tx1"/>
+    </cs:fontRef>
+  </cs:plotArea>
+  <cs:plotArea3D mods="allowNoFillOverride allowNoLineOverride">
+    <cs:lnRef idx="0"/>
+    <cs:fillRef idx="0"/>
+    <cs:effectRef idx="0"/>
+    <cs:fontRef idx="minor">
+      <a:schemeClr val="tx1"/>
+    </cs:fontRef>
+  </cs:plotArea3D>
+  <cs:seriesAxis>
+    <cs:lnRef idx="0"/>
+    <cs:fillRef idx="0"/>
+    <cs:effectRef idx="0"/>
+    <cs:fontRef idx="minor">
+      <a:schemeClr val="tx1">
+        <a:lumMod val="65000"/>
+        <a:lumOff val="35000"/>
+      </a:schemeClr>
+    </cs:fontRef>
+    <cs:defRPr sz="900" kern="1200"/>
+  </cs:seriesAxis>
+  <cs:seriesLine>
+    <cs:lnRef idx="0"/>
+    <cs:fillRef idx="0"/>
+    <cs:effectRef idx="0"/>
+    <cs:fontRef idx="minor">
+      <a:schemeClr val="tx1"/>
+    </cs:fontRef>
+    <cs:spPr>
+      <a:ln w="9525" cap="flat" cmpd="sng" algn="ctr">
+        <a:solidFill>
+          <a:schemeClr val="tx1">
+            <a:lumMod val="35000"/>
+            <a:lumOff val="65000"/>
+          </a:schemeClr>
+        </a:solidFill>
+        <a:round/>
+      </a:ln>
+    </cs:spPr>
+  </cs:seriesLine>
+  <cs:title>
+    <cs:lnRef idx="0"/>
+    <cs:fillRef idx="0"/>
+    <cs:effectRef idx="0"/>
+    <cs:fontRef idx="minor">
+      <a:schemeClr val="tx1">
+        <a:lumMod val="65000"/>
+        <a:lumOff val="35000"/>
+      </a:schemeClr>
+    </cs:fontRef>
+    <cs:defRPr sz="1400" b="0" kern="1200" spc="0" baseline="0"/>
+  </cs:title>
+  <cs:trendline>
+    <cs:lnRef idx="0">
+      <cs:styleClr val="auto"/>
+    </cs:lnRef>
+    <cs:fillRef idx="0"/>
+    <cs:effectRef idx="0"/>
+    <cs:fontRef idx="minor">
+      <a:schemeClr val="tx1"/>
+    </cs:fontRef>
+    <cs:spPr>
+      <a:ln w="19050" cap="rnd">
+        <a:solidFill>
+          <a:schemeClr val="phClr"/>
+        </a:solidFill>
+        <a:prstDash val="sysDot"/>
+      </a:ln>
+    </cs:spPr>
+  </cs:trendline>
+  <cs:trendlineLabel>
+    <cs:lnRef idx="0"/>
+    <cs:fillRef idx="0"/>
+    <cs:effectRef idx="0"/>
+    <cs:fontRef idx="minor">
+      <a:schemeClr val="tx1">
+        <a:lumMod val="65000"/>
+        <a:lumOff val="35000"/>
+      </a:schemeClr>
+    </cs:fontRef>
+    <cs:defRPr sz="900" kern="1200"/>
+  </cs:trendlineLabel>
+  <cs:upBar>
+    <cs:lnRef idx="0"/>
+    <cs:fillRef idx="0"/>
+    <cs:effectRef idx="0"/>
+    <cs:fontRef idx="minor">
+      <a:schemeClr val="dk1"/>
+    </cs:fontRef>
+    <cs:spPr>
+      <a:solidFill>
+        <a:schemeClr val="lt1"/>
+      </a:solidFill>
+      <a:ln w="9525">
+        <a:solidFill>
+          <a:schemeClr val="tx1">
+            <a:lumMod val="15000"/>
+            <a:lumOff val="85000"/>
+          </a:schemeClr>
+        </a:solidFill>
+      </a:ln>
+    </cs:spPr>
+  </cs:upBar>
+  <cs:valueAxis>
+    <cs:lnRef idx="0"/>
+    <cs:fillRef idx="0"/>
+    <cs:effectRef idx="0"/>
+    <cs:fontRef idx="minor">
+      <a:schemeClr val="tx1">
+        <a:lumMod val="65000"/>
+        <a:lumOff val="35000"/>
+      </a:schemeClr>
+    </cs:fontRef>
+    <cs:defRPr sz="900" kern="1200"/>
+  </cs:valueAxis>
+  <cs:wall>
+    <cs:lnRef idx="0"/>
+    <cs:fillRef idx="0"/>
+    <cs:effectRef idx="0"/>
+    <cs:fontRef idx="minor">
+      <a:schemeClr val="tx1"/>
+    </cs:fontRef>
+    <cs:spPr>
+      <a:noFill/>
+      <a:ln>
+        <a:noFill/>
+      </a:ln>
+    </cs:spPr>
+  </cs:wall>
+</cs:chartStyle>
+</file>
+
+<file path=word/charts/style2.xml><?xml version="1.0" encoding="utf-8"?>
+<cs:chartStyle xmlns:cs="http://schemas.microsoft.com/office/drawing/2012/chartStyle" xmlns:a="http://schemas.openxmlformats.org/drawingml/2006/main" id="201">
+  <cs:axisTitle>
+    <cs:lnRef idx="0"/>
+    <cs:fillRef idx="0"/>
+    <cs:effectRef idx="0"/>
+    <cs:fontRef idx="minor">
+      <a:schemeClr val="tx1">
+        <a:lumMod val="65000"/>
+        <a:lumOff val="35000"/>
+      </a:schemeClr>
+    </cs:fontRef>
+    <cs:defRPr sz="1000" kern="1200"/>
+  </cs:axisTitle>
+  <cs:categoryAxis>
+    <cs:lnRef idx="0"/>
+    <cs:fillRef idx="0"/>
+    <cs:effectRef idx="0"/>
+    <cs:fontRef idx="minor">
+      <a:schemeClr val="tx1">
+        <a:lumMod val="65000"/>
+        <a:lumOff val="35000"/>
+      </a:schemeClr>
+    </cs:fontRef>
+    <cs:spPr>
+      <a:ln w="9525" cap="flat" cmpd="sng" algn="ctr">
+        <a:solidFill>
+          <a:schemeClr val="tx1">
+            <a:lumMod val="15000"/>
+            <a:lumOff val="85000"/>
+          </a:schemeClr>
+        </a:solidFill>
+        <a:round/>
+      </a:ln>
+    </cs:spPr>
+    <cs:defRPr sz="900" kern="1200"/>
+  </cs:categoryAxis>
+  <cs:chartArea mods="allowNoFillOverride allowNoLineOverride">
+    <cs:lnRef idx="0"/>
+    <cs:fillRef idx="0"/>
+    <cs:effectRef idx="0"/>
+    <cs:fontRef idx="minor">
+      <a:schemeClr val="tx1"/>
+    </cs:fontRef>
+    <cs:spPr>
+      <a:solidFill>
+        <a:schemeClr val="bg1"/>
+      </a:solidFill>
+      <a:ln w="9525" cap="flat" cmpd="sng" algn="ctr">
+        <a:solidFill>
+          <a:schemeClr val="tx1">
+            <a:lumMod val="15000"/>
+            <a:lumOff val="85000"/>
+          </a:schemeClr>
+        </a:solidFill>
+        <a:round/>
+      </a:ln>
+    </cs:spPr>
+    <cs:defRPr sz="1000" kern="1200"/>
+  </cs:chartArea>
+  <cs:dataLabel>
+    <cs:lnRef idx="0"/>
+    <cs:fillRef idx="0"/>
+    <cs:effectRef idx="0"/>
+    <cs:fontRef idx="minor">
+      <a:schemeClr val="tx1">
+        <a:lumMod val="75000"/>
+        <a:lumOff val="25000"/>
+      </a:schemeClr>
+    </cs:fontRef>
+    <cs:defRPr sz="900" kern="1200"/>
+  </cs:dataLabel>
+  <cs:dataLabelCallout>
+    <cs:lnRef idx="0"/>
+    <cs:fillRef idx="0"/>
+    <cs:effectRef idx="0"/>
+    <cs:fontRef idx="minor">
+      <a:schemeClr val="dk1">
+        <a:lumMod val="65000"/>
+        <a:lumOff val="35000"/>
+      </a:schemeClr>
+    </cs:fontRef>
+    <cs:spPr>
+      <a:solidFill>
+        <a:schemeClr val="lt1"/>
+      </a:solidFill>
+      <a:ln>
+        <a:solidFill>
+          <a:schemeClr val="dk1">
+            <a:lumMod val="25000"/>
+            <a:lumOff val="75000"/>
+          </a:schemeClr>
+        </a:solidFill>
+      </a:ln>
+    </cs:spPr>
+    <cs:defRPr sz="900" kern="1200"/>
+    <cs:bodyPr rot="0" spcFirstLastPara="1" vertOverflow="clip" horzOverflow="clip" vert="horz" wrap="square" lIns="36576" tIns="18288" rIns="36576" bIns="18288" anchor="ctr" anchorCtr="1">
+      <a:spAutoFit/>
+    </cs:bodyPr>
+  </cs:dataLabelCallout>
+  <cs:dataPoint>
+    <cs:lnRef idx="0"/>
+    <cs:fillRef idx="1">
+      <cs:styleClr val="auto"/>
+    </cs:fillRef>
+    <cs:effectRef idx="0"/>
+    <cs:fontRef idx="minor">
+      <a:schemeClr val="tx1"/>
+    </cs:fontRef>
+  </cs:dataPoint>
+  <cs:dataPoint3D>
+    <cs:lnRef idx="0"/>
+    <cs:fillRef idx="1">
+      <cs:styleClr val="auto"/>
+    </cs:fillRef>
+    <cs:effectRef idx="0"/>
+    <cs:fontRef idx="minor">
+      <a:schemeClr val="tx1"/>
+    </cs:fontRef>
+  </cs:dataPoint3D>
+  <cs:dataPointLine>
+    <cs:lnRef idx="0">
+      <cs:styleClr val="auto"/>
+    </cs:lnRef>
+    <cs:fillRef idx="1"/>
+    <cs:effectRef idx="0"/>
+    <cs:fontRef idx="minor">
+      <a:schemeClr val="tx1"/>
+    </cs:fontRef>
+    <cs:spPr>
+      <a:ln w="28575" cap="rnd">
+        <a:solidFill>
+          <a:schemeClr val="phClr"/>
+        </a:solidFill>
+        <a:round/>
+      </a:ln>
+    </cs:spPr>
+  </cs:dataPointLine>
+  <cs:dataPointMarker>
+    <cs:lnRef idx="0">
+      <cs:styleClr val="auto"/>
+    </cs:lnRef>
+    <cs:fillRef idx="1">
+      <cs:styleClr val="auto"/>
+    </cs:fillRef>
+    <cs:effectRef idx="0"/>
+    <cs:fontRef idx="minor">
+      <a:schemeClr val="tx1"/>
+    </cs:fontRef>
+    <cs:spPr>
+      <a:ln w="9525">
+        <a:solidFill>
+          <a:schemeClr val="phClr"/>
+        </a:solidFill>
+      </a:ln>
+    </cs:spPr>
+  </cs:dataPointMarker>
+  <cs:dataPointMarkerLayout symbol="circle" size="5"/>
+  <cs:dataPointWireframe>
+    <cs:lnRef idx="0">
+      <cs:styleClr val="auto"/>
+    </cs:lnRef>
+    <cs:fillRef idx="1"/>
+    <cs:effectRef idx="0"/>
+    <cs:fontRef idx="minor">
+      <a:schemeClr val="tx1"/>
+    </cs:fontRef>
+    <cs:spPr>
+      <a:ln w="9525" cap="rnd">
+        <a:solidFill>
+          <a:schemeClr val="phClr"/>
+        </a:solidFill>
+        <a:round/>
+      </a:ln>
+    </cs:spPr>
+  </cs:dataPointWireframe>
+  <cs:dataTable>
+    <cs:lnRef idx="0"/>
+    <cs:fillRef idx="0"/>
+    <cs:effectRef idx="0"/>
+    <cs:fontRef idx="minor">
+      <a:schemeClr val="tx1">
+        <a:lumMod val="65000"/>
+        <a:lumOff val="35000"/>
+      </a:schemeClr>
+    </cs:fontRef>
+    <cs:spPr>
+      <a:noFill/>
+      <a:ln w="9525" cap="flat" cmpd="sng" algn="ctr">
+        <a:solidFill>
+          <a:schemeClr val="tx1">
+            <a:lumMod val="15000"/>
+            <a:lumOff val="85000"/>
+          </a:schemeClr>
+        </a:solidFill>
+        <a:round/>
+      </a:ln>
+    </cs:spPr>
+    <cs:defRPr sz="900" kern="1200"/>
+  </cs:dataTable>
+  <cs:downBar>
+    <cs:lnRef idx="0"/>
+    <cs:fillRef idx="0"/>
+    <cs:effectRef idx="0"/>
+    <cs:fontRef idx="minor">
+      <a:schemeClr val="dk1"/>
+    </cs:fontRef>
+    <cs:spPr>
+      <a:solidFill>
+        <a:schemeClr val="dk1">
+          <a:lumMod val="65000"/>
+          <a:lumOff val="35000"/>
+        </a:schemeClr>
+      </a:solidFill>
+      <a:ln w="9525">
+        <a:solidFill>
+          <a:schemeClr val="tx1">
+            <a:lumMod val="65000"/>
+            <a:lumOff val="35000"/>
+          </a:schemeClr>
+        </a:solidFill>
+      </a:ln>
+    </cs:spPr>
+  </cs:downBar>
+  <cs:dropLine>
+    <cs:lnRef idx="0"/>
+    <cs:fillRef idx="0"/>
+    <cs:effectRef idx="0"/>
+    <cs:fontRef idx="minor">
+      <a:schemeClr val="tx1"/>
+    </cs:fontRef>
+    <cs:spPr>
+      <a:ln w="9525" cap="flat" cmpd="sng" algn="ctr">
+        <a:solidFill>
+          <a:schemeClr val="tx1">
+            <a:lumMod val="35000"/>
+            <a:lumOff val="65000"/>
+          </a:schemeClr>
+        </a:solidFill>
+        <a:round/>
+      </a:ln>
+    </cs:spPr>
+  </cs:dropLine>
+  <cs:errorBar>
+    <cs:lnRef idx="0"/>
+    <cs:fillRef idx="0"/>
+    <cs:effectRef idx="0"/>
+    <cs:fontRef idx="minor">
+      <a:schemeClr val="tx1"/>
+    </cs:fontRef>
+    <cs:spPr>
+      <a:ln w="9525" cap="flat" cmpd="sng" algn="ctr">
+        <a:solidFill>
+          <a:schemeClr val="tx1">
+            <a:lumMod val="65000"/>
+            <a:lumOff val="35000"/>
+          </a:schemeClr>
+        </a:solidFill>
+        <a:round/>
+      </a:ln>
+    </cs:spPr>
+  </cs:errorBar>
+  <cs:floor>
+    <cs:lnRef idx="0"/>
+    <cs:fillRef idx="0"/>
+    <cs:effectRef idx="0"/>
+    <cs:fontRef idx="minor">
+      <a:schemeClr val="tx1"/>
+    </cs:fontRef>
+    <cs:spPr>
+      <a:noFill/>
+      <a:ln>
+        <a:noFill/>
+      </a:ln>
+    </cs:spPr>
+  </cs:floor>
+  <cs:gridlineMajor>
+    <cs:lnRef idx="0"/>
+    <cs:fillRef idx="0"/>
+    <cs:effectRef idx="0"/>
+    <cs:fontRef idx="minor">
+      <a:schemeClr val="tx1"/>
+    </cs:fontRef>
+    <cs:spPr>
+      <a:ln w="9525" cap="flat" cmpd="sng" algn="ctr">
+        <a:solidFill>
+          <a:schemeClr val="tx1">
+            <a:lumMod val="15000"/>
+            <a:lumOff val="85000"/>
+          </a:schemeClr>
+        </a:solidFill>
+        <a:round/>
+      </a:ln>
+    </cs:spPr>
+  </cs:gridlineMajor>
+  <cs:gridlineMinor>
+    <cs:lnRef idx="0"/>
+    <cs:fillRef idx="0"/>
+    <cs:effectRef idx="0"/>
+    <cs:fontRef idx="minor">
+      <a:schemeClr val="tx1"/>
+    </cs:fontRef>
+    <cs:spPr>
+      <a:ln w="9525" cap="flat" cmpd="sng" algn="ctr">
+        <a:solidFill>
+          <a:schemeClr val="tx1">
+            <a:lumMod val="5000"/>
+            <a:lumOff val="95000"/>
+          </a:schemeClr>
+        </a:solidFill>
+        <a:round/>
+      </a:ln>
+    </cs:spPr>
+  </cs:gridlineMinor>
+  <cs:hiLoLine>
+    <cs:lnRef idx="0"/>
+    <cs:fillRef idx="0"/>
+    <cs:effectRef idx="0"/>
+    <cs:fontRef idx="minor">
+      <a:schemeClr val="tx1"/>
+    </cs:fontRef>
+    <cs:spPr>
+      <a:ln w="9525" cap="flat" cmpd="sng" algn="ctr">
+        <a:solidFill>
+          <a:schemeClr val="tx1">
+            <a:lumMod val="75000"/>
+            <a:lumOff val="25000"/>
+          </a:schemeClr>
+        </a:solidFill>
+        <a:round/>
+      </a:ln>
+    </cs:spPr>
+  </cs:hiLoLine>
+  <cs:leaderLine>
+    <cs:lnRef idx="0"/>
+    <cs:fillRef idx="0"/>
+    <cs:effectRef idx="0"/>
+    <cs:fontRef idx="minor">
+      <a:schemeClr val="tx1"/>
+    </cs:fontRef>
+    <cs:spPr>
+      <a:ln w="9525" cap="flat" cmpd="sng" algn="ctr">
+        <a:solidFill>
+          <a:schemeClr val="tx1">
+            <a:lumMod val="35000"/>
+            <a:lumOff val="65000"/>
+          </a:schemeClr>
+        </a:solidFill>
+        <a:round/>
+      </a:ln>
+    </cs:spPr>
+  </cs:leaderLine>
+  <cs:legend>
+    <cs:lnRef idx="0"/>
+    <cs:fillRef idx="0"/>
+    <cs:effectRef idx="0"/>
+    <cs:fontRef idx="minor">
+      <a:schemeClr val="tx1">
+        <a:lumMod val="65000"/>
+        <a:lumOff val="35000"/>
+      </a:schemeClr>
+    </cs:fontRef>
+    <cs:defRPr sz="900" kern="1200"/>
+  </cs:legend>
+  <cs:plotArea mods="allowNoFillOverride allowNoLineOverride">
+    <cs:lnRef idx="0"/>
+    <cs:fillRef idx="0"/>
+    <cs:effectRef idx="0"/>
+    <cs:fontRef idx="minor">
+      <a:schemeClr val="tx1"/>
+    </cs:fontRef>
+  </cs:plotArea>
+  <cs:plotArea3D mods="allowNoFillOverride allowNoLineOverride">
+    <cs:lnRef idx="0"/>
+    <cs:fillRef idx="0"/>
+    <cs:effectRef idx="0"/>
+    <cs:fontRef idx="minor">
+      <a:schemeClr val="tx1"/>
+    </cs:fontRef>
+  </cs:plotArea3D>
+  <cs:seriesAxis>
+    <cs:lnRef idx="0"/>
+    <cs:fillRef idx="0"/>
+    <cs:effectRef idx="0"/>
+    <cs:fontRef idx="minor">
+      <a:schemeClr val="tx1">
+        <a:lumMod val="65000"/>
+        <a:lumOff val="35000"/>
+      </a:schemeClr>
+    </cs:fontRef>
+    <cs:defRPr sz="900" kern="1200"/>
+  </cs:seriesAxis>
+  <cs:seriesLine>
+    <cs:lnRef idx="0"/>
+    <cs:fillRef idx="0"/>
+    <cs:effectRef idx="0"/>
+    <cs:fontRef idx="minor">
+      <a:schemeClr val="tx1"/>
+    </cs:fontRef>
+    <cs:spPr>
+      <a:ln w="9525" cap="flat" cmpd="sng" algn="ctr">
+        <a:solidFill>
+          <a:schemeClr val="tx1">
+            <a:lumMod val="35000"/>
+            <a:lumOff val="65000"/>
+          </a:schemeClr>
+        </a:solidFill>
+        <a:round/>
+      </a:ln>
+    </cs:spPr>
+  </cs:seriesLine>
+  <cs:title>
+    <cs:lnRef idx="0"/>
+    <cs:fillRef idx="0"/>
+    <cs:effectRef idx="0"/>
+    <cs:fontRef idx="minor">
+      <a:schemeClr val="tx1">
+        <a:lumMod val="65000"/>
+        <a:lumOff val="35000"/>
+      </a:schemeClr>
+    </cs:fontRef>
+    <cs:defRPr sz="1400" b="0" kern="1200" spc="0" baseline="0"/>
+  </cs:title>
+  <cs:trendline>
+    <cs:lnRef idx="0">
+      <cs:styleClr val="auto"/>
+    </cs:lnRef>
+    <cs:fillRef idx="0"/>
+    <cs:effectRef idx="0"/>
+    <cs:fontRef idx="minor">
+      <a:schemeClr val="tx1"/>
+    </cs:fontRef>
+    <cs:spPr>
+      <a:ln w="19050" cap="rnd">
+        <a:solidFill>
+          <a:schemeClr val="phClr"/>
+        </a:solidFill>
+        <a:prstDash val="sysDot"/>
+      </a:ln>
+    </cs:spPr>
+  </cs:trendline>
+  <cs:trendlineLabel>
+    <cs:lnRef idx="0"/>
+    <cs:fillRef idx="0"/>
+    <cs:effectRef idx="0"/>
+    <cs:fontRef idx="minor">
+      <a:schemeClr val="tx1">
+        <a:lumMod val="65000"/>
+        <a:lumOff val="35000"/>
+      </a:schemeClr>
+    </cs:fontRef>
+    <cs:defRPr sz="900" kern="1200"/>
+  </cs:trendlineLabel>
+  <cs:upBar>
+    <cs:lnRef idx="0"/>
+    <cs:fillRef idx="0"/>
+    <cs:effectRef idx="0"/>
+    <cs:fontRef idx="minor">
+      <a:schemeClr val="dk1"/>
+    </cs:fontRef>
+    <cs:spPr>
+      <a:solidFill>
+        <a:schemeClr val="lt1"/>
+      </a:solidFill>
+      <a:ln w="9525">
+        <a:solidFill>
+          <a:schemeClr val="tx1">
+            <a:lumMod val="15000"/>
+            <a:lumOff val="85000"/>
+          </a:schemeClr>
+        </a:solidFill>
+      </a:ln>
+    </cs:spPr>
+  </cs:upBar>
+  <cs:valueAxis>
+    <cs:lnRef idx="0"/>
+    <cs:fillRef idx="0"/>
+    <cs:effectRef idx="0"/>
+    <cs:fontRef idx="minor">
+      <a:schemeClr val="tx1">
+        <a:lumMod val="65000"/>
+        <a:lumOff val="35000"/>
+      </a:schemeClr>
+    </cs:fontRef>
+    <cs:defRPr sz="900" kern="1200"/>
+  </cs:valueAxis>
+  <cs:wall>
+    <cs:lnRef idx="0"/>
+    <cs:fillRef idx="0"/>
+    <cs:effectRef idx="0"/>
+    <cs:fontRef idx="minor">
+      <a:schemeClr val="tx1"/>
+    </cs:fontRef>
+    <cs:spPr>
+      <a:noFill/>
+      <a:ln>
+        <a:noFill/>
+      </a:ln>
+    </cs:spPr>
+  </cs:wall>
+</cs:chartStyle>
 </file>
 
 <file path=word/theme/theme1.xml><?xml version="1.0" encoding="utf-8"?>
